--- a/fabric/results/nodejs/smartbft/nodejs-results-smartbft-2025-11-29.docx
+++ b/fabric/results/nodejs/smartbft/nodejs-results-smartbft-2025-11-29.docx
@@ -3,1779 +3,4786 @@
 <w:document xmlns:wpc="http://schemas.microsoft.com/office/word/2010/wordprocessingCanvas" xmlns:cx="http://schemas.microsoft.com/office/drawing/2014/chartex" xmlns:cx1="http://schemas.microsoft.com/office/drawing/2015/9/8/chartex" xmlns:cx2="http://schemas.microsoft.com/office/drawing/2015/10/21/chartex" xmlns:cx3="http://schemas.microsoft.com/office/drawing/2016/5/9/chartex" xmlns:cx4="http://schemas.microsoft.com/office/drawing/2016/5/10/chartex" xmlns:cx5="http://schemas.microsoft.com/office/drawing/2016/5/11/chartex" xmlns:cx6="http://schemas.microsoft.com/office/drawing/2016/5/12/chartex" xmlns:cx7="http://schemas.microsoft.com/office/drawing/2016/5/13/chartex" xmlns:cx8="http://schemas.microsoft.com/office/drawing/2016/5/14/chartex" xmlns:mc="http://schemas.openxmlformats.org/markup-compatibility/2006" xmlns:aink="http://schemas.microsoft.com/office/drawing/2016/ink" xmlns:am3d="http://schemas.microsoft.com/office/drawing/2017/model3d" xmlns:o="urn:schemas-microsoft-com:office:office" xmlns:oel="http://schemas.microsoft.com/office/2019/extlst" xmlns:r="http://schemas.openxmlformats.org/officeDocument/2006/relationships" xmlns:m="http://schemas.openxmlformats.org/officeDocument/2006/math" xmlns:v="urn:schemas-microsoft-com:vml" xmlns:wp14="http://schemas.microsoft.com/office/word/2010/wordprocessingDrawing" xmlns:wp="http://schemas.openxmlformats.org/drawingml/2006/wordprocessingDrawing" xmlns:w10="urn:schemas-microsoft-com:office:word" xmlns:w="http://schemas.openxmlformats.org/wordprocessingml/2006/main" xmlns:w14="http://schemas.microsoft.com/office/word/2010/wordml" xmlns:w15="http://schemas.microsoft.com/office/word/2012/wordml" xmlns:w16cex="http://schemas.microsoft.com/office/word/2018/wordml/cex" xmlns:w16cid="http://schemas.microsoft.com/office/word/2016/wordml/cid" xmlns:w16="http://schemas.microsoft.com/office/word/2018/wordml" xmlns:w16du="http://schemas.microsoft.com/office/word/2023/wordml/word16du" xmlns:w16sdtdh="http://schemas.microsoft.com/office/word/2020/wordml/sdtdatahash" xmlns:w16sdtfl="http://schemas.microsoft.com/office/word/2024/wordml/sdtformatlock" xmlns:w16se="http://schemas.microsoft.com/office/word/2015/wordml/symex" xmlns:wpg="http://schemas.microsoft.com/office/word/2010/wordprocessingGroup" xmlns:wpi="http://schemas.microsoft.com/office/word/2010/wordprocessingInk" xmlns:wne="http://schemas.microsoft.com/office/word/2006/wordml" xmlns:wps="http://schemas.microsoft.com/office/word/2010/wordprocessingShape" mc:Ignorable="w14 w15 w16se w16cid w16 w16cex w16sdtdh w16sdtfl w16du wp14">
   <w:body>
     <w:p>
-      <w:r>
+      <w:pPr>
+        <w:jc w:val="both"/>
+        <w:rPr>
+          <w:rFonts w:ascii="Times New Roman" w:hAnsi="Times New Roman" w:cs="Times New Roman"/>
+          <w:i/>
+          <w:iCs/>
+        </w:rPr>
+      </w:pPr>
+      <w:r>
+        <w:rPr>
+          <w:rFonts w:ascii="Times New Roman" w:hAnsi="Times New Roman" w:cs="Times New Roman"/>
+          <w:i/>
+          <w:iCs/>
+        </w:rPr>
+        <w:t>This document records baseline SmartBFT benchmark results obtained from the Node.js RecordVote client under normal cluster availability. It is intended as a measurement log for comparison with degraded-orderer and policy-variant runs, not as a standalone deployment guide.</w:t>
+      </w:r>
+    </w:p>
+    <w:p>
+      <w:pPr>
+        <w:rPr>
+          <w:rFonts w:ascii="Times New Roman" w:hAnsi="Times New Roman" w:cs="Times New Roman"/>
+        </w:rPr>
+      </w:pPr>
+      <w:r>
+        <w:rPr>
+          <w:rFonts w:ascii="Times New Roman" w:hAnsi="Times New Roman" w:cs="Times New Roman"/>
+        </w:rPr>
         <w:t>ubuntu@Himanshu-Sharma:~/fab-election-bench/node-bft-client$ MAX_CONCURRENCY=1024 node recordvote-client.js</w:t>
       </w:r>
     </w:p>
     <w:p>
-      <w:r>
+      <w:pPr>
+        <w:rPr>
+          <w:rFonts w:ascii="Times New Roman" w:hAnsi="Times New Roman" w:cs="Times New Roman"/>
+        </w:rPr>
+      </w:pPr>
+      <w:r>
+        <w:rPr>
+          <w:rFonts w:ascii="Times New Roman" w:hAnsi="Times New Roman" w:cs="Times New Roman"/>
+        </w:rPr>
         <w:t>Loaded voters=2326, candidates=1478, booths=905</w:t>
       </w:r>
     </w:p>
-    <w:p/>
-    <w:p>
-      <w:r>
+    <w:p>
+      <w:pPr>
+        <w:jc w:val="both"/>
+        <w:rPr>
+          <w:rFonts w:ascii="Times New Roman" w:hAnsi="Times New Roman" w:cs="Times New Roman"/>
+          <w:i/>
+          <w:iCs/>
+        </w:rPr>
+      </w:pPr>
+      <w:r>
+        <w:rPr>
+          <w:rFonts w:ascii="Times New Roman" w:hAnsi="Times New Roman" w:cs="Times New Roman"/>
+          <w:i/>
+          <w:iCs/>
+        </w:rPr>
+        <w:t>This summary block should be treated as the compact benchmark result for citation or table construction. It is especially useful when the raw log contains repeated lines emitted during the same run.</w:t>
+      </w:r>
+    </w:p>
+    <w:p>
+      <w:pPr>
+        <w:rPr>
+          <w:rFonts w:ascii="Times New Roman" w:hAnsi="Times New Roman" w:cs="Times New Roman"/>
+        </w:rPr>
+      </w:pPr>
+      <w:r>
+        <w:rPr>
+          <w:rFonts w:ascii="Times New Roman" w:hAnsi="Times New Roman" w:cs="Times New Roman"/>
+        </w:rPr>
         <w:t>=== Round recordvote_10: tx=10, targetLoad=10, concurrency=10 ===</w:t>
       </w:r>
     </w:p>
     <w:p>
-      <w:r>
+      <w:pPr>
+        <w:rPr>
+          <w:rFonts w:ascii="Times New Roman" w:hAnsi="Times New Roman" w:cs="Times New Roman"/>
+        </w:rPr>
+      </w:pPr>
+      <w:r>
+        <w:rPr>
+          <w:rFonts w:ascii="Times New Roman" w:hAnsi="Times New Roman" w:cs="Times New Roman"/>
+        </w:rPr>
         <w:t>Round recordvote_10 done in 0.18s | succ=10, fail=0, TPS=54.76, avg=164.7ms, p95=182.4ms, p99=182.4ms</w:t>
       </w:r>
     </w:p>
     <w:p>
-      <w:r>
+      <w:pPr>
+        <w:rPr>
+          <w:rFonts w:ascii="Times New Roman" w:hAnsi="Times New Roman" w:cs="Times New Roman"/>
+        </w:rPr>
+      </w:pPr>
+      <w:r>
+        <w:rPr>
+          <w:rFonts w:ascii="Times New Roman" w:hAnsi="Times New Roman" w:cs="Times New Roman"/>
+        </w:rPr>
         <w:t>Round recordvote_10 done in 0.18s | succ=10, fail=0, TPS=54.70, avg=164.7ms, p95=182.4ms, p99=182.4ms</w:t>
       </w:r>
     </w:p>
     <w:p>
-      <w:r>
+      <w:pPr>
+        <w:rPr>
+          <w:rFonts w:ascii="Times New Roman" w:hAnsi="Times New Roman" w:cs="Times New Roman"/>
+        </w:rPr>
+      </w:pPr>
+      <w:r>
+        <w:rPr>
+          <w:rFonts w:ascii="Times New Roman" w:hAnsi="Times New Roman" w:cs="Times New Roman"/>
+        </w:rPr>
         <w:t>Round recordvote_10 done in 0.18s | succ=10, fail=0, TPS=54.67, avg=164.7ms, p95=182.4ms, p99=182.4ms</w:t>
       </w:r>
     </w:p>
     <w:p>
-      <w:r>
+      <w:pPr>
+        <w:rPr>
+          <w:rFonts w:ascii="Times New Roman" w:hAnsi="Times New Roman" w:cs="Times New Roman"/>
+        </w:rPr>
+      </w:pPr>
+      <w:r>
+        <w:rPr>
+          <w:rFonts w:ascii="Times New Roman" w:hAnsi="Times New Roman" w:cs="Times New Roman"/>
+        </w:rPr>
         <w:t>Round recordvote_10 done in 0.18s | succ=10, fail=0, TPS=54.66, avg=164.7ms, p95=182.4ms, p99=182.4ms</w:t>
       </w:r>
     </w:p>
     <w:p>
-      <w:r>
+      <w:pPr>
+        <w:rPr>
+          <w:rFonts w:ascii="Times New Roman" w:hAnsi="Times New Roman" w:cs="Times New Roman"/>
+        </w:rPr>
+      </w:pPr>
+      <w:r>
+        <w:rPr>
+          <w:rFonts w:ascii="Times New Roman" w:hAnsi="Times New Roman" w:cs="Times New Roman"/>
+        </w:rPr>
         <w:t>Round recordvote_10 done in 0.18s | succ=10, fail=0, TPS=54.64, avg=164.7ms, p95=182.4ms, p99=182.4ms</w:t>
       </w:r>
     </w:p>
     <w:p>
-      <w:r>
+      <w:pPr>
+        <w:rPr>
+          <w:rFonts w:ascii="Times New Roman" w:hAnsi="Times New Roman" w:cs="Times New Roman"/>
+        </w:rPr>
+      </w:pPr>
+      <w:r>
+        <w:rPr>
+          <w:rFonts w:ascii="Times New Roman" w:hAnsi="Times New Roman" w:cs="Times New Roman"/>
+        </w:rPr>
         <w:t>Round recordvote_10 done in 0.18s | succ=10, fail=0, TPS=54.62, avg=164.7ms, p95=182.4ms, p99=182.4ms</w:t>
       </w:r>
     </w:p>
     <w:p>
-      <w:r>
+      <w:pPr>
+        <w:rPr>
+          <w:rFonts w:ascii="Times New Roman" w:hAnsi="Times New Roman" w:cs="Times New Roman"/>
+        </w:rPr>
+      </w:pPr>
+      <w:r>
+        <w:rPr>
+          <w:rFonts w:ascii="Times New Roman" w:hAnsi="Times New Roman" w:cs="Times New Roman"/>
+        </w:rPr>
         <w:t>Round recordvote_10 done in 0.18s | succ=10, fail=0, TPS=54.60, avg=164.7ms, p95=182.4ms, p99=182.4ms</w:t>
       </w:r>
     </w:p>
     <w:p>
-      <w:r>
+      <w:pPr>
+        <w:rPr>
+          <w:rFonts w:ascii="Times New Roman" w:hAnsi="Times New Roman" w:cs="Times New Roman"/>
+        </w:rPr>
+      </w:pPr>
+      <w:r>
+        <w:rPr>
+          <w:rFonts w:ascii="Times New Roman" w:hAnsi="Times New Roman" w:cs="Times New Roman"/>
+        </w:rPr>
         <w:t>Round recordvote_10 done in 0.18s | succ=10, fail=0, TPS=54.54, avg=164.7ms, p95=182.4ms, p99=182.4ms</w:t>
       </w:r>
     </w:p>
     <w:p>
-      <w:r>
+      <w:pPr>
+        <w:rPr>
+          <w:rFonts w:ascii="Times New Roman" w:hAnsi="Times New Roman" w:cs="Times New Roman"/>
+        </w:rPr>
+      </w:pPr>
+      <w:r>
+        <w:rPr>
+          <w:rFonts w:ascii="Times New Roman" w:hAnsi="Times New Roman" w:cs="Times New Roman"/>
+        </w:rPr>
         <w:t>Round recordvote_10 done in 0.18s | succ=10, fail=0, TPS=54.52, avg=164.7ms, p95=182.4ms, p99=182.4ms</w:t>
       </w:r>
     </w:p>
     <w:p>
-      <w:r>
+      <w:pPr>
+        <w:rPr>
+          <w:rFonts w:ascii="Times New Roman" w:hAnsi="Times New Roman" w:cs="Times New Roman"/>
+        </w:rPr>
+      </w:pPr>
+      <w:r>
+        <w:rPr>
+          <w:rFonts w:ascii="Times New Roman" w:hAnsi="Times New Roman" w:cs="Times New Roman"/>
+        </w:rPr>
         <w:t>Round recordvote_10 done in 0.18s | succ=10, fail=0, TPS=54.49, avg=164.7ms, p95=182.4ms, p99=182.4ms</w:t>
       </w:r>
     </w:p>
-    <w:p/>
-    <w:p>
-      <w:r>
+    <w:p>
+      <w:pPr>
+        <w:rPr>
+          <w:rFonts w:ascii="Times New Roman" w:hAnsi="Times New Roman" w:cs="Times New Roman"/>
+        </w:rPr>
+      </w:pPr>
+    </w:p>
+    <w:p>
+      <w:pPr>
+        <w:rPr>
+          <w:rFonts w:ascii="Times New Roman" w:hAnsi="Times New Roman" w:cs="Times New Roman"/>
+        </w:rPr>
+      </w:pPr>
+      <w:r>
+        <w:rPr>
+          <w:rFonts w:ascii="Times New Roman" w:hAnsi="Times New Roman" w:cs="Times New Roman"/>
+        </w:rPr>
         <w:t>=== Round recordvote_100: tx=100, targetLoad=100, concurrency=100 ===</w:t>
       </w:r>
     </w:p>
     <w:p>
-      <w:r>
+      <w:pPr>
+        <w:rPr>
+          <w:rFonts w:ascii="Times New Roman" w:hAnsi="Times New Roman" w:cs="Times New Roman"/>
+        </w:rPr>
+      </w:pPr>
+      <w:r>
+        <w:rPr>
+          <w:rFonts w:ascii="Times New Roman" w:hAnsi="Times New Roman" w:cs="Times New Roman"/>
+        </w:rPr>
         <w:t>Round recordvote_100 done in 0.52s | succ=100, fail=0, TPS=193.82, avg=375.8ms, p95=484.6ms, p99=499.1ms</w:t>
       </w:r>
     </w:p>
     <w:p>
-      <w:r>
+      <w:pPr>
+        <w:rPr>
+          <w:rFonts w:ascii="Times New Roman" w:hAnsi="Times New Roman" w:cs="Times New Roman"/>
+        </w:rPr>
+      </w:pPr>
+      <w:r>
+        <w:rPr>
+          <w:rFonts w:ascii="Times New Roman" w:hAnsi="Times New Roman" w:cs="Times New Roman"/>
+        </w:rPr>
         <w:t>Round recordvote_100 done in 0.52s | succ=100, fail=0, TPS=193.77, avg=375.8ms, p95=484.6ms, p99=499.1ms</w:t>
       </w:r>
     </w:p>
     <w:p>
-      <w:r>
+      <w:pPr>
+        <w:rPr>
+          <w:rFonts w:ascii="Times New Roman" w:hAnsi="Times New Roman" w:cs="Times New Roman"/>
+        </w:rPr>
+      </w:pPr>
+      <w:r>
+        <w:rPr>
+          <w:rFonts w:ascii="Times New Roman" w:hAnsi="Times New Roman" w:cs="Times New Roman"/>
+        </w:rPr>
         <w:t>Round recordvote_100 done in 0.52s | succ=100, fail=0, TPS=193.73, avg=375.8ms, p95=484.6ms, p99=499.1ms</w:t>
       </w:r>
     </w:p>
     <w:p>
-      <w:r>
+      <w:pPr>
+        <w:rPr>
+          <w:rFonts w:ascii="Times New Roman" w:hAnsi="Times New Roman" w:cs="Times New Roman"/>
+        </w:rPr>
+      </w:pPr>
+      <w:r>
+        <w:rPr>
+          <w:rFonts w:ascii="Times New Roman" w:hAnsi="Times New Roman" w:cs="Times New Roman"/>
+        </w:rPr>
+        <w:lastRenderedPageBreak/>
         <w:t>Round recordvote_100 done in 0.52s | succ=100, fail=0, TPS=193.69, avg=375.8ms, p95=484.6ms, p99=499.1ms</w:t>
       </w:r>
     </w:p>
     <w:p>
-      <w:r>
+      <w:pPr>
+        <w:rPr>
+          <w:rFonts w:ascii="Times New Roman" w:hAnsi="Times New Roman" w:cs="Times New Roman"/>
+        </w:rPr>
+      </w:pPr>
+      <w:r>
+        <w:rPr>
+          <w:rFonts w:ascii="Times New Roman" w:hAnsi="Times New Roman" w:cs="Times New Roman"/>
+        </w:rPr>
         <w:t>Round recordvote_100 done in 0.52s | succ=100, fail=0, TPS=193.65, avg=375.8ms, p95=484.6ms, p99=499.1ms</w:t>
       </w:r>
     </w:p>
     <w:p>
-      <w:r>
+      <w:pPr>
+        <w:rPr>
+          <w:rFonts w:ascii="Times New Roman" w:hAnsi="Times New Roman" w:cs="Times New Roman"/>
+        </w:rPr>
+      </w:pPr>
+      <w:r>
+        <w:rPr>
+          <w:rFonts w:ascii="Times New Roman" w:hAnsi="Times New Roman" w:cs="Times New Roman"/>
+        </w:rPr>
+        <w:t>Round recordvote_100 done in 0.52s | succ=100, fail=0, TPS=193.63, avg=375.8ms, p95=484.6ms, p99=499.1ms</w:t>
+      </w:r>
+    </w:p>
+    <w:p>
+      <w:pPr>
+        <w:rPr>
+          <w:rFonts w:ascii="Times New Roman" w:hAnsi="Times New Roman" w:cs="Times New Roman"/>
+        </w:rPr>
+      </w:pPr>
+      <w:r>
+        <w:rPr>
+          <w:rFonts w:ascii="Times New Roman" w:hAnsi="Times New Roman" w:cs="Times New Roman"/>
+        </w:rPr>
+        <w:t>Round recordvote_100 done in 0.52s | succ=100, fail=0, TPS=193.59, avg=375.8ms, p95=484.6ms, p99=499.1ms</w:t>
+      </w:r>
+    </w:p>
+    <w:p>
+      <w:pPr>
+        <w:rPr>
+          <w:rFonts w:ascii="Times New Roman" w:hAnsi="Times New Roman" w:cs="Times New Roman"/>
+        </w:rPr>
+      </w:pPr>
+      <w:r>
+        <w:rPr>
+          <w:rFonts w:ascii="Times New Roman" w:hAnsi="Times New Roman" w:cs="Times New Roman"/>
+        </w:rPr>
+        <w:t>Round recordvote_100 done in 0.52s | succ=100, fail=0, TPS=193.56, avg=375.8ms, p95=484.6ms, p99=499.1ms</w:t>
+      </w:r>
+    </w:p>
+    <w:p>
+      <w:pPr>
+        <w:rPr>
+          <w:rFonts w:ascii="Times New Roman" w:hAnsi="Times New Roman" w:cs="Times New Roman"/>
+        </w:rPr>
+      </w:pPr>
+      <w:r>
+        <w:rPr>
+          <w:rFonts w:ascii="Times New Roman" w:hAnsi="Times New Roman" w:cs="Times New Roman"/>
+        </w:rPr>
+        <w:t>Round recordvote_100 done in 0.52s | succ=100, fail=0, TPS=193.52, avg=375.8ms, p95=484.6ms, p99=499.1ms</w:t>
+      </w:r>
+    </w:p>
+    <w:p>
+      <w:pPr>
+        <w:rPr>
+          <w:rFonts w:ascii="Times New Roman" w:hAnsi="Times New Roman" w:cs="Times New Roman"/>
+        </w:rPr>
+      </w:pPr>
+      <w:r>
+        <w:rPr>
+          <w:rFonts w:ascii="Times New Roman" w:hAnsi="Times New Roman" w:cs="Times New Roman"/>
+        </w:rPr>
+        <w:t>Round recordvote_100 done in 0.52s | succ=100, fail=0, TPS=193.47, avg=375.8ms, p95=484.6ms, p99=499.1ms</w:t>
+      </w:r>
+    </w:p>
+    <w:p>
+      <w:pPr>
+        <w:rPr>
+          <w:rFonts w:ascii="Times New Roman" w:hAnsi="Times New Roman" w:cs="Times New Roman"/>
+        </w:rPr>
+      </w:pPr>
+      <w:r>
+        <w:rPr>
+          <w:rFonts w:ascii="Times New Roman" w:hAnsi="Times New Roman" w:cs="Times New Roman"/>
+        </w:rPr>
+        <w:t>Round recordvote_100 done in 0.52s | succ=100, fail=0, TPS=193.44, avg=375.8ms, p95=484.6ms, p99=499.1ms</w:t>
+      </w:r>
+    </w:p>
+    <w:p>
+      <w:pPr>
+        <w:rPr>
+          <w:rFonts w:ascii="Times New Roman" w:hAnsi="Times New Roman" w:cs="Times New Roman"/>
+        </w:rPr>
+      </w:pPr>
+      <w:r>
+        <w:rPr>
+          <w:rFonts w:ascii="Times New Roman" w:hAnsi="Times New Roman" w:cs="Times New Roman"/>
+        </w:rPr>
+        <w:t>Round recordvote_100 done in 0.52s | succ=100, fail=0, TPS=193.41, avg=375.8ms, p95=484.6ms, p99=499.1ms</w:t>
+      </w:r>
+    </w:p>
+    <w:p>
+      <w:pPr>
+        <w:rPr>
+          <w:rFonts w:ascii="Times New Roman" w:hAnsi="Times New Roman" w:cs="Times New Roman"/>
+        </w:rPr>
+      </w:pPr>
+      <w:r>
+        <w:rPr>
+          <w:rFonts w:ascii="Times New Roman" w:hAnsi="Times New Roman" w:cs="Times New Roman"/>
+        </w:rPr>
+        <w:t>Round recordvote_100 done in 0.52s | succ=100, fail=0, TPS=193.38, avg=375.8ms, p95=484.6ms, p99=499.1ms</w:t>
+      </w:r>
+    </w:p>
+    <w:p>
+      <w:pPr>
+        <w:rPr>
+          <w:rFonts w:ascii="Times New Roman" w:hAnsi="Times New Roman" w:cs="Times New Roman"/>
+        </w:rPr>
+      </w:pPr>
+      <w:r>
+        <w:rPr>
+          <w:rFonts w:ascii="Times New Roman" w:hAnsi="Times New Roman" w:cs="Times New Roman"/>
+        </w:rPr>
+        <w:t>Round recordvote_100 done in 0.52s | succ=100, fail=0, TPS=193.34, avg=375.8ms, p95=484.6ms, p99=499.1ms</w:t>
+      </w:r>
+    </w:p>
+    <w:p>
+      <w:pPr>
+        <w:rPr>
+          <w:rFonts w:ascii="Times New Roman" w:hAnsi="Times New Roman" w:cs="Times New Roman"/>
+        </w:rPr>
+      </w:pPr>
+      <w:r>
+        <w:rPr>
+          <w:rFonts w:ascii="Times New Roman" w:hAnsi="Times New Roman" w:cs="Times New Roman"/>
+        </w:rPr>
+        <w:t>Round recordvote_100 done in 0.52s | succ=100, fail=0, TPS=193.31, avg=375.8ms, p95=484.6ms, p99=499.1ms</w:t>
+      </w:r>
+    </w:p>
+    <w:p>
+      <w:pPr>
+        <w:rPr>
+          <w:rFonts w:ascii="Times New Roman" w:hAnsi="Times New Roman" w:cs="Times New Roman"/>
+        </w:rPr>
+      </w:pPr>
+      <w:r>
+        <w:rPr>
+          <w:rFonts w:ascii="Times New Roman" w:hAnsi="Times New Roman" w:cs="Times New Roman"/>
+        </w:rPr>
+        <w:t>Round recordvote_100 done in 0.52s | succ=100, fail=0, TPS=193.28, avg=375.8ms, p95=484.6ms, p99=499.1ms</w:t>
+      </w:r>
+    </w:p>
+    <w:p>
+      <w:pPr>
+        <w:rPr>
+          <w:rFonts w:ascii="Times New Roman" w:hAnsi="Times New Roman" w:cs="Times New Roman"/>
+        </w:rPr>
+      </w:pPr>
+      <w:r>
+        <w:rPr>
+          <w:rFonts w:ascii="Times New Roman" w:hAnsi="Times New Roman" w:cs="Times New Roman"/>
+        </w:rPr>
+        <w:t>Round recordvote_100 done in 0.52s | succ=100, fail=0, TPS=193.26, avg=375.8ms, p95=484.6ms, p99=499.1ms</w:t>
+      </w:r>
+    </w:p>
+    <w:p>
+      <w:pPr>
+        <w:rPr>
+          <w:rFonts w:ascii="Times New Roman" w:hAnsi="Times New Roman" w:cs="Times New Roman"/>
+        </w:rPr>
+      </w:pPr>
+      <w:r>
+        <w:rPr>
+          <w:rFonts w:ascii="Times New Roman" w:hAnsi="Times New Roman" w:cs="Times New Roman"/>
+        </w:rPr>
+        <w:t>Round recordvote_100 done in 0.52s | succ=100, fail=0, TPS=193.23, avg=375.8ms, p95=484.6ms, p99=499.1ms</w:t>
+      </w:r>
+    </w:p>
+    <w:p>
+      <w:pPr>
+        <w:rPr>
+          <w:rFonts w:ascii="Times New Roman" w:hAnsi="Times New Roman" w:cs="Times New Roman"/>
+        </w:rPr>
+      </w:pPr>
+      <w:r>
+        <w:rPr>
+          <w:rFonts w:ascii="Times New Roman" w:hAnsi="Times New Roman" w:cs="Times New Roman"/>
+        </w:rPr>
+        <w:t>Round recordvote_100 done in 0.52s | succ=100, fail=0, TPS=193.21, avg=375.8ms, p95=484.6ms, p99=499.1ms</w:t>
+      </w:r>
+    </w:p>
+    <w:p>
+      <w:pPr>
+        <w:rPr>
+          <w:rFonts w:ascii="Times New Roman" w:hAnsi="Times New Roman" w:cs="Times New Roman"/>
+        </w:rPr>
+      </w:pPr>
+      <w:r>
+        <w:rPr>
+          <w:rFonts w:ascii="Times New Roman" w:hAnsi="Times New Roman" w:cs="Times New Roman"/>
+        </w:rPr>
+        <w:t>Round recordvote_100 done in 0.52s | succ=100, fail=0, TPS=193.18, avg=375.8ms, p95=484.6ms, p99=499.1ms</w:t>
+      </w:r>
+    </w:p>
+    <w:p>
+      <w:pPr>
+        <w:rPr>
+          <w:rFonts w:ascii="Times New Roman" w:hAnsi="Times New Roman" w:cs="Times New Roman"/>
+        </w:rPr>
+      </w:pPr>
+      <w:r>
+        <w:rPr>
+          <w:rFonts w:ascii="Times New Roman" w:hAnsi="Times New Roman" w:cs="Times New Roman"/>
+        </w:rPr>
+        <w:t>Round recordvote_100 done in 0.52s | succ=100, fail=0, TPS=193.15, avg=375.8ms, p95=484.6ms, p99=499.1ms</w:t>
+      </w:r>
+    </w:p>
+    <w:p>
+      <w:pPr>
+        <w:rPr>
+          <w:rFonts w:ascii="Times New Roman" w:hAnsi="Times New Roman" w:cs="Times New Roman"/>
+        </w:rPr>
+      </w:pPr>
+      <w:r>
+        <w:rPr>
+          <w:rFonts w:ascii="Times New Roman" w:hAnsi="Times New Roman" w:cs="Times New Roman"/>
+        </w:rPr>
+        <w:t>Round recordvote_100 done in 0.52s | succ=100, fail=0, TPS=193.13, avg=375.8ms, p95=484.6ms, p99=499.1ms</w:t>
+      </w:r>
+    </w:p>
+    <w:p>
+      <w:pPr>
+        <w:rPr>
+          <w:rFonts w:ascii="Times New Roman" w:hAnsi="Times New Roman" w:cs="Times New Roman"/>
+        </w:rPr>
+      </w:pPr>
+      <w:r>
+        <w:rPr>
+          <w:rFonts w:ascii="Times New Roman" w:hAnsi="Times New Roman" w:cs="Times New Roman"/>
+        </w:rPr>
+        <w:t>Round recordvote_100 done in 0.52s | succ=100, fail=0, TPS=193.09, avg=375.8ms, p95=484.6ms, p99=499.1ms</w:t>
+      </w:r>
+    </w:p>
+    <w:p>
+      <w:pPr>
+        <w:rPr>
+          <w:rFonts w:ascii="Times New Roman" w:hAnsi="Times New Roman" w:cs="Times New Roman"/>
+        </w:rPr>
+      </w:pPr>
+      <w:r>
+        <w:rPr>
+          <w:rFonts w:ascii="Times New Roman" w:hAnsi="Times New Roman" w:cs="Times New Roman"/>
+        </w:rPr>
         <w:lastRenderedPageBreak/>
-        <w:t>Round recordvote_100 done in 0.52s | succ=100, fail=0, TPS=193.63, avg=375.8ms, p95=484.6ms, p99=499.1ms</w:t>
-      </w:r>
-    </w:p>
-    <w:p>
-      <w:r>
-        <w:t>Round recordvote_100 done in 0.52s | succ=100, fail=0, TPS=193.59, avg=375.8ms, p95=484.6ms, p99=499.1ms</w:t>
-      </w:r>
-    </w:p>
-    <w:p>
-      <w:r>
-        <w:t>Round recordvote_100 done in 0.52s | succ=100, fail=0, TPS=193.56, avg=375.8ms, p95=484.6ms, p99=499.1ms</w:t>
-      </w:r>
-    </w:p>
-    <w:p>
-      <w:r>
-        <w:t>Round recordvote_100 done in 0.52s | succ=100, fail=0, TPS=193.52, avg=375.8ms, p95=484.6ms, p99=499.1ms</w:t>
-      </w:r>
-    </w:p>
-    <w:p>
-      <w:r>
-        <w:t>Round recordvote_100 done in 0.52s | succ=100, fail=0, TPS=193.47, avg=375.8ms, p95=484.6ms, p99=499.1ms</w:t>
-      </w:r>
-    </w:p>
-    <w:p>
-      <w:r>
-        <w:t>Round recordvote_100 done in 0.52s | succ=100, fail=0, TPS=193.44, avg=375.8ms, p95=484.6ms, p99=499.1ms</w:t>
-      </w:r>
-    </w:p>
-    <w:p>
-      <w:r>
-        <w:t>Round recordvote_100 done in 0.52s | succ=100, fail=0, TPS=193.41, avg=375.8ms, p95=484.6ms, p99=499.1ms</w:t>
-      </w:r>
-    </w:p>
-    <w:p>
-      <w:r>
-        <w:t>Round recordvote_100 done in 0.52s | succ=100, fail=0, TPS=193.38, avg=375.8ms, p95=484.6ms, p99=499.1ms</w:t>
-      </w:r>
-    </w:p>
-    <w:p>
-      <w:r>
-        <w:t>Round recordvote_100 done in 0.52s | succ=100, fail=0, TPS=193.34, avg=375.8ms, p95=484.6ms, p99=499.1ms</w:t>
-      </w:r>
-    </w:p>
-    <w:p>
-      <w:r>
-        <w:t>Round recordvote_100 done in 0.52s | succ=100, fail=0, TPS=193.31, avg=375.8ms, p95=484.6ms, p99=499.1ms</w:t>
-      </w:r>
-    </w:p>
-    <w:p>
-      <w:r>
-        <w:t>Round recordvote_100 done in 0.52s | succ=100, fail=0, TPS=193.28, avg=375.8ms, p95=484.6ms, p99=499.1ms</w:t>
-      </w:r>
-    </w:p>
-    <w:p>
-      <w:r>
-        <w:t>Round recordvote_100 done in 0.52s | succ=100, fail=0, TPS=193.26, avg=375.8ms, p95=484.6ms, p99=499.1ms</w:t>
-      </w:r>
-    </w:p>
-    <w:p>
-      <w:r>
-        <w:t>Round recordvote_100 done in 0.52s | succ=100, fail=0, TPS=193.23, avg=375.8ms, p95=484.6ms, p99=499.1ms</w:t>
-      </w:r>
-    </w:p>
-    <w:p>
-      <w:r>
-        <w:t>Round recordvote_100 done in 0.52s | succ=100, fail=0, TPS=193.21, avg=375.8ms, p95=484.6ms, p99=499.1ms</w:t>
-      </w:r>
-    </w:p>
-    <w:p>
-      <w:r>
-        <w:t>Round recordvote_100 done in 0.52s | succ=100, fail=0, TPS=193.18, avg=375.8ms, p95=484.6ms, p99=499.1ms</w:t>
-      </w:r>
-    </w:p>
-    <w:p>
-      <w:r>
-        <w:t>Round recordvote_100 done in 0.52s | succ=100, fail=0, TPS=193.15, avg=375.8ms, p95=484.6ms, p99=499.1ms</w:t>
-      </w:r>
-    </w:p>
-    <w:p>
-      <w:r>
-        <w:t>Round recordvote_100 done in 0.52s | succ=100, fail=0, TPS=193.13, avg=375.8ms, p95=484.6ms, p99=499.1ms</w:t>
-      </w:r>
-    </w:p>
-    <w:p>
-      <w:r>
-        <w:t>Round recordvote_100 done in 0.52s | succ=100, fail=0, TPS=193.09, avg=375.8ms, p95=484.6ms, p99=499.1ms</w:t>
-      </w:r>
-    </w:p>
-    <w:p>
-      <w:r>
         <w:t>Round recordvote_100 done in 0.52s | succ=100, fail=0, TPS=193.06, avg=375.8ms, p95=484.6ms, p99=499.1ms</w:t>
       </w:r>
     </w:p>
     <w:p>
-      <w:r>
-        <w:lastRenderedPageBreak/>
+      <w:pPr>
+        <w:rPr>
+          <w:rFonts w:ascii="Times New Roman" w:hAnsi="Times New Roman" w:cs="Times New Roman"/>
+        </w:rPr>
+      </w:pPr>
+      <w:r>
+        <w:rPr>
+          <w:rFonts w:ascii="Times New Roman" w:hAnsi="Times New Roman" w:cs="Times New Roman"/>
+        </w:rPr>
         <w:t>Round recordvote_100 done in 0.52s | succ=100, fail=0, TPS=193.04, avg=375.8ms, p95=484.6ms, p99=499.1ms</w:t>
       </w:r>
     </w:p>
     <w:p>
-      <w:r>
+      <w:pPr>
+        <w:rPr>
+          <w:rFonts w:ascii="Times New Roman" w:hAnsi="Times New Roman" w:cs="Times New Roman"/>
+        </w:rPr>
+      </w:pPr>
+      <w:r>
+        <w:rPr>
+          <w:rFonts w:ascii="Times New Roman" w:hAnsi="Times New Roman" w:cs="Times New Roman"/>
+        </w:rPr>
         <w:t>Round recordvote_100 done in 0.52s | succ=100, fail=0, TPS=193.01, avg=375.8ms, p95=484.6ms, p99=499.1ms</w:t>
       </w:r>
     </w:p>
     <w:p>
-      <w:r>
+      <w:pPr>
+        <w:rPr>
+          <w:rFonts w:ascii="Times New Roman" w:hAnsi="Times New Roman" w:cs="Times New Roman"/>
+        </w:rPr>
+      </w:pPr>
+      <w:r>
+        <w:rPr>
+          <w:rFonts w:ascii="Times New Roman" w:hAnsi="Times New Roman" w:cs="Times New Roman"/>
+        </w:rPr>
         <w:t>Round recordvote_100 done in 0.52s | succ=100, fail=0, TPS=192.99, avg=375.8ms, p95=484.6ms, p99=499.1ms</w:t>
       </w:r>
     </w:p>
     <w:p>
-      <w:r>
+      <w:pPr>
+        <w:rPr>
+          <w:rFonts w:ascii="Times New Roman" w:hAnsi="Times New Roman" w:cs="Times New Roman"/>
+        </w:rPr>
+      </w:pPr>
+      <w:r>
+        <w:rPr>
+          <w:rFonts w:ascii="Times New Roman" w:hAnsi="Times New Roman" w:cs="Times New Roman"/>
+        </w:rPr>
         <w:t>Round recordvote_100 done in 0.52s | succ=100, fail=0, TPS=192.96, avg=375.8ms, p95=484.6ms, p99=499.1ms</w:t>
       </w:r>
     </w:p>
     <w:p>
-      <w:r>
+      <w:pPr>
+        <w:rPr>
+          <w:rFonts w:ascii="Times New Roman" w:hAnsi="Times New Roman" w:cs="Times New Roman"/>
+        </w:rPr>
+      </w:pPr>
+      <w:r>
+        <w:rPr>
+          <w:rFonts w:ascii="Times New Roman" w:hAnsi="Times New Roman" w:cs="Times New Roman"/>
+        </w:rPr>
         <w:t>Round recordvote_100 done in 0.52s | succ=100, fail=0, TPS=192.93, avg=375.8ms, p95=484.6ms, p99=499.1ms</w:t>
       </w:r>
     </w:p>
     <w:p>
-      <w:r>
+      <w:pPr>
+        <w:rPr>
+          <w:rFonts w:ascii="Times New Roman" w:hAnsi="Times New Roman" w:cs="Times New Roman"/>
+        </w:rPr>
+      </w:pPr>
+      <w:r>
+        <w:rPr>
+          <w:rFonts w:ascii="Times New Roman" w:hAnsi="Times New Roman" w:cs="Times New Roman"/>
+        </w:rPr>
         <w:t>Round recordvote_100 done in 0.52s | succ=100, fail=0, TPS=192.90, avg=375.8ms, p95=484.6ms, p99=499.1ms</w:t>
       </w:r>
     </w:p>
     <w:p>
-      <w:r>
+      <w:pPr>
+        <w:rPr>
+          <w:rFonts w:ascii="Times New Roman" w:hAnsi="Times New Roman" w:cs="Times New Roman"/>
+        </w:rPr>
+      </w:pPr>
+      <w:r>
+        <w:rPr>
+          <w:rFonts w:ascii="Times New Roman" w:hAnsi="Times New Roman" w:cs="Times New Roman"/>
+        </w:rPr>
         <w:t>Round recordvote_100 done in 0.52s | succ=100, fail=0, TPS=192.85, avg=375.8ms, p95=484.6ms, p99=499.1ms</w:t>
       </w:r>
     </w:p>
-    <w:p/>
-    <w:p>
-      <w:r>
+    <w:p>
+      <w:pPr>
+        <w:rPr>
+          <w:rFonts w:ascii="Times New Roman" w:hAnsi="Times New Roman" w:cs="Times New Roman"/>
+        </w:rPr>
+      </w:pPr>
+    </w:p>
+    <w:p>
+      <w:pPr>
+        <w:rPr>
+          <w:rFonts w:ascii="Times New Roman" w:hAnsi="Times New Roman" w:cs="Times New Roman"/>
+        </w:rPr>
+      </w:pPr>
+      <w:r>
+        <w:rPr>
+          <w:rFonts w:ascii="Times New Roman" w:hAnsi="Times New Roman" w:cs="Times New Roman"/>
+        </w:rPr>
         <w:t>=== Round recordvote_1000: tx=1000, targetLoad=1000, concurrency=1000 ===</w:t>
       </w:r>
     </w:p>
     <w:p>
-      <w:r>
+      <w:pPr>
+        <w:rPr>
+          <w:rFonts w:ascii="Times New Roman" w:hAnsi="Times New Roman" w:cs="Times New Roman"/>
+        </w:rPr>
+      </w:pPr>
+      <w:r>
+        <w:rPr>
+          <w:rFonts w:ascii="Times New Roman" w:hAnsi="Times New Roman" w:cs="Times New Roman"/>
+        </w:rPr>
         <w:t>Round recordvote_1000 done in 3.67s | succ=1000, fail=0, TPS=272.75, avg=2077.3ms, p95=2914.5ms, p99=3440.1ms</w:t>
       </w:r>
     </w:p>
     <w:p>
-      <w:r>
+      <w:pPr>
+        <w:rPr>
+          <w:rFonts w:ascii="Times New Roman" w:hAnsi="Times New Roman" w:cs="Times New Roman"/>
+        </w:rPr>
+      </w:pPr>
+      <w:r>
+        <w:rPr>
+          <w:rFonts w:ascii="Times New Roman" w:hAnsi="Times New Roman" w:cs="Times New Roman"/>
+        </w:rPr>
         <w:t>Round recordvote_1000 done in 3.67s | succ=1000, fail=0, TPS=272.71, avg=2077.3ms, p95=2914.5ms, p99=3440.1ms</w:t>
       </w:r>
     </w:p>
     <w:p>
-      <w:r>
+      <w:pPr>
+        <w:rPr>
+          <w:rFonts w:ascii="Times New Roman" w:hAnsi="Times New Roman" w:cs="Times New Roman"/>
+        </w:rPr>
+      </w:pPr>
+      <w:r>
+        <w:rPr>
+          <w:rFonts w:ascii="Times New Roman" w:hAnsi="Times New Roman" w:cs="Times New Roman"/>
+        </w:rPr>
         <w:t>Round recordvote_1000 done in 3.67s | succ=1000, fail=0, TPS=272.68, avg=2077.3ms, p95=2914.5ms, p99=3440.1ms</w:t>
       </w:r>
     </w:p>
     <w:p>
-      <w:r>
+      <w:pPr>
+        <w:rPr>
+          <w:rFonts w:ascii="Times New Roman" w:hAnsi="Times New Roman" w:cs="Times New Roman"/>
+        </w:rPr>
+      </w:pPr>
+      <w:r>
+        <w:rPr>
+          <w:rFonts w:ascii="Times New Roman" w:hAnsi="Times New Roman" w:cs="Times New Roman"/>
+        </w:rPr>
         <w:t>Round recordvote_1000 done in 3.67s | succ=1000, fail=0, TPS=272.66, avg=2077.3ms, p95=2914.5ms, p99=3440.1ms</w:t>
       </w:r>
     </w:p>
     <w:p>
-      <w:r>
+      <w:pPr>
+        <w:rPr>
+          <w:rFonts w:ascii="Times New Roman" w:hAnsi="Times New Roman" w:cs="Times New Roman"/>
+        </w:rPr>
+      </w:pPr>
+      <w:r>
+        <w:rPr>
+          <w:rFonts w:ascii="Times New Roman" w:hAnsi="Times New Roman" w:cs="Times New Roman"/>
+        </w:rPr>
         <w:t>Round recordvote_1000 done in 3.67s | succ=1000, fail=0, TPS=272.63, avg=2077.3ms, p95=2914.5ms, p99=3440.1ms</w:t>
       </w:r>
     </w:p>
     <w:p>
-      <w:r>
+      <w:pPr>
+        <w:rPr>
+          <w:rFonts w:ascii="Times New Roman" w:hAnsi="Times New Roman" w:cs="Times New Roman"/>
+        </w:rPr>
+      </w:pPr>
+      <w:r>
+        <w:rPr>
+          <w:rFonts w:ascii="Times New Roman" w:hAnsi="Times New Roman" w:cs="Times New Roman"/>
+        </w:rPr>
         <w:t>Round recordvote_1000 done in 3.67s | succ=1000, fail=0, TPS=272.60, avg=2077.3ms, p95=2914.5ms, p99=3440.1ms</w:t>
       </w:r>
     </w:p>
     <w:p>
-      <w:r>
+      <w:pPr>
+        <w:rPr>
+          <w:rFonts w:ascii="Times New Roman" w:hAnsi="Times New Roman" w:cs="Times New Roman"/>
+        </w:rPr>
+      </w:pPr>
+      <w:r>
+        <w:rPr>
+          <w:rFonts w:ascii="Times New Roman" w:hAnsi="Times New Roman" w:cs="Times New Roman"/>
+        </w:rPr>
         <w:t>Round recordvote_1000 done in 3.67s | succ=1000, fail=0, TPS=272.58, avg=2077.3ms, p95=2914.5ms, p99=3440.1ms</w:t>
       </w:r>
     </w:p>
     <w:p>
-      <w:r>
+      <w:pPr>
+        <w:rPr>
+          <w:rFonts w:ascii="Times New Roman" w:hAnsi="Times New Roman" w:cs="Times New Roman"/>
+        </w:rPr>
+      </w:pPr>
+      <w:r>
+        <w:rPr>
+          <w:rFonts w:ascii="Times New Roman" w:hAnsi="Times New Roman" w:cs="Times New Roman"/>
+        </w:rPr>
         <w:t>Round recordvote_1000 done in 3.67s | succ=1000, fail=0, TPS=272.56, avg=2077.3ms, p95=2914.5ms, p99=3440.1ms</w:t>
       </w:r>
     </w:p>
     <w:p>
-      <w:r>
+      <w:pPr>
+        <w:rPr>
+          <w:rFonts w:ascii="Times New Roman" w:hAnsi="Times New Roman" w:cs="Times New Roman"/>
+        </w:rPr>
+      </w:pPr>
+      <w:r>
+        <w:rPr>
+          <w:rFonts w:ascii="Times New Roman" w:hAnsi="Times New Roman" w:cs="Times New Roman"/>
+        </w:rPr>
         <w:t>Round recordvote_1000 done in 3.67s | succ=1000, fail=0, TPS=272.53, avg=2077.3ms, p95=2914.5ms, p99=3440.1ms</w:t>
       </w:r>
     </w:p>
     <w:p>
-      <w:r>
+      <w:pPr>
+        <w:rPr>
+          <w:rFonts w:ascii="Times New Roman" w:hAnsi="Times New Roman" w:cs="Times New Roman"/>
+        </w:rPr>
+      </w:pPr>
+      <w:r>
+        <w:rPr>
+          <w:rFonts w:ascii="Times New Roman" w:hAnsi="Times New Roman" w:cs="Times New Roman"/>
+        </w:rPr>
         <w:t>Round recordvote_1000 done in 3.67s | succ=1000, fail=0, TPS=272.51, avg=2077.3ms, p95=2914.5ms, p99=3440.1ms</w:t>
       </w:r>
     </w:p>
     <w:p>
-      <w:r>
+      <w:pPr>
+        <w:rPr>
+          <w:rFonts w:ascii="Times New Roman" w:hAnsi="Times New Roman" w:cs="Times New Roman"/>
+        </w:rPr>
+      </w:pPr>
+      <w:r>
+        <w:rPr>
+          <w:rFonts w:ascii="Times New Roman" w:hAnsi="Times New Roman" w:cs="Times New Roman"/>
+        </w:rPr>
         <w:lastRenderedPageBreak/>
         <w:t>Round recordvote_1000 done in 3.67s | succ=1000, fail=0, TPS=272.47, avg=2077.3ms, p95=2914.5ms, p99=3440.1ms</w:t>
       </w:r>
     </w:p>
     <w:p>
-      <w:r>
+      <w:pPr>
+        <w:rPr>
+          <w:rFonts w:ascii="Times New Roman" w:hAnsi="Times New Roman" w:cs="Times New Roman"/>
+        </w:rPr>
+      </w:pPr>
+      <w:r>
+        <w:rPr>
+          <w:rFonts w:ascii="Times New Roman" w:hAnsi="Times New Roman" w:cs="Times New Roman"/>
+        </w:rPr>
         <w:t>Round recordvote_1000 done in 3.67s | succ=1000, fail=0, TPS=272.45, avg=2077.3ms, p95=2914.5ms, p99=3440.1ms</w:t>
       </w:r>
     </w:p>
     <w:p>
-      <w:r>
+      <w:pPr>
+        <w:rPr>
+          <w:rFonts w:ascii="Times New Roman" w:hAnsi="Times New Roman" w:cs="Times New Roman"/>
+        </w:rPr>
+      </w:pPr>
+      <w:r>
+        <w:rPr>
+          <w:rFonts w:ascii="Times New Roman" w:hAnsi="Times New Roman" w:cs="Times New Roman"/>
+        </w:rPr>
         <w:t>Round recordvote_1000 done in 3.67s | succ=1000, fail=0, TPS=272.42, avg=2077.3ms, p95=2914.5ms, p99=3440.1ms</w:t>
       </w:r>
     </w:p>
     <w:p>
-      <w:r>
+      <w:pPr>
+        <w:rPr>
+          <w:rFonts w:ascii="Times New Roman" w:hAnsi="Times New Roman" w:cs="Times New Roman"/>
+        </w:rPr>
+      </w:pPr>
+      <w:r>
+        <w:rPr>
+          <w:rFonts w:ascii="Times New Roman" w:hAnsi="Times New Roman" w:cs="Times New Roman"/>
+        </w:rPr>
         <w:t>Round recordvote_1000 done in 3.67s | succ=1000, fail=0, TPS=272.39, avg=2077.3ms, p95=2914.5ms, p99=3440.1ms</w:t>
       </w:r>
     </w:p>
     <w:p>
-      <w:r>
+      <w:pPr>
+        <w:rPr>
+          <w:rFonts w:ascii="Times New Roman" w:hAnsi="Times New Roman" w:cs="Times New Roman"/>
+        </w:rPr>
+      </w:pPr>
+      <w:r>
+        <w:rPr>
+          <w:rFonts w:ascii="Times New Roman" w:hAnsi="Times New Roman" w:cs="Times New Roman"/>
+        </w:rPr>
         <w:t>Round recordvote_1000 done in 3.67s | succ=1000, fail=0, TPS=272.36, avg=2077.3ms, p95=2914.5ms, p99=3440.1ms</w:t>
       </w:r>
     </w:p>
     <w:p>
-      <w:r>
+      <w:pPr>
+        <w:rPr>
+          <w:rFonts w:ascii="Times New Roman" w:hAnsi="Times New Roman" w:cs="Times New Roman"/>
+        </w:rPr>
+      </w:pPr>
+      <w:r>
+        <w:rPr>
+          <w:rFonts w:ascii="Times New Roman" w:hAnsi="Times New Roman" w:cs="Times New Roman"/>
+        </w:rPr>
         <w:t>Round recordvote_1000 done in 3.67s | succ=1000, fail=0, TPS=272.34, avg=2077.3ms, p95=2914.5ms, p99=3440.1ms</w:t>
       </w:r>
     </w:p>
     <w:p>
-      <w:r>
+      <w:pPr>
+        <w:rPr>
+          <w:rFonts w:ascii="Times New Roman" w:hAnsi="Times New Roman" w:cs="Times New Roman"/>
+        </w:rPr>
+      </w:pPr>
+      <w:r>
+        <w:rPr>
+          <w:rFonts w:ascii="Times New Roman" w:hAnsi="Times New Roman" w:cs="Times New Roman"/>
+        </w:rPr>
         <w:t>Round recordvote_1000 done in 3.67s | succ=1000, fail=0, TPS=272.31, avg=2077.3ms, p95=2914.5ms, p99=3440.1ms</w:t>
       </w:r>
     </w:p>
     <w:p>
-      <w:r>
+      <w:pPr>
+        <w:rPr>
+          <w:rFonts w:ascii="Times New Roman" w:hAnsi="Times New Roman" w:cs="Times New Roman"/>
+        </w:rPr>
+      </w:pPr>
+      <w:r>
+        <w:rPr>
+          <w:rFonts w:ascii="Times New Roman" w:hAnsi="Times New Roman" w:cs="Times New Roman"/>
+        </w:rPr>
         <w:t>Round recordvote_1000 done in 3.67s | succ=1000, fail=0, TPS=272.29, avg=2077.3ms, p95=2914.5ms, p99=3440.1ms</w:t>
       </w:r>
     </w:p>
     <w:p>
-      <w:r>
+      <w:pPr>
+        <w:rPr>
+          <w:rFonts w:ascii="Times New Roman" w:hAnsi="Times New Roman" w:cs="Times New Roman"/>
+        </w:rPr>
+      </w:pPr>
+      <w:r>
+        <w:rPr>
+          <w:rFonts w:ascii="Times New Roman" w:hAnsi="Times New Roman" w:cs="Times New Roman"/>
+        </w:rPr>
         <w:t>Round recordvote_1000 done in 3.67s | succ=1000, fail=0, TPS=272.26, avg=2077.3ms, p95=2914.5ms, p99=3440.1ms</w:t>
       </w:r>
     </w:p>
     <w:p>
-      <w:r>
+      <w:pPr>
+        <w:rPr>
+          <w:rFonts w:ascii="Times New Roman" w:hAnsi="Times New Roman" w:cs="Times New Roman"/>
+        </w:rPr>
+      </w:pPr>
+      <w:r>
+        <w:rPr>
+          <w:rFonts w:ascii="Times New Roman" w:hAnsi="Times New Roman" w:cs="Times New Roman"/>
+        </w:rPr>
         <w:t>Round recordvote_1000 done in 3.67s | succ=1000, fail=0, TPS=272.24, avg=2077.3ms, p95=2914.5ms, p99=3440.1ms</w:t>
       </w:r>
     </w:p>
     <w:p>
-      <w:r>
+      <w:pPr>
+        <w:rPr>
+          <w:rFonts w:ascii="Times New Roman" w:hAnsi="Times New Roman" w:cs="Times New Roman"/>
+        </w:rPr>
+      </w:pPr>
+      <w:r>
+        <w:rPr>
+          <w:rFonts w:ascii="Times New Roman" w:hAnsi="Times New Roman" w:cs="Times New Roman"/>
+        </w:rPr>
         <w:t>Round recordvote_1000 done in 3.67s | succ=1000, fail=0, TPS=272.21, avg=2077.3ms, p95=2914.5ms, p99=3440.1ms</w:t>
       </w:r>
     </w:p>
     <w:p>
-      <w:r>
+      <w:pPr>
+        <w:rPr>
+          <w:rFonts w:ascii="Times New Roman" w:hAnsi="Times New Roman" w:cs="Times New Roman"/>
+        </w:rPr>
+      </w:pPr>
+      <w:r>
+        <w:rPr>
+          <w:rFonts w:ascii="Times New Roman" w:hAnsi="Times New Roman" w:cs="Times New Roman"/>
+        </w:rPr>
         <w:t>Round recordvote_1000 done in 3.67s | succ=1000, fail=0, TPS=272.18, avg=2077.3ms, p95=2914.5ms, p99=3440.1ms</w:t>
       </w:r>
     </w:p>
     <w:p>
-      <w:r>
+      <w:pPr>
+        <w:rPr>
+          <w:rFonts w:ascii="Times New Roman" w:hAnsi="Times New Roman" w:cs="Times New Roman"/>
+        </w:rPr>
+      </w:pPr>
+      <w:r>
+        <w:rPr>
+          <w:rFonts w:ascii="Times New Roman" w:hAnsi="Times New Roman" w:cs="Times New Roman"/>
+        </w:rPr>
         <w:t>Round recordvote_1000 done in 3.67s | succ=1000, fail=0, TPS=272.16, avg=2077.3ms, p95=2914.5ms, p99=3440.1ms</w:t>
       </w:r>
     </w:p>
     <w:p>
-      <w:r>
+      <w:pPr>
+        <w:rPr>
+          <w:rFonts w:ascii="Times New Roman" w:hAnsi="Times New Roman" w:cs="Times New Roman"/>
+        </w:rPr>
+      </w:pPr>
+      <w:r>
+        <w:rPr>
+          <w:rFonts w:ascii="Times New Roman" w:hAnsi="Times New Roman" w:cs="Times New Roman"/>
+        </w:rPr>
         <w:t>Round recordvote_1000 done in 3.67s | succ=1000, fail=0, TPS=272.13, avg=2077.3ms, p95=2914.5ms, p99=3440.1ms</w:t>
       </w:r>
     </w:p>
     <w:p>
-      <w:r>
+      <w:pPr>
+        <w:rPr>
+          <w:rFonts w:ascii="Times New Roman" w:hAnsi="Times New Roman" w:cs="Times New Roman"/>
+        </w:rPr>
+      </w:pPr>
+      <w:r>
+        <w:rPr>
+          <w:rFonts w:ascii="Times New Roman" w:hAnsi="Times New Roman" w:cs="Times New Roman"/>
+        </w:rPr>
         <w:t>Round recordvote_1000 done in 3.68s | succ=1000, fail=0, TPS=272.11, avg=2077.3ms, p95=2914.5ms, p99=3440.1ms</w:t>
       </w:r>
     </w:p>
     <w:p>
-      <w:r>
+      <w:pPr>
+        <w:rPr>
+          <w:rFonts w:ascii="Times New Roman" w:hAnsi="Times New Roman" w:cs="Times New Roman"/>
+        </w:rPr>
+      </w:pPr>
+      <w:r>
+        <w:rPr>
+          <w:rFonts w:ascii="Times New Roman" w:hAnsi="Times New Roman" w:cs="Times New Roman"/>
+        </w:rPr>
         <w:t>Round recordvote_1000 done in 3.68s | succ=1000, fail=0, TPS=272.00, avg=2077.3ms, p95=2914.5ms, p99=3440.1ms</w:t>
       </w:r>
     </w:p>
     <w:p>
-      <w:r>
+      <w:pPr>
+        <w:rPr>
+          <w:rFonts w:ascii="Times New Roman" w:hAnsi="Times New Roman" w:cs="Times New Roman"/>
+        </w:rPr>
+      </w:pPr>
+      <w:r>
+        <w:rPr>
+          <w:rFonts w:ascii="Times New Roman" w:hAnsi="Times New Roman" w:cs="Times New Roman"/>
+        </w:rPr>
         <w:t>Round recordvote_1000 done in 3.68s | succ=1000, fail=0, TPS=271.98, avg=2077.3ms, p95=2914.5ms, p99=3440.1ms</w:t>
       </w:r>
     </w:p>
     <w:p>
-      <w:r>
+      <w:pPr>
+        <w:rPr>
+          <w:rFonts w:ascii="Times New Roman" w:hAnsi="Times New Roman" w:cs="Times New Roman"/>
+        </w:rPr>
+      </w:pPr>
+      <w:r>
+        <w:rPr>
+          <w:rFonts w:ascii="Times New Roman" w:hAnsi="Times New Roman" w:cs="Times New Roman"/>
+        </w:rPr>
         <w:t>Round recordvote_1000 done in 3.68s | succ=1000, fail=0, TPS=271.95, avg=2077.3ms, p95=2914.5ms, p99=3440.1ms</w:t>
       </w:r>
     </w:p>
     <w:p>
-      <w:r>
+      <w:pPr>
+        <w:rPr>
+          <w:rFonts w:ascii="Times New Roman" w:hAnsi="Times New Roman" w:cs="Times New Roman"/>
+        </w:rPr>
+      </w:pPr>
+      <w:r>
+        <w:rPr>
+          <w:rFonts w:ascii="Times New Roman" w:hAnsi="Times New Roman" w:cs="Times New Roman"/>
+        </w:rPr>
         <w:t>Round recordvote_1000 done in 3.68s | succ=1000, fail=0, TPS=271.93, avg=2077.3ms, p95=2914.5ms, p99=3440.1ms</w:t>
       </w:r>
     </w:p>
     <w:p>
-      <w:r>
+      <w:pPr>
+        <w:rPr>
+          <w:rFonts w:ascii="Times New Roman" w:hAnsi="Times New Roman" w:cs="Times New Roman"/>
+        </w:rPr>
+      </w:pPr>
+      <w:r>
+        <w:rPr>
+          <w:rFonts w:ascii="Times New Roman" w:hAnsi="Times New Roman" w:cs="Times New Roman"/>
+        </w:rPr>
+        <w:t>Round recordvote_1000 done in 3.68s | succ=1000, fail=0, TPS=271.90, avg=2077.3ms, p95=2914.5ms, p99=3440.1ms</w:t>
+      </w:r>
+    </w:p>
+    <w:p>
+      <w:pPr>
+        <w:rPr>
+          <w:rFonts w:ascii="Times New Roman" w:hAnsi="Times New Roman" w:cs="Times New Roman"/>
+        </w:rPr>
+      </w:pPr>
+      <w:r>
+        <w:rPr>
+          <w:rFonts w:ascii="Times New Roman" w:hAnsi="Times New Roman" w:cs="Times New Roman"/>
+        </w:rPr>
         <w:lastRenderedPageBreak/>
-        <w:t>Round recordvote_1000 done in 3.68s | succ=1000, fail=0, TPS=271.90, avg=2077.3ms, p95=2914.5ms, p99=3440.1ms</w:t>
-      </w:r>
-    </w:p>
-    <w:p>
-      <w:r>
         <w:t>Round recordvote_1000 done in 3.68s | succ=1000, fail=0, TPS=271.88, avg=2077.3ms, p95=2914.5ms, p99=3440.1ms</w:t>
       </w:r>
     </w:p>
     <w:p>
-      <w:r>
+      <w:pPr>
+        <w:rPr>
+          <w:rFonts w:ascii="Times New Roman" w:hAnsi="Times New Roman" w:cs="Times New Roman"/>
+        </w:rPr>
+      </w:pPr>
+      <w:r>
+        <w:rPr>
+          <w:rFonts w:ascii="Times New Roman" w:hAnsi="Times New Roman" w:cs="Times New Roman"/>
+        </w:rPr>
         <w:t>Round recordvote_1000 done in 3.68s | succ=1000, fail=0, TPS=271.85, avg=2077.3ms, p95=2914.5ms, p99=3440.1ms</w:t>
       </w:r>
     </w:p>
     <w:p>
-      <w:r>
+      <w:pPr>
+        <w:rPr>
+          <w:rFonts w:ascii="Times New Roman" w:hAnsi="Times New Roman" w:cs="Times New Roman"/>
+        </w:rPr>
+      </w:pPr>
+      <w:r>
+        <w:rPr>
+          <w:rFonts w:ascii="Times New Roman" w:hAnsi="Times New Roman" w:cs="Times New Roman"/>
+        </w:rPr>
         <w:t>Round recordvote_1000 done in 3.68s | succ=1000, fail=0, TPS=271.83, avg=2077.3ms, p95=2914.5ms, p99=3440.1ms</w:t>
       </w:r>
     </w:p>
     <w:p>
-      <w:r>
+      <w:pPr>
+        <w:rPr>
+          <w:rFonts w:ascii="Times New Roman" w:hAnsi="Times New Roman" w:cs="Times New Roman"/>
+        </w:rPr>
+      </w:pPr>
+      <w:r>
+        <w:rPr>
+          <w:rFonts w:ascii="Times New Roman" w:hAnsi="Times New Roman" w:cs="Times New Roman"/>
+        </w:rPr>
         <w:t>Round recordvote_1000 done in 3.68s | succ=1000, fail=0, TPS=271.81, avg=2077.3ms, p95=2914.5ms, p99=3440.1ms</w:t>
       </w:r>
     </w:p>
     <w:p>
-      <w:r>
+      <w:pPr>
+        <w:rPr>
+          <w:rFonts w:ascii="Times New Roman" w:hAnsi="Times New Roman" w:cs="Times New Roman"/>
+        </w:rPr>
+      </w:pPr>
+      <w:r>
+        <w:rPr>
+          <w:rFonts w:ascii="Times New Roman" w:hAnsi="Times New Roman" w:cs="Times New Roman"/>
+        </w:rPr>
         <w:t>Round recordvote_1000 done in 3.68s | succ=1000, fail=0, TPS=271.78, avg=2077.3ms, p95=2914.5ms, p99=3440.1ms</w:t>
       </w:r>
     </w:p>
     <w:p>
-      <w:r>
+      <w:pPr>
+        <w:rPr>
+          <w:rFonts w:ascii="Times New Roman" w:hAnsi="Times New Roman" w:cs="Times New Roman"/>
+        </w:rPr>
+      </w:pPr>
+      <w:r>
+        <w:rPr>
+          <w:rFonts w:ascii="Times New Roman" w:hAnsi="Times New Roman" w:cs="Times New Roman"/>
+        </w:rPr>
         <w:t>Round recordvote_1000 done in 3.68s | succ=1000, fail=0, TPS=271.76, avg=2077.3ms, p95=2914.5ms, p99=3440.1ms</w:t>
       </w:r>
     </w:p>
     <w:p>
-      <w:r>
+      <w:pPr>
+        <w:rPr>
+          <w:rFonts w:ascii="Times New Roman" w:hAnsi="Times New Roman" w:cs="Times New Roman"/>
+        </w:rPr>
+      </w:pPr>
+      <w:r>
+        <w:rPr>
+          <w:rFonts w:ascii="Times New Roman" w:hAnsi="Times New Roman" w:cs="Times New Roman"/>
+        </w:rPr>
         <w:t>Round recordvote_1000 done in 3.68s | succ=1000, fail=0, TPS=271.73, avg=2077.3ms, p95=2914.5ms, p99=3440.1ms</w:t>
       </w:r>
     </w:p>
     <w:p>
-      <w:r>
+      <w:pPr>
+        <w:rPr>
+          <w:rFonts w:ascii="Times New Roman" w:hAnsi="Times New Roman" w:cs="Times New Roman"/>
+        </w:rPr>
+      </w:pPr>
+      <w:r>
+        <w:rPr>
+          <w:rFonts w:ascii="Times New Roman" w:hAnsi="Times New Roman" w:cs="Times New Roman"/>
+        </w:rPr>
         <w:t>Round recordvote_1000 done in 3.68s | succ=1000, fail=0, TPS=271.71, avg=2077.3ms, p95=2914.5ms, p99=3440.1ms</w:t>
       </w:r>
     </w:p>
     <w:p>
-      <w:r>
+      <w:pPr>
+        <w:rPr>
+          <w:rFonts w:ascii="Times New Roman" w:hAnsi="Times New Roman" w:cs="Times New Roman"/>
+        </w:rPr>
+      </w:pPr>
+      <w:r>
+        <w:rPr>
+          <w:rFonts w:ascii="Times New Roman" w:hAnsi="Times New Roman" w:cs="Times New Roman"/>
+        </w:rPr>
         <w:t>Round recordvote_1000 done in 3.68s | succ=1000, fail=0, TPS=271.67, avg=2077.3ms, p95=2914.5ms, p99=3440.1ms</w:t>
       </w:r>
     </w:p>
     <w:p>
-      <w:r>
+      <w:pPr>
+        <w:rPr>
+          <w:rFonts w:ascii="Times New Roman" w:hAnsi="Times New Roman" w:cs="Times New Roman"/>
+        </w:rPr>
+      </w:pPr>
+      <w:r>
+        <w:rPr>
+          <w:rFonts w:ascii="Times New Roman" w:hAnsi="Times New Roman" w:cs="Times New Roman"/>
+        </w:rPr>
         <w:t>Round recordvote_1000 done in 3.68s | succ=1000, fail=0, TPS=271.64, avg=2077.3ms, p95=2914.5ms, p99=3440.1ms</w:t>
       </w:r>
     </w:p>
     <w:p>
-      <w:r>
+      <w:pPr>
+        <w:rPr>
+          <w:rFonts w:ascii="Times New Roman" w:hAnsi="Times New Roman" w:cs="Times New Roman"/>
+        </w:rPr>
+      </w:pPr>
+      <w:r>
+        <w:rPr>
+          <w:rFonts w:ascii="Times New Roman" w:hAnsi="Times New Roman" w:cs="Times New Roman"/>
+        </w:rPr>
         <w:t>Round recordvote_1000 done in 3.68s | succ=1000, fail=0, TPS=271.58, avg=2077.3ms, p95=2914.5ms, p99=3440.1ms</w:t>
       </w:r>
     </w:p>
     <w:p>
-      <w:r>
+      <w:pPr>
+        <w:rPr>
+          <w:rFonts w:ascii="Times New Roman" w:hAnsi="Times New Roman" w:cs="Times New Roman"/>
+        </w:rPr>
+      </w:pPr>
+      <w:r>
+        <w:rPr>
+          <w:rFonts w:ascii="Times New Roman" w:hAnsi="Times New Roman" w:cs="Times New Roman"/>
+        </w:rPr>
         <w:t>Round recordvote_1000 done in 3.68s | succ=1000, fail=0, TPS=271.56, avg=2077.3ms, p95=2914.5ms, p99=3440.1ms</w:t>
       </w:r>
     </w:p>
     <w:p>
-      <w:r>
+      <w:pPr>
+        <w:rPr>
+          <w:rFonts w:ascii="Times New Roman" w:hAnsi="Times New Roman" w:cs="Times New Roman"/>
+        </w:rPr>
+      </w:pPr>
+      <w:r>
+        <w:rPr>
+          <w:rFonts w:ascii="Times New Roman" w:hAnsi="Times New Roman" w:cs="Times New Roman"/>
+        </w:rPr>
         <w:t>Round recordvote_1000 done in 3.68s | succ=1000, fail=0, TPS=271.53, avg=2077.3ms, p95=2914.5ms, p99=3440.1ms</w:t>
       </w:r>
     </w:p>
     <w:p>
-      <w:r>
+      <w:pPr>
+        <w:rPr>
+          <w:rFonts w:ascii="Times New Roman" w:hAnsi="Times New Roman" w:cs="Times New Roman"/>
+        </w:rPr>
+      </w:pPr>
+      <w:r>
+        <w:rPr>
+          <w:rFonts w:ascii="Times New Roman" w:hAnsi="Times New Roman" w:cs="Times New Roman"/>
+        </w:rPr>
         <w:t>Round recordvote_1000 done in 3.68s | succ=1000, fail=0, TPS=271.50, avg=2077.3ms, p95=2914.5ms, p99=3440.1ms</w:t>
       </w:r>
     </w:p>
     <w:p>
-      <w:r>
+      <w:pPr>
+        <w:rPr>
+          <w:rFonts w:ascii="Times New Roman" w:hAnsi="Times New Roman" w:cs="Times New Roman"/>
+        </w:rPr>
+      </w:pPr>
+      <w:r>
+        <w:rPr>
+          <w:rFonts w:ascii="Times New Roman" w:hAnsi="Times New Roman" w:cs="Times New Roman"/>
+        </w:rPr>
         <w:t>Round recordvote_1000 done in 3.68s | succ=1000, fail=0, TPS=271.48, avg=2077.3ms, p95=2914.5ms, p99=3440.1ms</w:t>
       </w:r>
     </w:p>
     <w:p>
-      <w:r>
+      <w:pPr>
+        <w:rPr>
+          <w:rFonts w:ascii="Times New Roman" w:hAnsi="Times New Roman" w:cs="Times New Roman"/>
+        </w:rPr>
+      </w:pPr>
+      <w:r>
+        <w:rPr>
+          <w:rFonts w:ascii="Times New Roman" w:hAnsi="Times New Roman" w:cs="Times New Roman"/>
+        </w:rPr>
         <w:t>Round recordvote_1000 done in 3.68s | succ=1000, fail=0, TPS=271.45, avg=2077.3ms, p95=2914.5ms, p99=3440.1ms</w:t>
       </w:r>
     </w:p>
     <w:p>
-      <w:r>
+      <w:pPr>
+        <w:rPr>
+          <w:rFonts w:ascii="Times New Roman" w:hAnsi="Times New Roman" w:cs="Times New Roman"/>
+        </w:rPr>
+      </w:pPr>
+      <w:r>
+        <w:rPr>
+          <w:rFonts w:ascii="Times New Roman" w:hAnsi="Times New Roman" w:cs="Times New Roman"/>
+        </w:rPr>
         <w:t>Round recordvote_1000 done in 3.68s | succ=1000, fail=0, TPS=271.42, avg=2077.3ms, p95=2914.5ms, p99=3440.1ms</w:t>
       </w:r>
     </w:p>
     <w:p>
-      <w:r>
+      <w:pPr>
+        <w:rPr>
+          <w:rFonts w:ascii="Times New Roman" w:hAnsi="Times New Roman" w:cs="Times New Roman"/>
+        </w:rPr>
+      </w:pPr>
+      <w:r>
+        <w:rPr>
+          <w:rFonts w:ascii="Times New Roman" w:hAnsi="Times New Roman" w:cs="Times New Roman"/>
+        </w:rPr>
         <w:t>Round recordvote_1000 done in 3.68s | succ=1000, fail=0, TPS=271.40, avg=2077.3ms, p95=2914.5ms, p99=3440.1ms</w:t>
       </w:r>
     </w:p>
     <w:p>
-      <w:r>
+      <w:pPr>
+        <w:rPr>
+          <w:rFonts w:ascii="Times New Roman" w:hAnsi="Times New Roman" w:cs="Times New Roman"/>
+        </w:rPr>
+      </w:pPr>
+      <w:r>
+        <w:rPr>
+          <w:rFonts w:ascii="Times New Roman" w:hAnsi="Times New Roman" w:cs="Times New Roman"/>
+        </w:rPr>
+        <w:t>Round recordvote_1000 done in 3.68s | succ=1000, fail=0, TPS=271.37, avg=2077.3ms, p95=2914.5ms, p99=3440.1ms</w:t>
+      </w:r>
+    </w:p>
+    <w:p>
+      <w:pPr>
+        <w:rPr>
+          <w:rFonts w:ascii="Times New Roman" w:hAnsi="Times New Roman" w:cs="Times New Roman"/>
+        </w:rPr>
+      </w:pPr>
+      <w:r>
+        <w:rPr>
+          <w:rFonts w:ascii="Times New Roman" w:hAnsi="Times New Roman" w:cs="Times New Roman"/>
+        </w:rPr>
+        <w:t>Round recordvote_1000 done in 3.69s | succ=1000, fail=0, TPS=271.35, avg=2077.3ms, p95=2914.5ms, p99=3440.1ms</w:t>
+      </w:r>
+    </w:p>
+    <w:p>
+      <w:pPr>
+        <w:rPr>
+          <w:rFonts w:ascii="Times New Roman" w:hAnsi="Times New Roman" w:cs="Times New Roman"/>
+        </w:rPr>
+      </w:pPr>
+      <w:r>
+        <w:rPr>
+          <w:rFonts w:ascii="Times New Roman" w:hAnsi="Times New Roman" w:cs="Times New Roman"/>
+        </w:rPr>
         <w:lastRenderedPageBreak/>
-        <w:t>Round recordvote_1000 done in 3.68s | succ=1000, fail=0, TPS=271.37, avg=2077.3ms, p95=2914.5ms, p99=3440.1ms</w:t>
-      </w:r>
-    </w:p>
-    <w:p>
-      <w:r>
-        <w:t>Round recordvote_1000 done in 3.69s | succ=1000, fail=0, TPS=271.35, avg=2077.3ms, p95=2914.5ms, p99=3440.1ms</w:t>
-      </w:r>
-    </w:p>
-    <w:p>
-      <w:r>
         <w:t>Round recordvote_1000 done in 3.69s | succ=1000, fail=0, TPS=271.32, avg=2077.3ms, p95=2914.5ms, p99=3440.1ms</w:t>
       </w:r>
     </w:p>
     <w:p>
-      <w:r>
+      <w:pPr>
+        <w:rPr>
+          <w:rFonts w:ascii="Times New Roman" w:hAnsi="Times New Roman" w:cs="Times New Roman"/>
+        </w:rPr>
+      </w:pPr>
+      <w:r>
+        <w:rPr>
+          <w:rFonts w:ascii="Times New Roman" w:hAnsi="Times New Roman" w:cs="Times New Roman"/>
+        </w:rPr>
         <w:t>Round recordvote_1000 done in 3.69s | succ=1000, fail=0, TPS=271.30, avg=2077.3ms, p95=2914.5ms, p99=3440.1ms</w:t>
       </w:r>
     </w:p>
     <w:p>
-      <w:r>
+      <w:pPr>
+        <w:rPr>
+          <w:rFonts w:ascii="Times New Roman" w:hAnsi="Times New Roman" w:cs="Times New Roman"/>
+        </w:rPr>
+      </w:pPr>
+      <w:r>
+        <w:rPr>
+          <w:rFonts w:ascii="Times New Roman" w:hAnsi="Times New Roman" w:cs="Times New Roman"/>
+        </w:rPr>
         <w:t>Round recordvote_1000 done in 3.69s | succ=1000, fail=0, TPS=271.27, avg=2077.3ms, p95=2914.5ms, p99=3440.1ms</w:t>
       </w:r>
     </w:p>
     <w:p>
-      <w:r>
+      <w:pPr>
+        <w:rPr>
+          <w:rFonts w:ascii="Times New Roman" w:hAnsi="Times New Roman" w:cs="Times New Roman"/>
+        </w:rPr>
+      </w:pPr>
+      <w:r>
+        <w:rPr>
+          <w:rFonts w:ascii="Times New Roman" w:hAnsi="Times New Roman" w:cs="Times New Roman"/>
+        </w:rPr>
         <w:t>Round recordvote_1000 done in 3.69s | succ=1000, fail=0, TPS=271.25, avg=2077.3ms, p95=2914.5ms, p99=3440.1ms</w:t>
       </w:r>
     </w:p>
     <w:p>
-      <w:r>
+      <w:pPr>
+        <w:rPr>
+          <w:rFonts w:ascii="Times New Roman" w:hAnsi="Times New Roman" w:cs="Times New Roman"/>
+        </w:rPr>
+      </w:pPr>
+      <w:r>
+        <w:rPr>
+          <w:rFonts w:ascii="Times New Roman" w:hAnsi="Times New Roman" w:cs="Times New Roman"/>
+        </w:rPr>
         <w:t>Round recordvote_1000 done in 3.69s | succ=1000, fail=0, TPS=271.22, avg=2077.3ms, p95=2914.5ms, p99=3440.1ms</w:t>
       </w:r>
     </w:p>
     <w:p>
-      <w:r>
+      <w:pPr>
+        <w:rPr>
+          <w:rFonts w:ascii="Times New Roman" w:hAnsi="Times New Roman" w:cs="Times New Roman"/>
+        </w:rPr>
+      </w:pPr>
+      <w:r>
+        <w:rPr>
+          <w:rFonts w:ascii="Times New Roman" w:hAnsi="Times New Roman" w:cs="Times New Roman"/>
+        </w:rPr>
         <w:t>Round recordvote_1000 done in 3.69s | succ=1000, fail=0, TPS=271.20, avg=2077.3ms, p95=2914.5ms, p99=3440.1ms</w:t>
       </w:r>
     </w:p>
     <w:p>
-      <w:r>
+      <w:pPr>
+        <w:rPr>
+          <w:rFonts w:ascii="Times New Roman" w:hAnsi="Times New Roman" w:cs="Times New Roman"/>
+        </w:rPr>
+      </w:pPr>
+      <w:r>
+        <w:rPr>
+          <w:rFonts w:ascii="Times New Roman" w:hAnsi="Times New Roman" w:cs="Times New Roman"/>
+        </w:rPr>
         <w:t>Round recordvote_1000 done in 3.69s | succ=1000, fail=0, TPS=271.17, avg=2077.3ms, p95=2914.5ms, p99=3440.1ms</w:t>
       </w:r>
     </w:p>
     <w:p>
-      <w:r>
+      <w:pPr>
+        <w:rPr>
+          <w:rFonts w:ascii="Times New Roman" w:hAnsi="Times New Roman" w:cs="Times New Roman"/>
+        </w:rPr>
+      </w:pPr>
+      <w:r>
+        <w:rPr>
+          <w:rFonts w:ascii="Times New Roman" w:hAnsi="Times New Roman" w:cs="Times New Roman"/>
+        </w:rPr>
         <w:t>Round recordvote_1000 done in 3.69s | succ=1000, fail=0, TPS=271.15, avg=2077.3ms, p95=2914.5ms, p99=3440.1ms</w:t>
       </w:r>
     </w:p>
     <w:p>
-      <w:r>
+      <w:pPr>
+        <w:rPr>
+          <w:rFonts w:ascii="Times New Roman" w:hAnsi="Times New Roman" w:cs="Times New Roman"/>
+        </w:rPr>
+      </w:pPr>
+      <w:r>
+        <w:rPr>
+          <w:rFonts w:ascii="Times New Roman" w:hAnsi="Times New Roman" w:cs="Times New Roman"/>
+        </w:rPr>
         <w:t>Round recordvote_1000 done in 3.69s | succ=1000, fail=0, TPS=271.13, avg=2077.3ms, p95=2914.5ms, p99=3440.1ms</w:t>
       </w:r>
     </w:p>
     <w:p>
-      <w:r>
+      <w:pPr>
+        <w:rPr>
+          <w:rFonts w:ascii="Times New Roman" w:hAnsi="Times New Roman" w:cs="Times New Roman"/>
+        </w:rPr>
+      </w:pPr>
+      <w:r>
+        <w:rPr>
+          <w:rFonts w:ascii="Times New Roman" w:hAnsi="Times New Roman" w:cs="Times New Roman"/>
+        </w:rPr>
         <w:t>Round recordvote_1000 done in 3.69s | succ=1000, fail=0, TPS=271.10, avg=2077.3ms, p95=2914.5ms, p99=3440.1ms</w:t>
       </w:r>
     </w:p>
     <w:p>
-      <w:r>
+      <w:pPr>
+        <w:rPr>
+          <w:rFonts w:ascii="Times New Roman" w:hAnsi="Times New Roman" w:cs="Times New Roman"/>
+        </w:rPr>
+      </w:pPr>
+      <w:r>
+        <w:rPr>
+          <w:rFonts w:ascii="Times New Roman" w:hAnsi="Times New Roman" w:cs="Times New Roman"/>
+        </w:rPr>
         <w:t>Round recordvote_1000 done in 3.69s | succ=1000, fail=0, TPS=271.07, avg=2077.3ms, p95=2914.5ms, p99=3440.1ms</w:t>
       </w:r>
     </w:p>
     <w:p>
-      <w:r>
+      <w:pPr>
+        <w:rPr>
+          <w:rFonts w:ascii="Times New Roman" w:hAnsi="Times New Roman" w:cs="Times New Roman"/>
+        </w:rPr>
+      </w:pPr>
+      <w:r>
+        <w:rPr>
+          <w:rFonts w:ascii="Times New Roman" w:hAnsi="Times New Roman" w:cs="Times New Roman"/>
+        </w:rPr>
         <w:t>Round recordvote_1000 done in 3.69s | succ=1000, fail=0, TPS=271.05, avg=2077.3ms, p95=2914.5ms, p99=3440.1ms</w:t>
       </w:r>
     </w:p>
     <w:p>
-      <w:r>
+      <w:pPr>
+        <w:rPr>
+          <w:rFonts w:ascii="Times New Roman" w:hAnsi="Times New Roman" w:cs="Times New Roman"/>
+        </w:rPr>
+      </w:pPr>
+      <w:r>
+        <w:rPr>
+          <w:rFonts w:ascii="Times New Roman" w:hAnsi="Times New Roman" w:cs="Times New Roman"/>
+        </w:rPr>
         <w:t>Round recordvote_1000 done in 3.69s | succ=1000, fail=0, TPS=271.02, avg=2077.3ms, p95=2914.5ms, p99=3440.1ms</w:t>
       </w:r>
     </w:p>
     <w:p>
-      <w:r>
+      <w:pPr>
+        <w:rPr>
+          <w:rFonts w:ascii="Times New Roman" w:hAnsi="Times New Roman" w:cs="Times New Roman"/>
+        </w:rPr>
+      </w:pPr>
+      <w:r>
+        <w:rPr>
+          <w:rFonts w:ascii="Times New Roman" w:hAnsi="Times New Roman" w:cs="Times New Roman"/>
+        </w:rPr>
         <w:t>Round recordvote_1000 done in 3.69s | succ=1000, fail=0, TPS=271.00, avg=2077.3ms, p95=2914.5ms, p99=3440.1ms</w:t>
       </w:r>
     </w:p>
     <w:p>
-      <w:r>
+      <w:pPr>
+        <w:rPr>
+          <w:rFonts w:ascii="Times New Roman" w:hAnsi="Times New Roman" w:cs="Times New Roman"/>
+        </w:rPr>
+      </w:pPr>
+      <w:r>
+        <w:rPr>
+          <w:rFonts w:ascii="Times New Roman" w:hAnsi="Times New Roman" w:cs="Times New Roman"/>
+        </w:rPr>
         <w:t>Round recordvote_1000 done in 3.69s | succ=1000, fail=0, TPS=270.98, avg=2077.3ms, p95=2914.5ms, p99=3440.1ms</w:t>
       </w:r>
     </w:p>
     <w:p>
-      <w:r>
+      <w:pPr>
+        <w:rPr>
+          <w:rFonts w:ascii="Times New Roman" w:hAnsi="Times New Roman" w:cs="Times New Roman"/>
+        </w:rPr>
+      </w:pPr>
+      <w:r>
+        <w:rPr>
+          <w:rFonts w:ascii="Times New Roman" w:hAnsi="Times New Roman" w:cs="Times New Roman"/>
+        </w:rPr>
         <w:t>Round recordvote_1000 done in 3.69s | succ=1000, fail=0, TPS=270.95, avg=2077.3ms, p95=2914.5ms, p99=3440.1ms</w:t>
       </w:r>
     </w:p>
     <w:p>
-      <w:r>
+      <w:pPr>
+        <w:rPr>
+          <w:rFonts w:ascii="Times New Roman" w:hAnsi="Times New Roman" w:cs="Times New Roman"/>
+        </w:rPr>
+      </w:pPr>
+      <w:r>
+        <w:rPr>
+          <w:rFonts w:ascii="Times New Roman" w:hAnsi="Times New Roman" w:cs="Times New Roman"/>
+        </w:rPr>
         <w:t>Round recordvote_1000 done in 3.69s | succ=1000, fail=0, TPS=270.93, avg=2077.3ms, p95=2914.5ms, p99=3440.1ms</w:t>
       </w:r>
     </w:p>
     <w:p>
-      <w:r>
+      <w:pPr>
+        <w:rPr>
+          <w:rFonts w:ascii="Times New Roman" w:hAnsi="Times New Roman" w:cs="Times New Roman"/>
+        </w:rPr>
+      </w:pPr>
+      <w:r>
+        <w:rPr>
+          <w:rFonts w:ascii="Times New Roman" w:hAnsi="Times New Roman" w:cs="Times New Roman"/>
+        </w:rPr>
+        <w:t>Round recordvote_1000 done in 3.69s | succ=1000, fail=0, TPS=270.90, avg=2077.3ms, p95=2914.5ms, p99=3440.1ms</w:t>
+      </w:r>
+    </w:p>
+    <w:p>
+      <w:pPr>
+        <w:rPr>
+          <w:rFonts w:ascii="Times New Roman" w:hAnsi="Times New Roman" w:cs="Times New Roman"/>
+        </w:rPr>
+      </w:pPr>
+      <w:r>
+        <w:rPr>
+          <w:rFonts w:ascii="Times New Roman" w:hAnsi="Times New Roman" w:cs="Times New Roman"/>
+        </w:rPr>
+        <w:t>Round recordvote_1000 done in 3.69s | succ=1000, fail=0, TPS=270.81, avg=2077.3ms, p95=2914.5ms, p99=3440.1ms</w:t>
+      </w:r>
+    </w:p>
+    <w:p>
+      <w:pPr>
+        <w:rPr>
+          <w:rFonts w:ascii="Times New Roman" w:hAnsi="Times New Roman" w:cs="Times New Roman"/>
+        </w:rPr>
+      </w:pPr>
+      <w:r>
+        <w:rPr>
+          <w:rFonts w:ascii="Times New Roman" w:hAnsi="Times New Roman" w:cs="Times New Roman"/>
+        </w:rPr>
+        <w:t>Round recordvote_1000 done in 3.69s | succ=1000, fail=0, TPS=270.79, avg=2077.3ms, p95=2914.5ms, p99=3440.1ms</w:t>
+      </w:r>
+    </w:p>
+    <w:p>
+      <w:pPr>
+        <w:rPr>
+          <w:rFonts w:ascii="Times New Roman" w:hAnsi="Times New Roman" w:cs="Times New Roman"/>
+        </w:rPr>
+      </w:pPr>
+      <w:r>
+        <w:rPr>
+          <w:rFonts w:ascii="Times New Roman" w:hAnsi="Times New Roman" w:cs="Times New Roman"/>
+        </w:rPr>
         <w:lastRenderedPageBreak/>
-        <w:t>Round recordvote_1000 done in 3.69s | succ=1000, fail=0, TPS=270.90, avg=2077.3ms, p95=2914.5ms, p99=3440.1ms</w:t>
-      </w:r>
-    </w:p>
-    <w:p>
-      <w:r>
-        <w:t>Round recordvote_1000 done in 3.69s | succ=1000, fail=0, TPS=270.81, avg=2077.3ms, p95=2914.5ms, p99=3440.1ms</w:t>
-      </w:r>
-    </w:p>
-    <w:p>
-      <w:r>
-        <w:t>Round recordvote_1000 done in 3.69s | succ=1000, fail=0, TPS=270.79, avg=2077.3ms, p95=2914.5ms, p99=3440.1ms</w:t>
-      </w:r>
-    </w:p>
-    <w:p>
-      <w:r>
         <w:t>Round recordvote_1000 done in 3.69s | succ=1000, fail=0, TPS=270.76, avg=2077.3ms, p95=2914.5ms, p99=3440.1ms</w:t>
       </w:r>
     </w:p>
     <w:p>
-      <w:r>
+      <w:pPr>
+        <w:rPr>
+          <w:rFonts w:ascii="Times New Roman" w:hAnsi="Times New Roman" w:cs="Times New Roman"/>
+        </w:rPr>
+      </w:pPr>
+      <w:r>
+        <w:rPr>
+          <w:rFonts w:ascii="Times New Roman" w:hAnsi="Times New Roman" w:cs="Times New Roman"/>
+        </w:rPr>
         <w:t>Round recordvote_1000 done in 3.69s | succ=1000, fail=0, TPS=270.74, avg=2077.3ms, p95=2914.5ms, p99=3440.1ms</w:t>
       </w:r>
     </w:p>
     <w:p>
-      <w:r>
+      <w:pPr>
+        <w:rPr>
+          <w:rFonts w:ascii="Times New Roman" w:hAnsi="Times New Roman" w:cs="Times New Roman"/>
+        </w:rPr>
+      </w:pPr>
+      <w:r>
+        <w:rPr>
+          <w:rFonts w:ascii="Times New Roman" w:hAnsi="Times New Roman" w:cs="Times New Roman"/>
+        </w:rPr>
         <w:t>Round recordvote_1000 done in 3.69s | succ=1000, fail=0, TPS=270.72, avg=2077.3ms, p95=2914.5ms, p99=3440.1ms</w:t>
       </w:r>
     </w:p>
     <w:p>
-      <w:r>
+      <w:pPr>
+        <w:rPr>
+          <w:rFonts w:ascii="Times New Roman" w:hAnsi="Times New Roman" w:cs="Times New Roman"/>
+        </w:rPr>
+      </w:pPr>
+      <w:r>
+        <w:rPr>
+          <w:rFonts w:ascii="Times New Roman" w:hAnsi="Times New Roman" w:cs="Times New Roman"/>
+        </w:rPr>
         <w:t>Round recordvote_1000 done in 3.69s | succ=1000, fail=0, TPS=270.69, avg=2077.3ms, p95=2914.5ms, p99=3440.1ms</w:t>
       </w:r>
     </w:p>
     <w:p>
-      <w:r>
+      <w:pPr>
+        <w:rPr>
+          <w:rFonts w:ascii="Times New Roman" w:hAnsi="Times New Roman" w:cs="Times New Roman"/>
+        </w:rPr>
+      </w:pPr>
+      <w:r>
+        <w:rPr>
+          <w:rFonts w:ascii="Times New Roman" w:hAnsi="Times New Roman" w:cs="Times New Roman"/>
+        </w:rPr>
         <w:t>Round recordvote_1000 done in 3.69s | succ=1000, fail=0, TPS=270.66, avg=2077.3ms, p95=2914.5ms, p99=3440.1ms</w:t>
       </w:r>
     </w:p>
     <w:p>
-      <w:r>
+      <w:pPr>
+        <w:rPr>
+          <w:rFonts w:ascii="Times New Roman" w:hAnsi="Times New Roman" w:cs="Times New Roman"/>
+        </w:rPr>
+      </w:pPr>
+      <w:r>
+        <w:rPr>
+          <w:rFonts w:ascii="Times New Roman" w:hAnsi="Times New Roman" w:cs="Times New Roman"/>
+        </w:rPr>
         <w:t>Round recordvote_1000 done in 3.69s | succ=1000, fail=0, TPS=270.64, avg=2077.3ms, p95=2914.5ms, p99=3440.1ms</w:t>
       </w:r>
     </w:p>
     <w:p>
-      <w:r>
+      <w:pPr>
+        <w:rPr>
+          <w:rFonts w:ascii="Times New Roman" w:hAnsi="Times New Roman" w:cs="Times New Roman"/>
+        </w:rPr>
+      </w:pPr>
+      <w:r>
+        <w:rPr>
+          <w:rFonts w:ascii="Times New Roman" w:hAnsi="Times New Roman" w:cs="Times New Roman"/>
+        </w:rPr>
         <w:t>Round recordvote_1000 done in 3.70s | succ=1000, fail=0, TPS=270.62, avg=2077.3ms, p95=2914.5ms, p99=3440.1ms</w:t>
       </w:r>
     </w:p>
-    <w:p/>
-    <w:p>
-      <w:r>
+    <w:p>
+      <w:pPr>
+        <w:rPr>
+          <w:rFonts w:ascii="Times New Roman" w:hAnsi="Times New Roman" w:cs="Times New Roman"/>
+        </w:rPr>
+      </w:pPr>
+    </w:p>
+    <w:p>
+      <w:pPr>
+        <w:rPr>
+          <w:rFonts w:ascii="Times New Roman" w:hAnsi="Times New Roman" w:cs="Times New Roman"/>
+        </w:rPr>
+      </w:pPr>
+      <w:r>
+        <w:rPr>
+          <w:rFonts w:ascii="Times New Roman" w:hAnsi="Times New Roman" w:cs="Times New Roman"/>
+        </w:rPr>
         <w:t>=== Round recordvote_10000_tps2500: tx=10000, targetLoad=2500, concurrency=1024 ===</w:t>
       </w:r>
     </w:p>
     <w:p>
-      <w:r>
+      <w:pPr>
+        <w:rPr>
+          <w:rFonts w:ascii="Times New Roman" w:hAnsi="Times New Roman" w:cs="Times New Roman"/>
+        </w:rPr>
+      </w:pPr>
+      <w:r>
+        <w:rPr>
+          <w:rFonts w:ascii="Times New Roman" w:hAnsi="Times New Roman" w:cs="Times New Roman"/>
+        </w:rPr>
         <w:t>Round recordvote_10000_tps2500 done in 34.13s | succ=10000, fail=0, TPS=292.96, avg=3323.0ms, p95=5980.6ms, p99=6546.4ms</w:t>
       </w:r>
     </w:p>
     <w:p>
-      <w:r>
+      <w:pPr>
+        <w:rPr>
+          <w:rFonts w:ascii="Times New Roman" w:hAnsi="Times New Roman" w:cs="Times New Roman"/>
+        </w:rPr>
+      </w:pPr>
+      <w:r>
+        <w:rPr>
+          <w:rFonts w:ascii="Times New Roman" w:hAnsi="Times New Roman" w:cs="Times New Roman"/>
+        </w:rPr>
         <w:t>Round recordvote_10000_tps2500 done in 34.14s | succ=10000, fail=0, TPS=292.93, avg=3323.0ms, p95=5980.6ms, p99=6546.4ms</w:t>
       </w:r>
     </w:p>
     <w:p>
-      <w:r>
+      <w:pPr>
+        <w:rPr>
+          <w:rFonts w:ascii="Times New Roman" w:hAnsi="Times New Roman" w:cs="Times New Roman"/>
+        </w:rPr>
+      </w:pPr>
+      <w:r>
+        <w:rPr>
+          <w:rFonts w:ascii="Times New Roman" w:hAnsi="Times New Roman" w:cs="Times New Roman"/>
+        </w:rPr>
         <w:t>Round recordvote_10000_tps2500 done in 34.14s | succ=10000, fail=0, TPS=292.89, avg=3323.0ms, p95=5980.6ms, p99=6546.4ms</w:t>
       </w:r>
     </w:p>
     <w:p>
-      <w:r>
+      <w:pPr>
+        <w:rPr>
+          <w:rFonts w:ascii="Times New Roman" w:hAnsi="Times New Roman" w:cs="Times New Roman"/>
+        </w:rPr>
+      </w:pPr>
+      <w:r>
+        <w:rPr>
+          <w:rFonts w:ascii="Times New Roman" w:hAnsi="Times New Roman" w:cs="Times New Roman"/>
+        </w:rPr>
         <w:t>Round recordvote_10000_tps2500 done in 34.15s | succ=10000, fail=0, TPS=292.86, avg=3323.0ms, p95=5980.6ms, p99=6546.4ms</w:t>
       </w:r>
     </w:p>
     <w:p>
-      <w:r>
+      <w:pPr>
+        <w:rPr>
+          <w:rFonts w:ascii="Times New Roman" w:hAnsi="Times New Roman" w:cs="Times New Roman"/>
+        </w:rPr>
+      </w:pPr>
+      <w:r>
+        <w:rPr>
+          <w:rFonts w:ascii="Times New Roman" w:hAnsi="Times New Roman" w:cs="Times New Roman"/>
+        </w:rPr>
         <w:t>Round recordvote_10000_tps2500 done in 34.15s | succ=10000, fail=0, TPS=292.82, avg=3323.0ms, p95=5980.6ms, p99=6546.4ms</w:t>
       </w:r>
     </w:p>
     <w:p>
-      <w:r>
+      <w:pPr>
+        <w:rPr>
+          <w:rFonts w:ascii="Times New Roman" w:hAnsi="Times New Roman" w:cs="Times New Roman"/>
+        </w:rPr>
+      </w:pPr>
+      <w:r>
+        <w:rPr>
+          <w:rFonts w:ascii="Times New Roman" w:hAnsi="Times New Roman" w:cs="Times New Roman"/>
+        </w:rPr>
         <w:t>Round recordvote_10000_tps2500 done in 34.15s | succ=10000, fail=0, TPS=292.79, avg=3323.0ms, p95=5980.6ms, p99=6546.4ms</w:t>
       </w:r>
     </w:p>
     <w:p>
-      <w:r>
+      <w:pPr>
+        <w:rPr>
+          <w:rFonts w:ascii="Times New Roman" w:hAnsi="Times New Roman" w:cs="Times New Roman"/>
+        </w:rPr>
+      </w:pPr>
+      <w:r>
+        <w:rPr>
+          <w:rFonts w:ascii="Times New Roman" w:hAnsi="Times New Roman" w:cs="Times New Roman"/>
+        </w:rPr>
         <w:t>Round recordvote_10000_tps2500 done in 34.16s | succ=10000, fail=0, TPS=292.76, avg=3323.0ms, p95=5980.6ms, p99=6546.4ms</w:t>
       </w:r>
     </w:p>
     <w:p>
-      <w:r>
+      <w:pPr>
+        <w:rPr>
+          <w:rFonts w:ascii="Times New Roman" w:hAnsi="Times New Roman" w:cs="Times New Roman"/>
+        </w:rPr>
+      </w:pPr>
+      <w:r>
+        <w:rPr>
+          <w:rFonts w:ascii="Times New Roman" w:hAnsi="Times New Roman" w:cs="Times New Roman"/>
+        </w:rPr>
+        <w:t>Round recordvote_10000_tps2500 done in 34.16s | succ=10000, fail=0, TPS=292.72, avg=3323.0ms, p95=5980.6ms, p99=6546.4ms</w:t>
+      </w:r>
+    </w:p>
+    <w:p>
+      <w:pPr>
+        <w:rPr>
+          <w:rFonts w:ascii="Times New Roman" w:hAnsi="Times New Roman" w:cs="Times New Roman"/>
+        </w:rPr>
+      </w:pPr>
+      <w:r>
+        <w:rPr>
+          <w:rFonts w:ascii="Times New Roman" w:hAnsi="Times New Roman" w:cs="Times New Roman"/>
+        </w:rPr>
+        <w:t>Round recordvote_10000_tps2500 done in 34.17s | succ=10000, fail=0, TPS=292.69, avg=3323.0ms, p95=5980.6ms, p99=6546.4ms</w:t>
+      </w:r>
+    </w:p>
+    <w:p>
+      <w:pPr>
+        <w:rPr>
+          <w:rFonts w:ascii="Times New Roman" w:hAnsi="Times New Roman" w:cs="Times New Roman"/>
+        </w:rPr>
+      </w:pPr>
+      <w:r>
+        <w:rPr>
+          <w:rFonts w:ascii="Times New Roman" w:hAnsi="Times New Roman" w:cs="Times New Roman"/>
+        </w:rPr>
+        <w:t>Round recordvote_10000_tps2500 done in 34.17s | succ=10000, fail=0, TPS=292.66, avg=3323.0ms, p95=5980.6ms, p99=6546.4ms</w:t>
+      </w:r>
+    </w:p>
+    <w:p>
+      <w:pPr>
+        <w:rPr>
+          <w:rFonts w:ascii="Times New Roman" w:hAnsi="Times New Roman" w:cs="Times New Roman"/>
+        </w:rPr>
+      </w:pPr>
+      <w:r>
+        <w:rPr>
+          <w:rFonts w:ascii="Times New Roman" w:hAnsi="Times New Roman" w:cs="Times New Roman"/>
+        </w:rPr>
+        <w:t>Round recordvote_10000_tps2500 done in 34.17s | succ=10000, fail=0, TPS=292.62, avg=3323.0ms, p95=5980.6ms, p99=6546.4ms</w:t>
+      </w:r>
+    </w:p>
+    <w:p>
+      <w:pPr>
+        <w:rPr>
+          <w:rFonts w:ascii="Times New Roman" w:hAnsi="Times New Roman" w:cs="Times New Roman"/>
+        </w:rPr>
+      </w:pPr>
+      <w:r>
+        <w:rPr>
+          <w:rFonts w:ascii="Times New Roman" w:hAnsi="Times New Roman" w:cs="Times New Roman"/>
+        </w:rPr>
         <w:lastRenderedPageBreak/>
-        <w:t>Round recordvote_10000_tps2500 done in 34.16s | succ=10000, fail=0, TPS=292.72, avg=3323.0ms, p95=5980.6ms, p99=6546.4ms</w:t>
-      </w:r>
-    </w:p>
-    <w:p>
-      <w:r>
-        <w:t>Round recordvote_10000_tps2500 done in 34.17s | succ=10000, fail=0, TPS=292.69, avg=3323.0ms, p95=5980.6ms, p99=6546.4ms</w:t>
-      </w:r>
-    </w:p>
-    <w:p>
-      <w:r>
-        <w:t>Round recordvote_10000_tps2500 done in 34.17s | succ=10000, fail=0, TPS=292.66, avg=3323.0ms, p95=5980.6ms, p99=6546.4ms</w:t>
-      </w:r>
-    </w:p>
-    <w:p>
-      <w:r>
-        <w:t>Round recordvote_10000_tps2500 done in 34.17s | succ=10000, fail=0, TPS=292.62, avg=3323.0ms, p95=5980.6ms, p99=6546.4ms</w:t>
-      </w:r>
-    </w:p>
-    <w:p>
-      <w:r>
         <w:t>Round recordvote_10000_tps2500 done in 34.18s | succ=10000, fail=0, TPS=292.58, avg=3323.0ms, p95=5980.6ms, p99=6546.4ms</w:t>
       </w:r>
     </w:p>
     <w:p>
-      <w:r>
+      <w:pPr>
+        <w:rPr>
+          <w:rFonts w:ascii="Times New Roman" w:hAnsi="Times New Roman" w:cs="Times New Roman"/>
+        </w:rPr>
+      </w:pPr>
+      <w:r>
+        <w:rPr>
+          <w:rFonts w:ascii="Times New Roman" w:hAnsi="Times New Roman" w:cs="Times New Roman"/>
+        </w:rPr>
         <w:t>Round recordvote_10000_tps2500 done in 34.18s | succ=10000, fail=0, TPS=292.55, avg=3323.0ms, p95=5980.6ms, p99=6546.4ms</w:t>
       </w:r>
     </w:p>
     <w:p>
-      <w:r>
+      <w:pPr>
+        <w:rPr>
+          <w:rFonts w:ascii="Times New Roman" w:hAnsi="Times New Roman" w:cs="Times New Roman"/>
+        </w:rPr>
+      </w:pPr>
+      <w:r>
+        <w:rPr>
+          <w:rFonts w:ascii="Times New Roman" w:hAnsi="Times New Roman" w:cs="Times New Roman"/>
+        </w:rPr>
         <w:t>Round recordvote_10000_tps2500 done in 34.19s | succ=10000, fail=0, TPS=292.52, avg=3323.0ms, p95=5980.6ms, p99=6546.4ms</w:t>
       </w:r>
     </w:p>
     <w:p>
-      <w:r>
+      <w:pPr>
+        <w:rPr>
+          <w:rFonts w:ascii="Times New Roman" w:hAnsi="Times New Roman" w:cs="Times New Roman"/>
+        </w:rPr>
+      </w:pPr>
+      <w:r>
+        <w:rPr>
+          <w:rFonts w:ascii="Times New Roman" w:hAnsi="Times New Roman" w:cs="Times New Roman"/>
+        </w:rPr>
         <w:t>Round recordvote_10000_tps2500 done in 34.19s | succ=10000, fail=0, TPS=292.48, avg=3323.0ms, p95=5980.6ms, p99=6546.4ms</w:t>
       </w:r>
     </w:p>
     <w:p>
-      <w:r>
+      <w:pPr>
+        <w:rPr>
+          <w:rFonts w:ascii="Times New Roman" w:hAnsi="Times New Roman" w:cs="Times New Roman"/>
+        </w:rPr>
+      </w:pPr>
+      <w:r>
+        <w:rPr>
+          <w:rFonts w:ascii="Times New Roman" w:hAnsi="Times New Roman" w:cs="Times New Roman"/>
+        </w:rPr>
         <w:t>Round recordvote_10000_tps2500 done in 34.19s | succ=10000, fail=0, TPS=292.44, avg=3323.0ms, p95=5980.6ms, p99=6546.4ms</w:t>
       </w:r>
     </w:p>
     <w:p>
-      <w:r>
+      <w:pPr>
+        <w:rPr>
+          <w:rFonts w:ascii="Times New Roman" w:hAnsi="Times New Roman" w:cs="Times New Roman"/>
+        </w:rPr>
+      </w:pPr>
+      <w:r>
+        <w:rPr>
+          <w:rFonts w:ascii="Times New Roman" w:hAnsi="Times New Roman" w:cs="Times New Roman"/>
+        </w:rPr>
         <w:t>Round recordvote_10000_tps2500 done in 34.20s | succ=10000, fail=0, TPS=292.41, avg=3323.0ms, p95=5980.6ms, p99=6546.4ms</w:t>
       </w:r>
     </w:p>
     <w:p>
-      <w:r>
+      <w:pPr>
+        <w:rPr>
+          <w:rFonts w:ascii="Times New Roman" w:hAnsi="Times New Roman" w:cs="Times New Roman"/>
+        </w:rPr>
+      </w:pPr>
+      <w:r>
+        <w:rPr>
+          <w:rFonts w:ascii="Times New Roman" w:hAnsi="Times New Roman" w:cs="Times New Roman"/>
+        </w:rPr>
         <w:t>Round recordvote_10000_tps2500 done in 34.20s | succ=10000, fail=0, TPS=292.38, avg=3323.0ms, p95=5980.6ms, p99=6546.4ms</w:t>
       </w:r>
     </w:p>
     <w:p>
-      <w:r>
+      <w:pPr>
+        <w:rPr>
+          <w:rFonts w:ascii="Times New Roman" w:hAnsi="Times New Roman" w:cs="Times New Roman"/>
+        </w:rPr>
+      </w:pPr>
+      <w:r>
+        <w:rPr>
+          <w:rFonts w:ascii="Times New Roman" w:hAnsi="Times New Roman" w:cs="Times New Roman"/>
+        </w:rPr>
         <w:t>Round recordvote_10000_tps2500 done in 34.21s | succ=10000, fail=0, TPS=292.34, avg=3323.0ms, p95=5980.6ms, p99=6546.4ms</w:t>
       </w:r>
     </w:p>
     <w:p>
-      <w:r>
+      <w:pPr>
+        <w:rPr>
+          <w:rFonts w:ascii="Times New Roman" w:hAnsi="Times New Roman" w:cs="Times New Roman"/>
+        </w:rPr>
+      </w:pPr>
+      <w:r>
+        <w:rPr>
+          <w:rFonts w:ascii="Times New Roman" w:hAnsi="Times New Roman" w:cs="Times New Roman"/>
+        </w:rPr>
         <w:t>Round recordvote_10000_tps2500 done in 34.21s | succ=10000, fail=0, TPS=292.30, avg=3323.0ms, p95=5980.6ms, p99=6546.4ms</w:t>
       </w:r>
     </w:p>
     <w:p>
-      <w:r>
+      <w:pPr>
+        <w:rPr>
+          <w:rFonts w:ascii="Times New Roman" w:hAnsi="Times New Roman" w:cs="Times New Roman"/>
+        </w:rPr>
+      </w:pPr>
+      <w:r>
+        <w:rPr>
+          <w:rFonts w:ascii="Times New Roman" w:hAnsi="Times New Roman" w:cs="Times New Roman"/>
+        </w:rPr>
         <w:t>Round recordvote_10000_tps2500 done in 34.21s | succ=10000, fail=0, TPS=292.27, avg=3323.0ms, p95=5980.6ms, p99=6546.4ms</w:t>
       </w:r>
     </w:p>
     <w:p>
-      <w:r>
+      <w:pPr>
+        <w:rPr>
+          <w:rFonts w:ascii="Times New Roman" w:hAnsi="Times New Roman" w:cs="Times New Roman"/>
+        </w:rPr>
+      </w:pPr>
+      <w:r>
+        <w:rPr>
+          <w:rFonts w:ascii="Times New Roman" w:hAnsi="Times New Roman" w:cs="Times New Roman"/>
+        </w:rPr>
         <w:t>Round recordvote_10000_tps2500 done in 34.22s | succ=10000, fail=0, TPS=292.24, avg=3323.0ms, p95=5980.6ms, p99=6546.4ms</w:t>
       </w:r>
     </w:p>
     <w:p>
-      <w:r>
+      <w:pPr>
+        <w:rPr>
+          <w:rFonts w:ascii="Times New Roman" w:hAnsi="Times New Roman" w:cs="Times New Roman"/>
+        </w:rPr>
+      </w:pPr>
+      <w:r>
+        <w:rPr>
+          <w:rFonts w:ascii="Times New Roman" w:hAnsi="Times New Roman" w:cs="Times New Roman"/>
+        </w:rPr>
         <w:t>Round recordvote_10000_tps2500 done in 34.22s | succ=10000, fail=0, TPS=292.20, avg=3323.0ms, p95=5980.6ms, p99=6546.4ms</w:t>
       </w:r>
     </w:p>
     <w:p>
-      <w:r>
+      <w:pPr>
+        <w:rPr>
+          <w:rFonts w:ascii="Times New Roman" w:hAnsi="Times New Roman" w:cs="Times New Roman"/>
+        </w:rPr>
+      </w:pPr>
+      <w:r>
+        <w:rPr>
+          <w:rFonts w:ascii="Times New Roman" w:hAnsi="Times New Roman" w:cs="Times New Roman"/>
+        </w:rPr>
         <w:t>Round recordvote_10000_tps2500 done in 34.23s | succ=10000, fail=0, TPS=292.16, avg=3323.0ms, p95=5980.6ms, p99=6546.4ms</w:t>
       </w:r>
     </w:p>
     <w:p>
-      <w:r>
+      <w:pPr>
+        <w:rPr>
+          <w:rFonts w:ascii="Times New Roman" w:hAnsi="Times New Roman" w:cs="Times New Roman"/>
+        </w:rPr>
+      </w:pPr>
+      <w:r>
+        <w:rPr>
+          <w:rFonts w:ascii="Times New Roman" w:hAnsi="Times New Roman" w:cs="Times New Roman"/>
+        </w:rPr>
         <w:t>Round recordvote_10000_tps2500 done in 34.23s | succ=10000, fail=0, TPS=292.13, avg=3323.0ms, p95=5980.6ms, p99=6546.4ms</w:t>
       </w:r>
     </w:p>
     <w:p>
-      <w:r>
+      <w:pPr>
+        <w:rPr>
+          <w:rFonts w:ascii="Times New Roman" w:hAnsi="Times New Roman" w:cs="Times New Roman"/>
+        </w:rPr>
+      </w:pPr>
+      <w:r>
+        <w:rPr>
+          <w:rFonts w:ascii="Times New Roman" w:hAnsi="Times New Roman" w:cs="Times New Roman"/>
+        </w:rPr>
         <w:t>Round recordvote_10000_tps2500 done in 34.24s | succ=10000, fail=0, TPS=292.10, avg=3323.0ms, p95=5980.6ms, p99=6546.4ms</w:t>
       </w:r>
     </w:p>
     <w:p>
-      <w:r>
+      <w:pPr>
+        <w:rPr>
+          <w:rFonts w:ascii="Times New Roman" w:hAnsi="Times New Roman" w:cs="Times New Roman"/>
+        </w:rPr>
+      </w:pPr>
+      <w:r>
+        <w:rPr>
+          <w:rFonts w:ascii="Times New Roman" w:hAnsi="Times New Roman" w:cs="Times New Roman"/>
+        </w:rPr>
+        <w:t>Round recordvote_10000_tps2500 done in 34.24s | succ=10000, fail=0, TPS=292.06, avg=3323.0ms, p95=5980.6ms, p99=6546.4ms</w:t>
+      </w:r>
+    </w:p>
+    <w:p>
+      <w:pPr>
+        <w:rPr>
+          <w:rFonts w:ascii="Times New Roman" w:hAnsi="Times New Roman" w:cs="Times New Roman"/>
+        </w:rPr>
+      </w:pPr>
+      <w:r>
+        <w:rPr>
+          <w:rFonts w:ascii="Times New Roman" w:hAnsi="Times New Roman" w:cs="Times New Roman"/>
+        </w:rPr>
+        <w:t>Round recordvote_10000_tps2500 done in 34.24s | succ=10000, fail=0, TPS=292.02, avg=3323.0ms, p95=5980.6ms, p99=6546.4ms</w:t>
+      </w:r>
+    </w:p>
+    <w:p>
+      <w:pPr>
+        <w:rPr>
+          <w:rFonts w:ascii="Times New Roman" w:hAnsi="Times New Roman" w:cs="Times New Roman"/>
+        </w:rPr>
+      </w:pPr>
+      <w:r>
+        <w:rPr>
+          <w:rFonts w:ascii="Times New Roman" w:hAnsi="Times New Roman" w:cs="Times New Roman"/>
+        </w:rPr>
+        <w:t>Round recordvote_10000_tps2500 done in 34.25s | succ=10000, fail=0, TPS=291.99, avg=3323.0ms, p95=5980.6ms, p99=6546.4ms</w:t>
+      </w:r>
+    </w:p>
+    <w:p>
+      <w:pPr>
+        <w:rPr>
+          <w:rFonts w:ascii="Times New Roman" w:hAnsi="Times New Roman" w:cs="Times New Roman"/>
+        </w:rPr>
+      </w:pPr>
+      <w:r>
+        <w:rPr>
+          <w:rFonts w:ascii="Times New Roman" w:hAnsi="Times New Roman" w:cs="Times New Roman"/>
+        </w:rPr>
+        <w:t>Round recordvote_10000_tps2500 done in 34.25s | succ=10000, fail=0, TPS=291.96, avg=3323.0ms, p95=5980.6ms, p99=6546.4ms</w:t>
+      </w:r>
+    </w:p>
+    <w:p>
+      <w:pPr>
+        <w:rPr>
+          <w:rFonts w:ascii="Times New Roman" w:hAnsi="Times New Roman" w:cs="Times New Roman"/>
+        </w:rPr>
+      </w:pPr>
+      <w:r>
+        <w:rPr>
+          <w:rFonts w:ascii="Times New Roman" w:hAnsi="Times New Roman" w:cs="Times New Roman"/>
+        </w:rPr>
+        <w:t>Round recordvote_10000_tps2500 done in 34.26s | succ=10000, fail=0, TPS=291.92, avg=3323.0ms, p95=5980.6ms, p99=6546.4ms</w:t>
+      </w:r>
+    </w:p>
+    <w:p>
+      <w:pPr>
+        <w:rPr>
+          <w:rFonts w:ascii="Times New Roman" w:hAnsi="Times New Roman" w:cs="Times New Roman"/>
+        </w:rPr>
+      </w:pPr>
+      <w:r>
+        <w:rPr>
+          <w:rFonts w:ascii="Times New Roman" w:hAnsi="Times New Roman" w:cs="Times New Roman"/>
+        </w:rPr>
         <w:lastRenderedPageBreak/>
-        <w:t>Round recordvote_10000_tps2500 done in 34.24s | succ=10000, fail=0, TPS=292.06, avg=3323.0ms, p95=5980.6ms, p99=6546.4ms</w:t>
-      </w:r>
-    </w:p>
-    <w:p>
-      <w:r>
-        <w:t>Round recordvote_10000_tps2500 done in 34.24s | succ=10000, fail=0, TPS=292.02, avg=3323.0ms, p95=5980.6ms, p99=6546.4ms</w:t>
-      </w:r>
-    </w:p>
-    <w:p>
-      <w:r>
-        <w:t>Round recordvote_10000_tps2500 done in 34.25s | succ=10000, fail=0, TPS=291.99, avg=3323.0ms, p95=5980.6ms, p99=6546.4ms</w:t>
-      </w:r>
-    </w:p>
-    <w:p>
-      <w:r>
-        <w:t>Round recordvote_10000_tps2500 done in 34.25s | succ=10000, fail=0, TPS=291.96, avg=3323.0ms, p95=5980.6ms, p99=6546.4ms</w:t>
-      </w:r>
-    </w:p>
-    <w:p>
-      <w:r>
-        <w:t>Round recordvote_10000_tps2500 done in 34.26s | succ=10000, fail=0, TPS=291.92, avg=3323.0ms, p95=5980.6ms, p99=6546.4ms</w:t>
-      </w:r>
-    </w:p>
-    <w:p>
-      <w:r>
         <w:t>Round recordvote_10000_tps2500 done in 34.26s | succ=10000, fail=0, TPS=291.89, avg=3323.0ms, p95=5980.6ms, p99=6546.4ms</w:t>
       </w:r>
     </w:p>
     <w:p>
-      <w:r>
+      <w:pPr>
+        <w:rPr>
+          <w:rFonts w:ascii="Times New Roman" w:hAnsi="Times New Roman" w:cs="Times New Roman"/>
+        </w:rPr>
+      </w:pPr>
+      <w:r>
+        <w:rPr>
+          <w:rFonts w:ascii="Times New Roman" w:hAnsi="Times New Roman" w:cs="Times New Roman"/>
+        </w:rPr>
         <w:t>Round recordvote_10000_tps2500 done in 34.26s | succ=10000, fail=0, TPS=291.85, avg=3323.0ms, p95=5980.6ms, p99=6546.4ms</w:t>
       </w:r>
     </w:p>
     <w:p>
-      <w:r>
+      <w:pPr>
+        <w:rPr>
+          <w:rFonts w:ascii="Times New Roman" w:hAnsi="Times New Roman" w:cs="Times New Roman"/>
+        </w:rPr>
+      </w:pPr>
+      <w:r>
+        <w:rPr>
+          <w:rFonts w:ascii="Times New Roman" w:hAnsi="Times New Roman" w:cs="Times New Roman"/>
+        </w:rPr>
         <w:t>Round recordvote_10000_tps2500 done in 34.27s | succ=10000, fail=0, TPS=291.82, avg=3323.0ms, p95=5980.6ms, p99=6546.4ms</w:t>
       </w:r>
     </w:p>
     <w:p>
-      <w:r>
+      <w:pPr>
+        <w:rPr>
+          <w:rFonts w:ascii="Times New Roman" w:hAnsi="Times New Roman" w:cs="Times New Roman"/>
+        </w:rPr>
+      </w:pPr>
+      <w:r>
+        <w:rPr>
+          <w:rFonts w:ascii="Times New Roman" w:hAnsi="Times New Roman" w:cs="Times New Roman"/>
+        </w:rPr>
         <w:t>Round recordvote_10000_tps2500 done in 34.27s | succ=10000, fail=0, TPS=291.79, avg=3323.0ms, p95=5980.6ms, p99=6546.4ms</w:t>
       </w:r>
     </w:p>
     <w:p>
-      <w:r>
+      <w:pPr>
+        <w:rPr>
+          <w:rFonts w:ascii="Times New Roman" w:hAnsi="Times New Roman" w:cs="Times New Roman"/>
+        </w:rPr>
+      </w:pPr>
+      <w:r>
+        <w:rPr>
+          <w:rFonts w:ascii="Times New Roman" w:hAnsi="Times New Roman" w:cs="Times New Roman"/>
+        </w:rPr>
         <w:t>Round recordvote_10000_tps2500 done in 34.28s | succ=10000, fail=0, TPS=291.75, avg=3323.0ms, p95=5980.6ms, p99=6546.4ms</w:t>
       </w:r>
     </w:p>
     <w:p>
-      <w:r>
+      <w:pPr>
+        <w:rPr>
+          <w:rFonts w:ascii="Times New Roman" w:hAnsi="Times New Roman" w:cs="Times New Roman"/>
+        </w:rPr>
+      </w:pPr>
+      <w:r>
+        <w:rPr>
+          <w:rFonts w:ascii="Times New Roman" w:hAnsi="Times New Roman" w:cs="Times New Roman"/>
+        </w:rPr>
         <w:t>Round recordvote_10000_tps2500 done in 34.28s | succ=10000, fail=0, TPS=291.71, avg=3323.0ms, p95=5980.6ms, p99=6546.4ms</w:t>
       </w:r>
     </w:p>
     <w:p>
-      <w:r>
+      <w:pPr>
+        <w:rPr>
+          <w:rFonts w:ascii="Times New Roman" w:hAnsi="Times New Roman" w:cs="Times New Roman"/>
+        </w:rPr>
+      </w:pPr>
+      <w:r>
+        <w:rPr>
+          <w:rFonts w:ascii="Times New Roman" w:hAnsi="Times New Roman" w:cs="Times New Roman"/>
+        </w:rPr>
         <w:t>Round recordvote_10000_tps2500 done in 34.28s | succ=10000, fail=0, TPS=291.68, avg=3323.0ms, p95=5980.6ms, p99=6546.4ms</w:t>
       </w:r>
     </w:p>
     <w:p>
-      <w:r>
+      <w:pPr>
+        <w:rPr>
+          <w:rFonts w:ascii="Times New Roman" w:hAnsi="Times New Roman" w:cs="Times New Roman"/>
+        </w:rPr>
+      </w:pPr>
+      <w:r>
+        <w:rPr>
+          <w:rFonts w:ascii="Times New Roman" w:hAnsi="Times New Roman" w:cs="Times New Roman"/>
+        </w:rPr>
         <w:t>Round recordvote_10000_tps2500 done in 34.29s | succ=10000, fail=0, TPS=291.64, avg=3323.0ms, p95=5980.6ms, p99=6546.4ms</w:t>
       </w:r>
     </w:p>
     <w:p>
-      <w:r>
+      <w:pPr>
+        <w:rPr>
+          <w:rFonts w:ascii="Times New Roman" w:hAnsi="Times New Roman" w:cs="Times New Roman"/>
+        </w:rPr>
+      </w:pPr>
+      <w:r>
+        <w:rPr>
+          <w:rFonts w:ascii="Times New Roman" w:hAnsi="Times New Roman" w:cs="Times New Roman"/>
+        </w:rPr>
         <w:t>Round recordvote_10000_tps2500 done in 34.29s | succ=10000, fail=0, TPS=291.60, avg=3323.0ms, p95=5980.6ms, p99=6546.4ms</w:t>
       </w:r>
     </w:p>
     <w:p>
-      <w:r>
+      <w:pPr>
+        <w:rPr>
+          <w:rFonts w:ascii="Times New Roman" w:hAnsi="Times New Roman" w:cs="Times New Roman"/>
+        </w:rPr>
+      </w:pPr>
+      <w:r>
+        <w:rPr>
+          <w:rFonts w:ascii="Times New Roman" w:hAnsi="Times New Roman" w:cs="Times New Roman"/>
+        </w:rPr>
         <w:t>Round recordvote_10000_tps2500 done in 34.30s | succ=10000, fail=0, TPS=291.57, avg=3323.0ms, p95=5980.6ms, p99=6546.4ms</w:t>
       </w:r>
     </w:p>
     <w:p>
-      <w:r>
+      <w:pPr>
+        <w:rPr>
+          <w:rFonts w:ascii="Times New Roman" w:hAnsi="Times New Roman" w:cs="Times New Roman"/>
+        </w:rPr>
+      </w:pPr>
+      <w:r>
+        <w:rPr>
+          <w:rFonts w:ascii="Times New Roman" w:hAnsi="Times New Roman" w:cs="Times New Roman"/>
+        </w:rPr>
         <w:t>Round recordvote_10000_tps2500 done in 34.30s | succ=10000, fail=0, TPS=291.54, avg=3323.0ms, p95=5980.6ms, p99=6546.4ms</w:t>
       </w:r>
     </w:p>
     <w:p>
-      <w:r>
+      <w:pPr>
+        <w:rPr>
+          <w:rFonts w:ascii="Times New Roman" w:hAnsi="Times New Roman" w:cs="Times New Roman"/>
+        </w:rPr>
+      </w:pPr>
+      <w:r>
+        <w:rPr>
+          <w:rFonts w:ascii="Times New Roman" w:hAnsi="Times New Roman" w:cs="Times New Roman"/>
+        </w:rPr>
         <w:t>Round recordvote_10000_tps2500 done in 34.30s | succ=10000, fail=0, TPS=291.51, avg=3323.0ms, p95=5980.6ms, p99=6546.4ms</w:t>
       </w:r>
     </w:p>
     <w:p>
-      <w:r>
+      <w:pPr>
+        <w:rPr>
+          <w:rFonts w:ascii="Times New Roman" w:hAnsi="Times New Roman" w:cs="Times New Roman"/>
+        </w:rPr>
+      </w:pPr>
+      <w:r>
+        <w:rPr>
+          <w:rFonts w:ascii="Times New Roman" w:hAnsi="Times New Roman" w:cs="Times New Roman"/>
+        </w:rPr>
         <w:t>Round recordvote_10000_tps2500 done in 34.31s | succ=10000, fail=0, TPS=291.46, avg=3323.0ms, p95=5980.6ms, p99=6546.4ms</w:t>
       </w:r>
     </w:p>
     <w:p>
-      <w:r>
+      <w:pPr>
+        <w:rPr>
+          <w:rFonts w:ascii="Times New Roman" w:hAnsi="Times New Roman" w:cs="Times New Roman"/>
+        </w:rPr>
+      </w:pPr>
+      <w:r>
+        <w:rPr>
+          <w:rFonts w:ascii="Times New Roman" w:hAnsi="Times New Roman" w:cs="Times New Roman"/>
+        </w:rPr>
         <w:t>Round recordvote_10000_tps2500 done in 34.31s | succ=10000, fail=0, TPS=291.43, avg=3323.0ms, p95=5980.6ms, p99=6546.4ms</w:t>
       </w:r>
     </w:p>
     <w:p>
-      <w:r>
+      <w:pPr>
+        <w:rPr>
+          <w:rFonts w:ascii="Times New Roman" w:hAnsi="Times New Roman" w:cs="Times New Roman"/>
+        </w:rPr>
+      </w:pPr>
+      <w:r>
+        <w:rPr>
+          <w:rFonts w:ascii="Times New Roman" w:hAnsi="Times New Roman" w:cs="Times New Roman"/>
+        </w:rPr>
+        <w:t>Round recordvote_10000_tps2500 done in 34.32s | succ=10000, fail=0, TPS=291.40, avg=3323.0ms, p95=5980.6ms, p99=6546.4ms</w:t>
+      </w:r>
+    </w:p>
+    <w:p>
+      <w:pPr>
+        <w:rPr>
+          <w:rFonts w:ascii="Times New Roman" w:hAnsi="Times New Roman" w:cs="Times New Roman"/>
+        </w:rPr>
+      </w:pPr>
+      <w:r>
+        <w:rPr>
+          <w:rFonts w:ascii="Times New Roman" w:hAnsi="Times New Roman" w:cs="Times New Roman"/>
+        </w:rPr>
+        <w:t>Round recordvote_10000_tps2500 done in 34.32s | succ=10000, fail=0, TPS=291.35, avg=3323.0ms, p95=5980.6ms, p99=6546.4ms</w:t>
+      </w:r>
+    </w:p>
+    <w:p>
+      <w:pPr>
+        <w:rPr>
+          <w:rFonts w:ascii="Times New Roman" w:hAnsi="Times New Roman" w:cs="Times New Roman"/>
+        </w:rPr>
+      </w:pPr>
+      <w:r>
+        <w:rPr>
+          <w:rFonts w:ascii="Times New Roman" w:hAnsi="Times New Roman" w:cs="Times New Roman"/>
+        </w:rPr>
+        <w:t>Round recordvote_10000_tps2500 done in 34.33s | succ=10000, fail=0, TPS=291.32, avg=3323.0ms, p95=5980.6ms, p99=6546.4ms</w:t>
+      </w:r>
+    </w:p>
+    <w:p>
+      <w:pPr>
+        <w:rPr>
+          <w:rFonts w:ascii="Times New Roman" w:hAnsi="Times New Roman" w:cs="Times New Roman"/>
+        </w:rPr>
+      </w:pPr>
+      <w:r>
+        <w:rPr>
+          <w:rFonts w:ascii="Times New Roman" w:hAnsi="Times New Roman" w:cs="Times New Roman"/>
+        </w:rPr>
+        <w:t>Round recordvote_10000_tps2500 done in 34.33s | succ=10000, fail=0, TPS=291.29, avg=3323.0ms, p95=5980.6ms, p99=6546.4ms</w:t>
+      </w:r>
+    </w:p>
+    <w:p>
+      <w:pPr>
+        <w:jc w:val="both"/>
+        <w:rPr>
+          <w:rFonts w:ascii="Times New Roman" w:hAnsi="Times New Roman" w:cs="Times New Roman"/>
+          <w:i/>
+          <w:iCs/>
+        </w:rPr>
+      </w:pPr>
+      <w:r>
+        <w:rPr>
+          <w:rFonts w:ascii="Times New Roman" w:hAnsi="Times New Roman" w:cs="Times New Roman"/>
+          <w:i/>
+          <w:iCs/>
+        </w:rPr>
+        <w:t>This block reports one measured benchmark round. The key interpretation point is that TPS reflects successful committed submissions over wall-clock execution time, while avg, p95, and p99 capture end-to-end latency from the client perspective.</w:t>
+      </w:r>
+    </w:p>
+    <w:p>
+      <w:pPr>
+        <w:rPr>
+          <w:rFonts w:ascii="Times New Roman" w:hAnsi="Times New Roman" w:cs="Times New Roman"/>
+        </w:rPr>
+      </w:pPr>
+      <w:r>
+        <w:rPr>
+          <w:rFonts w:ascii="Times New Roman" w:hAnsi="Times New Roman" w:cs="Times New Roman"/>
+        </w:rPr>
+        <w:t>=== Round recordvote_10000_tps5000: tx=10000, targetLoad=5000, concurrency=1024 ===</w:t>
+      </w:r>
+    </w:p>
+    <w:p>
+      <w:pPr>
+        <w:rPr>
+          <w:rFonts w:ascii="Times New Roman" w:hAnsi="Times New Roman" w:cs="Times New Roman"/>
+        </w:rPr>
+      </w:pPr>
+      <w:r>
+        <w:rPr>
+          <w:rFonts w:ascii="Times New Roman" w:hAnsi="Times New Roman" w:cs="Times New Roman"/>
+        </w:rPr>
         <w:lastRenderedPageBreak/>
-        <w:t>Round recordvote_10000_tps2500 done in 34.32s | succ=10000, fail=0, TPS=291.40, avg=3323.0ms, p95=5980.6ms, p99=6546.4ms</w:t>
-      </w:r>
-    </w:p>
-    <w:p>
-      <w:r>
-        <w:t>Round recordvote_10000_tps2500 done in 34.32s | succ=10000, fail=0, TPS=291.35, avg=3323.0ms, p95=5980.6ms, p99=6546.4ms</w:t>
-      </w:r>
-    </w:p>
-    <w:p>
-      <w:r>
-        <w:t>Round recordvote_10000_tps2500 done in 34.33s | succ=10000, fail=0, TPS=291.32, avg=3323.0ms, p95=5980.6ms, p99=6546.4ms</w:t>
-      </w:r>
-    </w:p>
-    <w:p>
-      <w:r>
-        <w:t>Round recordvote_10000_tps2500 done in 34.33s | succ=10000, fail=0, TPS=291.29, avg=3323.0ms, p95=5980.6ms, p99=6546.4ms</w:t>
-      </w:r>
-    </w:p>
-    <w:p/>
-    <w:p>
-      <w:r>
-        <w:t>=== Round recordvote_10000_tps5000: tx=10000, targetLoad=5000, concurrency=1024 ===</w:t>
-      </w:r>
-    </w:p>
-    <w:p>
-      <w:r>
         <w:t>Round recordvote_10000_tps5000 done in 33.79s | succ=10000, fail=0, TPS=295.95, avg=3291.0ms, p95=5872.1ms, p99=6600.1ms</w:t>
       </w:r>
     </w:p>
     <w:p>
-      <w:r>
+      <w:pPr>
+        <w:rPr>
+          <w:rFonts w:ascii="Times New Roman" w:hAnsi="Times New Roman" w:cs="Times New Roman"/>
+        </w:rPr>
+      </w:pPr>
+      <w:r>
+        <w:rPr>
+          <w:rFonts w:ascii="Times New Roman" w:hAnsi="Times New Roman" w:cs="Times New Roman"/>
+        </w:rPr>
         <w:t>Round recordvote_10000_tps5000 done in 33.79s | succ=10000, fail=0, TPS=295.91, avg=3291.0ms, p95=5872.1ms, p99=6600.1ms</w:t>
       </w:r>
     </w:p>
     <w:p>
-      <w:r>
+      <w:pPr>
+        <w:rPr>
+          <w:rFonts w:ascii="Times New Roman" w:hAnsi="Times New Roman" w:cs="Times New Roman"/>
+        </w:rPr>
+      </w:pPr>
+      <w:r>
+        <w:rPr>
+          <w:rFonts w:ascii="Times New Roman" w:hAnsi="Times New Roman" w:cs="Times New Roman"/>
+        </w:rPr>
         <w:t>Round recordvote_10000_tps5000 done in 33.80s | succ=10000, fail=0, TPS=295.88, avg=3291.0ms, p95=5872.1ms, p99=6600.1ms</w:t>
       </w:r>
     </w:p>
     <w:p>
-      <w:r>
+      <w:pPr>
+        <w:rPr>
+          <w:rFonts w:ascii="Times New Roman" w:hAnsi="Times New Roman" w:cs="Times New Roman"/>
+        </w:rPr>
+      </w:pPr>
+      <w:r>
+        <w:rPr>
+          <w:rFonts w:ascii="Times New Roman" w:hAnsi="Times New Roman" w:cs="Times New Roman"/>
+        </w:rPr>
         <w:t>Round recordvote_10000_tps5000 done in 33.80s | succ=10000, fail=0, TPS=295.83, avg=3291.0ms, p95=5872.1ms, p99=6600.1ms</w:t>
       </w:r>
     </w:p>
     <w:p>
-      <w:r>
+      <w:pPr>
+        <w:rPr>
+          <w:rFonts w:ascii="Times New Roman" w:hAnsi="Times New Roman" w:cs="Times New Roman"/>
+        </w:rPr>
+      </w:pPr>
+      <w:r>
+        <w:rPr>
+          <w:rFonts w:ascii="Times New Roman" w:hAnsi="Times New Roman" w:cs="Times New Roman"/>
+        </w:rPr>
         <w:t>Round recordvote_10000_tps5000 done in 33.81s | succ=10000, fail=0, TPS=295.80, avg=3291.0ms, p95=5872.1ms, p99=6600.1ms</w:t>
       </w:r>
     </w:p>
     <w:p>
-      <w:r>
+      <w:pPr>
+        <w:rPr>
+          <w:rFonts w:ascii="Times New Roman" w:hAnsi="Times New Roman" w:cs="Times New Roman"/>
+        </w:rPr>
+      </w:pPr>
+      <w:r>
+        <w:rPr>
+          <w:rFonts w:ascii="Times New Roman" w:hAnsi="Times New Roman" w:cs="Times New Roman"/>
+        </w:rPr>
         <w:t>Round recordvote_10000_tps5000 done in 33.81s | succ=10000, fail=0, TPS=295.76, avg=3291.0ms, p95=5872.1ms, p99=6600.1ms</w:t>
       </w:r>
     </w:p>
     <w:p>
-      <w:r>
+      <w:pPr>
+        <w:rPr>
+          <w:rFonts w:ascii="Times New Roman" w:hAnsi="Times New Roman" w:cs="Times New Roman"/>
+        </w:rPr>
+      </w:pPr>
+      <w:r>
+        <w:rPr>
+          <w:rFonts w:ascii="Times New Roman" w:hAnsi="Times New Roman" w:cs="Times New Roman"/>
+        </w:rPr>
         <w:t>Round recordvote_10000_tps5000 done in 33.81s | succ=10000, fail=0, TPS=295.73, avg=3291.0ms, p95=5872.1ms, p99=6600.1ms</w:t>
       </w:r>
     </w:p>
     <w:p>
-      <w:r>
+      <w:pPr>
+        <w:rPr>
+          <w:rFonts w:ascii="Times New Roman" w:hAnsi="Times New Roman" w:cs="Times New Roman"/>
+        </w:rPr>
+      </w:pPr>
+      <w:r>
+        <w:rPr>
+          <w:rFonts w:ascii="Times New Roman" w:hAnsi="Times New Roman" w:cs="Times New Roman"/>
+        </w:rPr>
         <w:t>Round recordvote_10000_tps5000 done in 33.82s | succ=10000, fail=0, TPS=295.68, avg=3291.0ms, p95=5872.1ms, p99=6600.1ms</w:t>
       </w:r>
     </w:p>
     <w:p>
-      <w:r>
+      <w:pPr>
+        <w:rPr>
+          <w:rFonts w:ascii="Times New Roman" w:hAnsi="Times New Roman" w:cs="Times New Roman"/>
+        </w:rPr>
+      </w:pPr>
+      <w:r>
+        <w:rPr>
+          <w:rFonts w:ascii="Times New Roman" w:hAnsi="Times New Roman" w:cs="Times New Roman"/>
+        </w:rPr>
         <w:t>Round recordvote_10000_tps5000 done in 33.82s | succ=10000, fail=0, TPS=295.65, avg=3291.0ms, p95=5872.1ms, p99=6600.1ms</w:t>
       </w:r>
     </w:p>
     <w:p>
-      <w:r>
+      <w:pPr>
+        <w:rPr>
+          <w:rFonts w:ascii="Times New Roman" w:hAnsi="Times New Roman" w:cs="Times New Roman"/>
+        </w:rPr>
+      </w:pPr>
+      <w:r>
+        <w:rPr>
+          <w:rFonts w:ascii="Times New Roman" w:hAnsi="Times New Roman" w:cs="Times New Roman"/>
+        </w:rPr>
         <w:t>Round recordvote_10000_tps5000 done in 33.83s | succ=10000, fail=0, TPS=295.61, avg=3291.0ms, p95=5872.1ms, p99=6600.1ms</w:t>
       </w:r>
     </w:p>
     <w:p>
-      <w:r>
+      <w:pPr>
+        <w:rPr>
+          <w:rFonts w:ascii="Times New Roman" w:hAnsi="Times New Roman" w:cs="Times New Roman"/>
+        </w:rPr>
+      </w:pPr>
+      <w:r>
+        <w:rPr>
+          <w:rFonts w:ascii="Times New Roman" w:hAnsi="Times New Roman" w:cs="Times New Roman"/>
+        </w:rPr>
         <w:t>Round recordvote_10000_tps5000 done in 33.83s | succ=10000, fail=0, TPS=295.58, avg=3291.0ms, p95=5872.1ms, p99=6600.1ms</w:t>
       </w:r>
     </w:p>
     <w:p>
-      <w:r>
+      <w:pPr>
+        <w:rPr>
+          <w:rFonts w:ascii="Times New Roman" w:hAnsi="Times New Roman" w:cs="Times New Roman"/>
+        </w:rPr>
+      </w:pPr>
+      <w:r>
+        <w:rPr>
+          <w:rFonts w:ascii="Times New Roman" w:hAnsi="Times New Roman" w:cs="Times New Roman"/>
+        </w:rPr>
         <w:t>Round recordvote_10000_tps5000 done in 33.84s | succ=10000, fail=0, TPS=295.54, avg=3291.0ms, p95=5872.1ms, p99=6600.1ms</w:t>
       </w:r>
     </w:p>
     <w:p>
-      <w:r>
+      <w:pPr>
+        <w:rPr>
+          <w:rFonts w:ascii="Times New Roman" w:hAnsi="Times New Roman" w:cs="Times New Roman"/>
+        </w:rPr>
+      </w:pPr>
+      <w:r>
+        <w:rPr>
+          <w:rFonts w:ascii="Times New Roman" w:hAnsi="Times New Roman" w:cs="Times New Roman"/>
+        </w:rPr>
         <w:t>Round recordvote_10000_tps5000 done in 33.84s | succ=10000, fail=0, TPS=295.51, avg=3291.0ms, p95=5872.1ms, p99=6600.1ms</w:t>
       </w:r>
     </w:p>
     <w:p>
-      <w:r>
+      <w:pPr>
+        <w:rPr>
+          <w:rFonts w:ascii="Times New Roman" w:hAnsi="Times New Roman" w:cs="Times New Roman"/>
+        </w:rPr>
+      </w:pPr>
+      <w:r>
+        <w:rPr>
+          <w:rFonts w:ascii="Times New Roman" w:hAnsi="Times New Roman" w:cs="Times New Roman"/>
+        </w:rPr>
+        <w:t>Round recordvote_10000_tps5000 done in 33.84s | succ=10000, fail=0, TPS=295.48, avg=3291.0ms, p95=5872.1ms, p99=6600.1ms</w:t>
+      </w:r>
+    </w:p>
+    <w:p>
+      <w:pPr>
+        <w:rPr>
+          <w:rFonts w:ascii="Times New Roman" w:hAnsi="Times New Roman" w:cs="Times New Roman"/>
+        </w:rPr>
+      </w:pPr>
+      <w:r>
+        <w:rPr>
+          <w:rFonts w:ascii="Times New Roman" w:hAnsi="Times New Roman" w:cs="Times New Roman"/>
+        </w:rPr>
+        <w:t>Round recordvote_10000_tps5000 done in 33.85s | succ=10000, fail=0, TPS=295.44, avg=3291.0ms, p95=5872.1ms, p99=6600.1ms</w:t>
+      </w:r>
+    </w:p>
+    <w:p>
+      <w:pPr>
+        <w:rPr>
+          <w:rFonts w:ascii="Times New Roman" w:hAnsi="Times New Roman" w:cs="Times New Roman"/>
+        </w:rPr>
+      </w:pPr>
+      <w:r>
+        <w:rPr>
+          <w:rFonts w:ascii="Times New Roman" w:hAnsi="Times New Roman" w:cs="Times New Roman"/>
+        </w:rPr>
+        <w:t>Round recordvote_10000_tps5000 done in 33.85s | succ=10000, fail=0, TPS=295.41, avg=3291.0ms, p95=5872.1ms, p99=6600.1ms</w:t>
+      </w:r>
+    </w:p>
+    <w:p>
+      <w:pPr>
+        <w:rPr>
+          <w:rFonts w:ascii="Times New Roman" w:hAnsi="Times New Roman" w:cs="Times New Roman"/>
+        </w:rPr>
+      </w:pPr>
+      <w:r>
+        <w:rPr>
+          <w:rFonts w:ascii="Times New Roman" w:hAnsi="Times New Roman" w:cs="Times New Roman"/>
+        </w:rPr>
+        <w:t>Round recordvote_10000_tps5000 done in 33.86s | succ=10000, fail=0, TPS=295.37, avg=3291.0ms, p95=5872.1ms, p99=6600.1ms</w:t>
+      </w:r>
+    </w:p>
+    <w:p>
+      <w:pPr>
+        <w:rPr>
+          <w:rFonts w:ascii="Times New Roman" w:hAnsi="Times New Roman" w:cs="Times New Roman"/>
+        </w:rPr>
+      </w:pPr>
+      <w:r>
+        <w:rPr>
+          <w:rFonts w:ascii="Times New Roman" w:hAnsi="Times New Roman" w:cs="Times New Roman"/>
+        </w:rPr>
+        <w:t>Round recordvote_10000_tps5000 done in 33.86s | succ=10000, fail=0, TPS=295.34, avg=3291.0ms, p95=5872.1ms, p99=6600.1ms</w:t>
+      </w:r>
+    </w:p>
+    <w:p>
+      <w:pPr>
+        <w:rPr>
+          <w:rFonts w:ascii="Times New Roman" w:hAnsi="Times New Roman" w:cs="Times New Roman"/>
+        </w:rPr>
+      </w:pPr>
+      <w:r>
+        <w:rPr>
+          <w:rFonts w:ascii="Times New Roman" w:hAnsi="Times New Roman" w:cs="Times New Roman"/>
+        </w:rPr>
+        <w:t>Round recordvote_10000_tps5000 done in 33.86s | succ=10000, fail=0, TPS=295.29, avg=3291.0ms, p95=5872.1ms, p99=6600.1ms</w:t>
+      </w:r>
+    </w:p>
+    <w:p>
+      <w:pPr>
+        <w:rPr>
+          <w:rFonts w:ascii="Times New Roman" w:hAnsi="Times New Roman" w:cs="Times New Roman"/>
+        </w:rPr>
+      </w:pPr>
+      <w:r>
+        <w:rPr>
+          <w:rFonts w:ascii="Times New Roman" w:hAnsi="Times New Roman" w:cs="Times New Roman"/>
+        </w:rPr>
+        <w:t>Round recordvote_10000_tps5000 done in 33.87s | succ=10000, fail=0, TPS=295.26, avg=3291.0ms, p95=5872.1ms, p99=6600.1ms</w:t>
+      </w:r>
+    </w:p>
+    <w:p>
+      <w:pPr>
+        <w:rPr>
+          <w:rFonts w:ascii="Times New Roman" w:hAnsi="Times New Roman" w:cs="Times New Roman"/>
+        </w:rPr>
+      </w:pPr>
+      <w:r>
+        <w:rPr>
+          <w:rFonts w:ascii="Times New Roman" w:hAnsi="Times New Roman" w:cs="Times New Roman"/>
+        </w:rPr>
         <w:lastRenderedPageBreak/>
-        <w:t>Round recordvote_10000_tps5000 done in 33.84s | succ=10000, fail=0, TPS=295.48, avg=3291.0ms, p95=5872.1ms, p99=6600.1ms</w:t>
-      </w:r>
-    </w:p>
-    <w:p>
-      <w:r>
-        <w:t>Round recordvote_10000_tps5000 done in 33.85s | succ=10000, fail=0, TPS=295.44, avg=3291.0ms, p95=5872.1ms, p99=6600.1ms</w:t>
-      </w:r>
-    </w:p>
-    <w:p>
-      <w:r>
-        <w:t>Round recordvote_10000_tps5000 done in 33.85s | succ=10000, fail=0, TPS=295.41, avg=3291.0ms, p95=5872.1ms, p99=6600.1ms</w:t>
-      </w:r>
-    </w:p>
-    <w:p>
-      <w:r>
-        <w:t>Round recordvote_10000_tps5000 done in 33.86s | succ=10000, fail=0, TPS=295.37, avg=3291.0ms, p95=5872.1ms, p99=6600.1ms</w:t>
-      </w:r>
-    </w:p>
-    <w:p>
-      <w:r>
-        <w:t>Round recordvote_10000_tps5000 done in 33.86s | succ=10000, fail=0, TPS=295.34, avg=3291.0ms, p95=5872.1ms, p99=6600.1ms</w:t>
-      </w:r>
-    </w:p>
-    <w:p>
-      <w:r>
-        <w:t>Round recordvote_10000_tps5000 done in 33.86s | succ=10000, fail=0, TPS=295.29, avg=3291.0ms, p95=5872.1ms, p99=6600.1ms</w:t>
-      </w:r>
-    </w:p>
-    <w:p>
-      <w:r>
-        <w:t>Round recordvote_10000_tps5000 done in 33.87s | succ=10000, fail=0, TPS=295.26, avg=3291.0ms, p95=5872.1ms, p99=6600.1ms</w:t>
-      </w:r>
-    </w:p>
-    <w:p>
-      <w:r>
         <w:t>Round recordvote_10000_tps5000 done in 33.87s | succ=10000, fail=0, TPS=295.23, avg=3291.0ms, p95=5872.1ms, p99=6600.1ms</w:t>
       </w:r>
     </w:p>
     <w:p>
-      <w:r>
+      <w:pPr>
+        <w:rPr>
+          <w:rFonts w:ascii="Times New Roman" w:hAnsi="Times New Roman" w:cs="Times New Roman"/>
+        </w:rPr>
+      </w:pPr>
+      <w:r>
+        <w:rPr>
+          <w:rFonts w:ascii="Times New Roman" w:hAnsi="Times New Roman" w:cs="Times New Roman"/>
+        </w:rPr>
         <w:t>Round recordvote_10000_tps5000 done in 33.88s | succ=10000, fail=0, TPS=295.18, avg=3291.0ms, p95=5872.1ms, p99=6600.1ms</w:t>
       </w:r>
     </w:p>
     <w:p>
-      <w:r>
+      <w:pPr>
+        <w:rPr>
+          <w:rFonts w:ascii="Times New Roman" w:hAnsi="Times New Roman" w:cs="Times New Roman"/>
+        </w:rPr>
+      </w:pPr>
+      <w:r>
+        <w:rPr>
+          <w:rFonts w:ascii="Times New Roman" w:hAnsi="Times New Roman" w:cs="Times New Roman"/>
+        </w:rPr>
         <w:t>Round recordvote_10000_tps5000 done in 33.88s | succ=10000, fail=0, TPS=295.15, avg=3291.0ms, p95=5872.1ms, p99=6600.1ms</w:t>
       </w:r>
     </w:p>
     <w:p>
-      <w:r>
+      <w:pPr>
+        <w:rPr>
+          <w:rFonts w:ascii="Times New Roman" w:hAnsi="Times New Roman" w:cs="Times New Roman"/>
+        </w:rPr>
+      </w:pPr>
+      <w:r>
+        <w:rPr>
+          <w:rFonts w:ascii="Times New Roman" w:hAnsi="Times New Roman" w:cs="Times New Roman"/>
+        </w:rPr>
         <w:t>Round recordvote_10000_tps5000 done in 33.88s | succ=10000, fail=0, TPS=295.12, avg=3291.0ms, p95=5872.1ms, p99=6600.1ms</w:t>
       </w:r>
     </w:p>
     <w:p>
-      <w:r>
+      <w:pPr>
+        <w:rPr>
+          <w:rFonts w:ascii="Times New Roman" w:hAnsi="Times New Roman" w:cs="Times New Roman"/>
+        </w:rPr>
+      </w:pPr>
+      <w:r>
+        <w:rPr>
+          <w:rFonts w:ascii="Times New Roman" w:hAnsi="Times New Roman" w:cs="Times New Roman"/>
+        </w:rPr>
         <w:t>Round recordvote_10000_tps5000 done in 33.89s | succ=10000, fail=0, TPS=295.09, avg=3291.0ms, p95=5872.1ms, p99=6600.1ms</w:t>
       </w:r>
     </w:p>
     <w:p>
-      <w:r>
+      <w:pPr>
+        <w:rPr>
+          <w:rFonts w:ascii="Times New Roman" w:hAnsi="Times New Roman" w:cs="Times New Roman"/>
+        </w:rPr>
+      </w:pPr>
+      <w:r>
+        <w:rPr>
+          <w:rFonts w:ascii="Times New Roman" w:hAnsi="Times New Roman" w:cs="Times New Roman"/>
+        </w:rPr>
         <w:t>Round recordvote_10000_tps5000 done in 33.89s | succ=10000, fail=0, TPS=295.04, avg=3291.0ms, p95=5872.1ms, p99=6600.1ms</w:t>
       </w:r>
     </w:p>
     <w:p>
-      <w:r>
+      <w:pPr>
+        <w:rPr>
+          <w:rFonts w:ascii="Times New Roman" w:hAnsi="Times New Roman" w:cs="Times New Roman"/>
+        </w:rPr>
+      </w:pPr>
+      <w:r>
+        <w:rPr>
+          <w:rFonts w:ascii="Times New Roman" w:hAnsi="Times New Roman" w:cs="Times New Roman"/>
+        </w:rPr>
         <w:t>Round recordvote_10000_tps5000 done in 33.90s | succ=10000, fail=0, TPS=295.01, avg=3291.0ms, p95=5872.1ms, p99=6600.1ms</w:t>
       </w:r>
     </w:p>
     <w:p>
-      <w:r>
+      <w:pPr>
+        <w:rPr>
+          <w:rFonts w:ascii="Times New Roman" w:hAnsi="Times New Roman" w:cs="Times New Roman"/>
+        </w:rPr>
+      </w:pPr>
+      <w:r>
+        <w:rPr>
+          <w:rFonts w:ascii="Times New Roman" w:hAnsi="Times New Roman" w:cs="Times New Roman"/>
+        </w:rPr>
         <w:t>Round recordvote_10000_tps5000 done in 33.90s | succ=10000, fail=0, TPS=294.98, avg=3291.0ms, p95=5872.1ms, p99=6600.1ms</w:t>
       </w:r>
     </w:p>
     <w:p>
-      <w:r>
+      <w:pPr>
+        <w:rPr>
+          <w:rFonts w:ascii="Times New Roman" w:hAnsi="Times New Roman" w:cs="Times New Roman"/>
+        </w:rPr>
+      </w:pPr>
+      <w:r>
+        <w:rPr>
+          <w:rFonts w:ascii="Times New Roman" w:hAnsi="Times New Roman" w:cs="Times New Roman"/>
+        </w:rPr>
         <w:t>Round recordvote_10000_tps5000 done in 33.90s | succ=10000, fail=0, TPS=294.95, avg=3291.0ms, p95=5872.1ms, p99=6600.1ms</w:t>
       </w:r>
     </w:p>
     <w:p>
-      <w:r>
+      <w:pPr>
+        <w:rPr>
+          <w:rFonts w:ascii="Times New Roman" w:hAnsi="Times New Roman" w:cs="Times New Roman"/>
+        </w:rPr>
+      </w:pPr>
+      <w:r>
+        <w:rPr>
+          <w:rFonts w:ascii="Times New Roman" w:hAnsi="Times New Roman" w:cs="Times New Roman"/>
+        </w:rPr>
         <w:t>Round recordvote_10000_tps5000 done in 33.91s | succ=10000, fail=0, TPS=294.90, avg=3291.0ms, p95=5872.1ms, p99=6600.1ms</w:t>
       </w:r>
     </w:p>
     <w:p>
-      <w:r>
+      <w:pPr>
+        <w:rPr>
+          <w:rFonts w:ascii="Times New Roman" w:hAnsi="Times New Roman" w:cs="Times New Roman"/>
+        </w:rPr>
+      </w:pPr>
+      <w:r>
+        <w:rPr>
+          <w:rFonts w:ascii="Times New Roman" w:hAnsi="Times New Roman" w:cs="Times New Roman"/>
+        </w:rPr>
         <w:t>Round recordvote_10000_tps5000 done in 33.91s | succ=10000, fail=0, TPS=294.87, avg=3291.0ms, p95=5872.1ms, p99=6600.1ms</w:t>
       </w:r>
     </w:p>
     <w:p>
-      <w:r>
+      <w:pPr>
+        <w:rPr>
+          <w:rFonts w:ascii="Times New Roman" w:hAnsi="Times New Roman" w:cs="Times New Roman"/>
+        </w:rPr>
+      </w:pPr>
+      <w:r>
+        <w:rPr>
+          <w:rFonts w:ascii="Times New Roman" w:hAnsi="Times New Roman" w:cs="Times New Roman"/>
+        </w:rPr>
         <w:t>Round recordvote_10000_tps5000 done in 33.92s | succ=10000, fail=0, TPS=294.84, avg=3291.0ms, p95=5872.1ms, p99=6600.1ms</w:t>
       </w:r>
     </w:p>
     <w:p>
-      <w:r>
+      <w:pPr>
+        <w:rPr>
+          <w:rFonts w:ascii="Times New Roman" w:hAnsi="Times New Roman" w:cs="Times New Roman"/>
+        </w:rPr>
+      </w:pPr>
+      <w:r>
+        <w:rPr>
+          <w:rFonts w:ascii="Times New Roman" w:hAnsi="Times New Roman" w:cs="Times New Roman"/>
+        </w:rPr>
+        <w:t>Round recordvote_10000_tps5000 done in 33.92s | succ=10000, fail=0, TPS=294.80, avg=3291.0ms, p95=5872.1ms, p99=6600.1ms</w:t>
+      </w:r>
+    </w:p>
+    <w:p>
+      <w:pPr>
+        <w:rPr>
+          <w:rFonts w:ascii="Times New Roman" w:hAnsi="Times New Roman" w:cs="Times New Roman"/>
+        </w:rPr>
+      </w:pPr>
+      <w:r>
+        <w:rPr>
+          <w:rFonts w:ascii="Times New Roman" w:hAnsi="Times New Roman" w:cs="Times New Roman"/>
+        </w:rPr>
+        <w:t>Round recordvote_10000_tps5000 done in 33.93s | succ=10000, fail=0, TPS=294.77, avg=3291.0ms, p95=5872.1ms, p99=6600.1ms</w:t>
+      </w:r>
+    </w:p>
+    <w:p>
+      <w:pPr>
+        <w:rPr>
+          <w:rFonts w:ascii="Times New Roman" w:hAnsi="Times New Roman" w:cs="Times New Roman"/>
+        </w:rPr>
+      </w:pPr>
+      <w:r>
+        <w:rPr>
+          <w:rFonts w:ascii="Times New Roman" w:hAnsi="Times New Roman" w:cs="Times New Roman"/>
+        </w:rPr>
+        <w:t>Round recordvote_10000_tps5000 done in 33.93s | succ=10000, fail=0, TPS=294.72, avg=3291.0ms, p95=5872.1ms, p99=6600.1ms</w:t>
+      </w:r>
+    </w:p>
+    <w:p>
+      <w:pPr>
+        <w:rPr>
+          <w:rFonts w:ascii="Times New Roman" w:hAnsi="Times New Roman" w:cs="Times New Roman"/>
+        </w:rPr>
+      </w:pPr>
+      <w:r>
+        <w:rPr>
+          <w:rFonts w:ascii="Times New Roman" w:hAnsi="Times New Roman" w:cs="Times New Roman"/>
+        </w:rPr>
+        <w:t>Round recordvote_10000_tps5000 done in 33.93s | succ=10000, fail=0, TPS=294.69, avg=3291.0ms, p95=5872.1ms, p99=6600.1ms</w:t>
+      </w:r>
+    </w:p>
+    <w:p>
+      <w:pPr>
+        <w:rPr>
+          <w:rFonts w:ascii="Times New Roman" w:hAnsi="Times New Roman" w:cs="Times New Roman"/>
+        </w:rPr>
+      </w:pPr>
+      <w:r>
+        <w:rPr>
+          <w:rFonts w:ascii="Times New Roman" w:hAnsi="Times New Roman" w:cs="Times New Roman"/>
+        </w:rPr>
+        <w:t>Round recordvote_10000_tps5000 done in 33.94s | succ=10000, fail=0, TPS=294.66, avg=3291.0ms, p95=5872.1ms, p99=6600.1ms</w:t>
+      </w:r>
+    </w:p>
+    <w:p>
+      <w:pPr>
+        <w:rPr>
+          <w:rFonts w:ascii="Times New Roman" w:hAnsi="Times New Roman" w:cs="Times New Roman"/>
+        </w:rPr>
+      </w:pPr>
+      <w:r>
+        <w:rPr>
+          <w:rFonts w:ascii="Times New Roman" w:hAnsi="Times New Roman" w:cs="Times New Roman"/>
+        </w:rPr>
+        <w:t>Round recordvote_10000_tps5000 done in 33.94s | succ=10000, fail=0, TPS=294.62, avg=3291.0ms, p95=5872.1ms, p99=6600.1ms</w:t>
+      </w:r>
+    </w:p>
+    <w:p>
+      <w:pPr>
+        <w:rPr>
+          <w:rFonts w:ascii="Times New Roman" w:hAnsi="Times New Roman" w:cs="Times New Roman"/>
+        </w:rPr>
+      </w:pPr>
+      <w:r>
+        <w:rPr>
+          <w:rFonts w:ascii="Times New Roman" w:hAnsi="Times New Roman" w:cs="Times New Roman"/>
+        </w:rPr>
+        <w:t>Round recordvote_10000_tps5000 done in 33.95s | succ=10000, fail=0, TPS=294.58, avg=3291.0ms, p95=5872.1ms, p99=6600.1ms</w:t>
+      </w:r>
+    </w:p>
+    <w:p>
+      <w:pPr>
+        <w:rPr>
+          <w:rFonts w:ascii="Times New Roman" w:hAnsi="Times New Roman" w:cs="Times New Roman"/>
+        </w:rPr>
+      </w:pPr>
+      <w:r>
+        <w:rPr>
+          <w:rFonts w:ascii="Times New Roman" w:hAnsi="Times New Roman" w:cs="Times New Roman"/>
+        </w:rPr>
+        <w:t>Round recordvote_10000_tps5000 done in 33.95s | succ=10000, fail=0, TPS=294.55, avg=3291.0ms, p95=5872.1ms, p99=6600.1ms</w:t>
+      </w:r>
+    </w:p>
+    <w:p>
+      <w:pPr>
+        <w:rPr>
+          <w:rFonts w:ascii="Times New Roman" w:hAnsi="Times New Roman" w:cs="Times New Roman"/>
+        </w:rPr>
+      </w:pPr>
+      <w:r>
+        <w:rPr>
+          <w:rFonts w:ascii="Times New Roman" w:hAnsi="Times New Roman" w:cs="Times New Roman"/>
+        </w:rPr>
         <w:lastRenderedPageBreak/>
-        <w:t>Round recordvote_10000_tps5000 done in 33.92s | succ=10000, fail=0, TPS=294.80, avg=3291.0ms, p95=5872.1ms, p99=6600.1ms</w:t>
-      </w:r>
-    </w:p>
-    <w:p>
-      <w:r>
-        <w:t>Round recordvote_10000_tps5000 done in 33.93s | succ=10000, fail=0, TPS=294.77, avg=3291.0ms, p95=5872.1ms, p99=6600.1ms</w:t>
-      </w:r>
-    </w:p>
-    <w:p>
-      <w:r>
-        <w:t>Round recordvote_10000_tps5000 done in 33.93s | succ=10000, fail=0, TPS=294.72, avg=3291.0ms, p95=5872.1ms, p99=6600.1ms</w:t>
-      </w:r>
-    </w:p>
-    <w:p>
-      <w:r>
-        <w:t>Round recordvote_10000_tps5000 done in 33.93s | succ=10000, fail=0, TPS=294.69, avg=3291.0ms, p95=5872.1ms, p99=6600.1ms</w:t>
-      </w:r>
-    </w:p>
-    <w:p>
-      <w:r>
-        <w:t>Round recordvote_10000_tps5000 done in 33.94s | succ=10000, fail=0, TPS=294.66, avg=3291.0ms, p95=5872.1ms, p99=6600.1ms</w:t>
-      </w:r>
-    </w:p>
-    <w:p>
-      <w:r>
-        <w:t>Round recordvote_10000_tps5000 done in 33.94s | succ=10000, fail=0, TPS=294.62, avg=3291.0ms, p95=5872.1ms, p99=6600.1ms</w:t>
-      </w:r>
-    </w:p>
-    <w:p>
-      <w:r>
-        <w:t>Round recordvote_10000_tps5000 done in 33.95s | succ=10000, fail=0, TPS=294.58, avg=3291.0ms, p95=5872.1ms, p99=6600.1ms</w:t>
-      </w:r>
-    </w:p>
-    <w:p>
-      <w:r>
-        <w:t>Round recordvote_10000_tps5000 done in 33.95s | succ=10000, fail=0, TPS=294.55, avg=3291.0ms, p95=5872.1ms, p99=6600.1ms</w:t>
-      </w:r>
-    </w:p>
-    <w:p>
-      <w:r>
         <w:t>Round recordvote_10000_tps5000 done in 33.95s | succ=10000, fail=0, TPS=294.52, avg=3291.0ms, p95=5872.1ms, p99=6600.1ms</w:t>
       </w:r>
     </w:p>
     <w:p>
-      <w:r>
+      <w:pPr>
+        <w:rPr>
+          <w:rFonts w:ascii="Times New Roman" w:hAnsi="Times New Roman" w:cs="Times New Roman"/>
+        </w:rPr>
+      </w:pPr>
+      <w:r>
+        <w:rPr>
+          <w:rFonts w:ascii="Times New Roman" w:hAnsi="Times New Roman" w:cs="Times New Roman"/>
+        </w:rPr>
         <w:t>Round recordvote_10000_tps5000 done in 33.96s | succ=10000, fail=0, TPS=294.48, avg=3291.0ms, p95=5872.1ms, p99=6600.1ms</w:t>
       </w:r>
     </w:p>
     <w:p>
-      <w:r>
+      <w:pPr>
+        <w:rPr>
+          <w:rFonts w:ascii="Times New Roman" w:hAnsi="Times New Roman" w:cs="Times New Roman"/>
+        </w:rPr>
+      </w:pPr>
+      <w:r>
+        <w:rPr>
+          <w:rFonts w:ascii="Times New Roman" w:hAnsi="Times New Roman" w:cs="Times New Roman"/>
+        </w:rPr>
         <w:t>Round recordvote_10000_tps5000 done in 33.96s | succ=10000, fail=0, TPS=294.45, avg=3291.0ms, p95=5872.1ms, p99=6600.1ms</w:t>
       </w:r>
     </w:p>
     <w:p>
-      <w:r>
+      <w:pPr>
+        <w:rPr>
+          <w:rFonts w:ascii="Times New Roman" w:hAnsi="Times New Roman" w:cs="Times New Roman"/>
+        </w:rPr>
+      </w:pPr>
+      <w:r>
+        <w:rPr>
+          <w:rFonts w:ascii="Times New Roman" w:hAnsi="Times New Roman" w:cs="Times New Roman"/>
+        </w:rPr>
         <w:t>Round recordvote_10000_tps5000 done in 33.97s | succ=10000, fail=0, TPS=294.41, avg=3291.0ms, p95=5872.1ms, p99=6600.1ms</w:t>
       </w:r>
     </w:p>
     <w:p>
-      <w:r>
+      <w:pPr>
+        <w:rPr>
+          <w:rFonts w:ascii="Times New Roman" w:hAnsi="Times New Roman" w:cs="Times New Roman"/>
+        </w:rPr>
+      </w:pPr>
+      <w:r>
+        <w:rPr>
+          <w:rFonts w:ascii="Times New Roman" w:hAnsi="Times New Roman" w:cs="Times New Roman"/>
+        </w:rPr>
         <w:t>Round recordvote_10000_tps5000 done in 33.97s | succ=10000, fail=0, TPS=294.38, avg=3291.0ms, p95=5872.1ms, p99=6600.1ms</w:t>
       </w:r>
     </w:p>
-    <w:p/>
-    <w:p>
-      <w:r>
+    <w:p>
+      <w:pPr>
+        <w:rPr>
+          <w:rFonts w:ascii="Times New Roman" w:hAnsi="Times New Roman" w:cs="Times New Roman"/>
+        </w:rPr>
+      </w:pPr>
+    </w:p>
+    <w:p>
+      <w:pPr>
+        <w:rPr>
+          <w:rFonts w:ascii="Times New Roman" w:hAnsi="Times New Roman" w:cs="Times New Roman"/>
+        </w:rPr>
+      </w:pPr>
+      <w:r>
+        <w:rPr>
+          <w:rFonts w:ascii="Times New Roman" w:hAnsi="Times New Roman" w:cs="Times New Roman"/>
+        </w:rPr>
         <w:t>=== Round recordvote_50000_tps5000: tx=50000, targetLoad=5000, concurrency=1024 ===</w:t>
       </w:r>
     </w:p>
     <w:p>
-      <w:r>
+      <w:pPr>
+        <w:rPr>
+          <w:rFonts w:ascii="Times New Roman" w:hAnsi="Times New Roman" w:cs="Times New Roman"/>
+        </w:rPr>
+      </w:pPr>
+      <w:r>
+        <w:rPr>
+          <w:rFonts w:ascii="Times New Roman" w:hAnsi="Times New Roman" w:cs="Times New Roman"/>
+        </w:rPr>
         <w:t>Round recordvote_50000_tps5000 done in 169.72s | succ=50000, fail=0, TPS=294.60, avg=3423.3ms, p95=6056.6ms, p99=6458.5ms</w:t>
       </w:r>
     </w:p>
     <w:p>
-      <w:r>
+      <w:pPr>
+        <w:rPr>
+          <w:rFonts w:ascii="Times New Roman" w:hAnsi="Times New Roman" w:cs="Times New Roman"/>
+        </w:rPr>
+      </w:pPr>
+      <w:r>
+        <w:rPr>
+          <w:rFonts w:ascii="Times New Roman" w:hAnsi="Times New Roman" w:cs="Times New Roman"/>
+        </w:rPr>
         <w:t>Round recordvote_50000_tps5000 done in 169.75s | succ=50000, fail=0, TPS=294.56, avg=3423.3ms, p95=6056.6ms, p99=6458.5ms</w:t>
       </w:r>
     </w:p>
     <w:p>
-      <w:r>
+      <w:pPr>
+        <w:rPr>
+          <w:rFonts w:ascii="Times New Roman" w:hAnsi="Times New Roman" w:cs="Times New Roman"/>
+        </w:rPr>
+      </w:pPr>
+      <w:r>
+        <w:rPr>
+          <w:rFonts w:ascii="Times New Roman" w:hAnsi="Times New Roman" w:cs="Times New Roman"/>
+        </w:rPr>
         <w:t>Round recordvote_50000_tps5000 done in 169.78s | succ=50000, fail=0, TPS=294.49, avg=3423.3ms, p95=6056.6ms, p99=6458.5ms</w:t>
       </w:r>
     </w:p>
     <w:p>
-      <w:r>
+      <w:pPr>
+        <w:rPr>
+          <w:rFonts w:ascii="Times New Roman" w:hAnsi="Times New Roman" w:cs="Times New Roman"/>
+        </w:rPr>
+      </w:pPr>
+      <w:r>
+        <w:rPr>
+          <w:rFonts w:ascii="Times New Roman" w:hAnsi="Times New Roman" w:cs="Times New Roman"/>
+        </w:rPr>
         <w:t>Round recordvote_50000_tps5000 done in 169.82s | succ=50000, fail=0, TPS=294.43, avg=3423.3ms, p95=6056.6ms, p99=6458.5ms</w:t>
       </w:r>
     </w:p>
     <w:p>
-      <w:r>
+      <w:pPr>
+        <w:rPr>
+          <w:rFonts w:ascii="Times New Roman" w:hAnsi="Times New Roman" w:cs="Times New Roman"/>
+        </w:rPr>
+      </w:pPr>
+      <w:r>
+        <w:rPr>
+          <w:rFonts w:ascii="Times New Roman" w:hAnsi="Times New Roman" w:cs="Times New Roman"/>
+        </w:rPr>
+        <w:t>Round recordvote_50000_tps5000 done in 169.85s | succ=50000, fail=0, TPS=294.38, avg=3423.3ms, p95=6056.6ms, p99=6458.5ms</w:t>
+      </w:r>
+    </w:p>
+    <w:p>
+      <w:pPr>
+        <w:rPr>
+          <w:rFonts w:ascii="Times New Roman" w:hAnsi="Times New Roman" w:cs="Times New Roman"/>
+        </w:rPr>
+      </w:pPr>
+      <w:r>
+        <w:rPr>
+          <w:rFonts w:ascii="Times New Roman" w:hAnsi="Times New Roman" w:cs="Times New Roman"/>
+        </w:rPr>
+        <w:t>Round recordvote_50000_tps5000 done in 169.88s | succ=50000, fail=0, TPS=294.32, avg=3423.3ms, p95=6056.6ms, p99=6458.5ms</w:t>
+      </w:r>
+    </w:p>
+    <w:p>
+      <w:pPr>
+        <w:rPr>
+          <w:rFonts w:ascii="Times New Roman" w:hAnsi="Times New Roman" w:cs="Times New Roman"/>
+        </w:rPr>
+      </w:pPr>
+      <w:r>
+        <w:rPr>
+          <w:rFonts w:ascii="Times New Roman" w:hAnsi="Times New Roman" w:cs="Times New Roman"/>
+        </w:rPr>
+        <w:t>Round recordvote_50000_tps5000 done in 169.91s | succ=50000, fail=0, TPS=294.27, avg=3423.3ms, p95=6056.6ms, p99=6458.5ms</w:t>
+      </w:r>
+    </w:p>
+    <w:p>
+      <w:pPr>
+        <w:rPr>
+          <w:rFonts w:ascii="Times New Roman" w:hAnsi="Times New Roman" w:cs="Times New Roman"/>
+        </w:rPr>
+      </w:pPr>
+      <w:r>
+        <w:rPr>
+          <w:rFonts w:ascii="Times New Roman" w:hAnsi="Times New Roman" w:cs="Times New Roman"/>
+        </w:rPr>
+        <w:t>Round recordvote_50000_tps5000 done in 169.95s | succ=50000, fail=0, TPS=294.21, avg=3423.3ms, p95=6056.6ms, p99=6458.5ms</w:t>
+      </w:r>
+    </w:p>
+    <w:p>
+      <w:pPr>
+        <w:rPr>
+          <w:rFonts w:ascii="Times New Roman" w:hAnsi="Times New Roman" w:cs="Times New Roman"/>
+        </w:rPr>
+      </w:pPr>
+      <w:r>
+        <w:rPr>
+          <w:rFonts w:ascii="Times New Roman" w:hAnsi="Times New Roman" w:cs="Times New Roman"/>
+        </w:rPr>
+        <w:t>Round recordvote_50000_tps5000 done in 169.98s | succ=50000, fail=0, TPS=294.15, avg=3423.3ms, p95=6056.6ms, p99=6458.5ms</w:t>
+      </w:r>
+    </w:p>
+    <w:p>
+      <w:pPr>
+        <w:rPr>
+          <w:rFonts w:ascii="Times New Roman" w:hAnsi="Times New Roman" w:cs="Times New Roman"/>
+        </w:rPr>
+      </w:pPr>
+      <w:r>
+        <w:rPr>
+          <w:rFonts w:ascii="Times New Roman" w:hAnsi="Times New Roman" w:cs="Times New Roman"/>
+        </w:rPr>
+        <w:t>Round recordvote_50000_tps5000 done in 170.02s | succ=50000, fail=0, TPS=294.09, avg=3423.3ms, p95=6056.6ms, p99=6458.5ms</w:t>
+      </w:r>
+    </w:p>
+    <w:p>
+      <w:pPr>
+        <w:rPr>
+          <w:rFonts w:ascii="Times New Roman" w:hAnsi="Times New Roman" w:cs="Times New Roman"/>
+        </w:rPr>
+      </w:pPr>
+      <w:r>
+        <w:rPr>
+          <w:rFonts w:ascii="Times New Roman" w:hAnsi="Times New Roman" w:cs="Times New Roman"/>
+        </w:rPr>
+        <w:t>Round recordvote_50000_tps5000 done in 170.05s | succ=50000, fail=0, TPS=294.03, avg=3423.3ms, p95=6056.6ms, p99=6458.5ms</w:t>
+      </w:r>
+    </w:p>
+    <w:p>
+      <w:pPr>
+        <w:rPr>
+          <w:rFonts w:ascii="Times New Roman" w:hAnsi="Times New Roman" w:cs="Times New Roman"/>
+        </w:rPr>
+      </w:pPr>
+      <w:r>
+        <w:rPr>
+          <w:rFonts w:ascii="Times New Roman" w:hAnsi="Times New Roman" w:cs="Times New Roman"/>
+        </w:rPr>
+        <w:t>Round recordvote_50000_tps5000 done in 170.08s | succ=50000, fail=0, TPS=293.98, avg=3423.3ms, p95=6056.6ms, p99=6458.5ms</w:t>
+      </w:r>
+    </w:p>
+    <w:p>
+      <w:pPr>
+        <w:rPr>
+          <w:rFonts w:ascii="Times New Roman" w:hAnsi="Times New Roman" w:cs="Times New Roman"/>
+        </w:rPr>
+      </w:pPr>
+      <w:r>
+        <w:rPr>
+          <w:rFonts w:ascii="Times New Roman" w:hAnsi="Times New Roman" w:cs="Times New Roman"/>
+        </w:rPr>
+        <w:t>Round recordvote_50000_tps5000 done in 170.11s | succ=50000, fail=0, TPS=293.92, avg=3423.3ms, p95=6056.6ms, p99=6458.5ms</w:t>
+      </w:r>
+    </w:p>
+    <w:p>
+      <w:pPr>
+        <w:rPr>
+          <w:rFonts w:ascii="Times New Roman" w:hAnsi="Times New Roman" w:cs="Times New Roman"/>
+        </w:rPr>
+      </w:pPr>
+      <w:r>
+        <w:rPr>
+          <w:rFonts w:ascii="Times New Roman" w:hAnsi="Times New Roman" w:cs="Times New Roman"/>
+        </w:rPr>
         <w:lastRenderedPageBreak/>
-        <w:t>Round recordvote_50000_tps5000 done in 169.85s | succ=50000, fail=0, TPS=294.38, avg=3423.3ms, p95=6056.6ms, p99=6458.5ms</w:t>
-      </w:r>
-    </w:p>
-    <w:p>
-      <w:r>
-        <w:t>Round recordvote_50000_tps5000 done in 169.88s | succ=50000, fail=0, TPS=294.32, avg=3423.3ms, p95=6056.6ms, p99=6458.5ms</w:t>
-      </w:r>
-    </w:p>
-    <w:p>
-      <w:r>
-        <w:t>Round recordvote_50000_tps5000 done in 169.91s | succ=50000, fail=0, TPS=294.27, avg=3423.3ms, p95=6056.6ms, p99=6458.5ms</w:t>
-      </w:r>
-    </w:p>
-    <w:p>
-      <w:r>
-        <w:t>Round recordvote_50000_tps5000 done in 169.95s | succ=50000, fail=0, TPS=294.21, avg=3423.3ms, p95=6056.6ms, p99=6458.5ms</w:t>
-      </w:r>
-    </w:p>
-    <w:p>
-      <w:r>
-        <w:t>Round recordvote_50000_tps5000 done in 169.98s | succ=50000, fail=0, TPS=294.15, avg=3423.3ms, p95=6056.6ms, p99=6458.5ms</w:t>
-      </w:r>
-    </w:p>
-    <w:p>
-      <w:r>
-        <w:t>Round recordvote_50000_tps5000 done in 170.02s | succ=50000, fail=0, TPS=294.09, avg=3423.3ms, p95=6056.6ms, p99=6458.5ms</w:t>
-      </w:r>
-    </w:p>
-    <w:p>
-      <w:r>
-        <w:t>Round recordvote_50000_tps5000 done in 170.05s | succ=50000, fail=0, TPS=294.03, avg=3423.3ms, p95=6056.6ms, p99=6458.5ms</w:t>
-      </w:r>
-    </w:p>
-    <w:p>
-      <w:r>
-        <w:t>Round recordvote_50000_tps5000 done in 170.08s | succ=50000, fail=0, TPS=293.98, avg=3423.3ms, p95=6056.6ms, p99=6458.5ms</w:t>
-      </w:r>
-    </w:p>
-    <w:p>
-      <w:r>
-        <w:t>Round recordvote_50000_tps5000 done in 170.11s | succ=50000, fail=0, TPS=293.92, avg=3423.3ms, p95=6056.6ms, p99=6458.5ms</w:t>
-      </w:r>
-    </w:p>
-    <w:p>
-      <w:r>
         <w:t>Round recordvote_50000_tps5000 done in 170.15s | succ=50000, fail=0, TPS=293.87, avg=3423.3ms, p95=6056.6ms, p99=6458.5ms</w:t>
       </w:r>
     </w:p>
     <w:p>
-      <w:r>
+      <w:pPr>
+        <w:rPr>
+          <w:rFonts w:ascii="Times New Roman" w:hAnsi="Times New Roman" w:cs="Times New Roman"/>
+        </w:rPr>
+      </w:pPr>
+      <w:r>
+        <w:rPr>
+          <w:rFonts w:ascii="Times New Roman" w:hAnsi="Times New Roman" w:cs="Times New Roman"/>
+        </w:rPr>
         <w:t>Round recordvote_50000_tps5000 done in 170.17s | succ=50000, fail=0, TPS=293.82, avg=3423.3ms, p95=6056.6ms, p99=6458.5ms</w:t>
       </w:r>
     </w:p>
     <w:p>
-      <w:r>
+      <w:pPr>
+        <w:rPr>
+          <w:rFonts w:ascii="Times New Roman" w:hAnsi="Times New Roman" w:cs="Times New Roman"/>
+        </w:rPr>
+      </w:pPr>
+      <w:r>
+        <w:rPr>
+          <w:rFonts w:ascii="Times New Roman" w:hAnsi="Times New Roman" w:cs="Times New Roman"/>
+        </w:rPr>
         <w:t>Round recordvote_50000_tps5000 done in 170.21s | succ=50000, fail=0, TPS=293.76, avg=3423.3ms, p95=6056.6ms, p99=6458.5ms</w:t>
       </w:r>
     </w:p>
     <w:p>
-      <w:r>
+      <w:pPr>
+        <w:rPr>
+          <w:rFonts w:ascii="Times New Roman" w:hAnsi="Times New Roman" w:cs="Times New Roman"/>
+        </w:rPr>
+      </w:pPr>
+      <w:r>
+        <w:rPr>
+          <w:rFonts w:ascii="Times New Roman" w:hAnsi="Times New Roman" w:cs="Times New Roman"/>
+        </w:rPr>
         <w:t>Round recordvote_50000_tps5000 done in 170.24s | succ=50000, fail=0, TPS=293.70, avg=3423.3ms, p95=6056.6ms, p99=6458.5ms</w:t>
       </w:r>
     </w:p>
     <w:p>
-      <w:r>
+      <w:pPr>
+        <w:rPr>
+          <w:rFonts w:ascii="Times New Roman" w:hAnsi="Times New Roman" w:cs="Times New Roman"/>
+        </w:rPr>
+      </w:pPr>
+      <w:r>
+        <w:rPr>
+          <w:rFonts w:ascii="Times New Roman" w:hAnsi="Times New Roman" w:cs="Times New Roman"/>
+        </w:rPr>
         <w:t>Round recordvote_50000_tps5000 done in 170.27s | succ=50000, fail=0, TPS=293.66, avg=3423.3ms, p95=6056.6ms, p99=6458.5ms</w:t>
       </w:r>
     </w:p>
     <w:p>
-      <w:r>
+      <w:pPr>
+        <w:rPr>
+          <w:rFonts w:ascii="Times New Roman" w:hAnsi="Times New Roman" w:cs="Times New Roman"/>
+        </w:rPr>
+      </w:pPr>
+      <w:r>
+        <w:rPr>
+          <w:rFonts w:ascii="Times New Roman" w:hAnsi="Times New Roman" w:cs="Times New Roman"/>
+        </w:rPr>
         <w:t>Round recordvote_50000_tps5000 done in 170.30s | succ=50000, fail=0, TPS=293.60, avg=3423.3ms, p95=6056.6ms, p99=6458.5ms</w:t>
       </w:r>
     </w:p>
     <w:p>
-      <w:r>
+      <w:pPr>
+        <w:rPr>
+          <w:rFonts w:ascii="Times New Roman" w:hAnsi="Times New Roman" w:cs="Times New Roman"/>
+        </w:rPr>
+      </w:pPr>
+      <w:r>
+        <w:rPr>
+          <w:rFonts w:ascii="Times New Roman" w:hAnsi="Times New Roman" w:cs="Times New Roman"/>
+        </w:rPr>
         <w:t>Round recordvote_50000_tps5000 done in 170.33s | succ=50000, fail=0, TPS=293.54, avg=3423.3ms, p95=6056.6ms, p99=6458.5ms</w:t>
       </w:r>
     </w:p>
     <w:p>
-      <w:r>
+      <w:pPr>
+        <w:rPr>
+          <w:rFonts w:ascii="Times New Roman" w:hAnsi="Times New Roman" w:cs="Times New Roman"/>
+        </w:rPr>
+      </w:pPr>
+      <w:r>
+        <w:rPr>
+          <w:rFonts w:ascii="Times New Roman" w:hAnsi="Times New Roman" w:cs="Times New Roman"/>
+        </w:rPr>
         <w:t>Round recordvote_50000_tps5000 done in 170.36s | succ=50000, fail=0, TPS=293.49, avg=3423.3ms, p95=6056.6ms, p99=6458.5ms</w:t>
       </w:r>
     </w:p>
     <w:p>
-      <w:r>
+      <w:pPr>
+        <w:rPr>
+          <w:rFonts w:ascii="Times New Roman" w:hAnsi="Times New Roman" w:cs="Times New Roman"/>
+        </w:rPr>
+      </w:pPr>
+      <w:r>
+        <w:rPr>
+          <w:rFonts w:ascii="Times New Roman" w:hAnsi="Times New Roman" w:cs="Times New Roman"/>
+        </w:rPr>
         <w:t>Round recordvote_50000_tps5000 done in 170.40s | succ=50000, fail=0, TPS=293.43, avg=3423.3ms, p95=6056.6ms, p99=6458.5ms</w:t>
       </w:r>
     </w:p>
     <w:p>
-      <w:r>
+      <w:pPr>
+        <w:rPr>
+          <w:rFonts w:ascii="Times New Roman" w:hAnsi="Times New Roman" w:cs="Times New Roman"/>
+        </w:rPr>
+      </w:pPr>
+      <w:r>
+        <w:rPr>
+          <w:rFonts w:ascii="Times New Roman" w:hAnsi="Times New Roman" w:cs="Times New Roman"/>
+        </w:rPr>
         <w:t>Round recordvote_50000_tps5000 done in 170.43s | succ=50000, fail=0, TPS=293.38, avg=3423.3ms, p95=6056.6ms, p99=6458.5ms</w:t>
       </w:r>
     </w:p>
     <w:p>
-      <w:r>
+      <w:pPr>
+        <w:rPr>
+          <w:rFonts w:ascii="Times New Roman" w:hAnsi="Times New Roman" w:cs="Times New Roman"/>
+        </w:rPr>
+      </w:pPr>
+      <w:r>
+        <w:rPr>
+          <w:rFonts w:ascii="Times New Roman" w:hAnsi="Times New Roman" w:cs="Times New Roman"/>
+        </w:rPr>
+        <w:t>Round recordvote_50000_tps5000 done in 170.46s | succ=50000, fail=0, TPS=293.32, avg=3423.3ms, p95=6056.6ms, p99=6458.5ms</w:t>
+      </w:r>
+    </w:p>
+    <w:p>
+      <w:pPr>
+        <w:rPr>
+          <w:rFonts w:ascii="Times New Roman" w:hAnsi="Times New Roman" w:cs="Times New Roman"/>
+        </w:rPr>
+      </w:pPr>
+      <w:r>
+        <w:rPr>
+          <w:rFonts w:ascii="Times New Roman" w:hAnsi="Times New Roman" w:cs="Times New Roman"/>
+        </w:rPr>
+        <w:t>Round recordvote_50000_tps5000 done in 170.49s | succ=50000, fail=0, TPS=293.26, avg=3423.3ms, p95=6056.6ms, p99=6458.5ms</w:t>
+      </w:r>
+    </w:p>
+    <w:p>
+      <w:pPr>
+        <w:rPr>
+          <w:rFonts w:ascii="Times New Roman" w:hAnsi="Times New Roman" w:cs="Times New Roman"/>
+        </w:rPr>
+      </w:pPr>
+      <w:r>
+        <w:rPr>
+          <w:rFonts w:ascii="Times New Roman" w:hAnsi="Times New Roman" w:cs="Times New Roman"/>
+        </w:rPr>
+        <w:t>Round recordvote_50000_tps5000 done in 170.52s | succ=50000, fail=0, TPS=293.22, avg=3423.3ms, p95=6056.6ms, p99=6458.5ms</w:t>
+      </w:r>
+    </w:p>
+    <w:p>
+      <w:pPr>
+        <w:rPr>
+          <w:rFonts w:ascii="Times New Roman" w:hAnsi="Times New Roman" w:cs="Times New Roman"/>
+        </w:rPr>
+      </w:pPr>
+      <w:r>
+        <w:rPr>
+          <w:rFonts w:ascii="Times New Roman" w:hAnsi="Times New Roman" w:cs="Times New Roman"/>
+        </w:rPr>
+        <w:t>Round recordvote_50000_tps5000 done in 170.55s | succ=50000, fail=0, TPS=293.16, avg=3423.3ms, p95=6056.6ms, p99=6458.5ms</w:t>
+      </w:r>
+    </w:p>
+    <w:p>
+      <w:pPr>
+        <w:rPr>
+          <w:rFonts w:ascii="Times New Roman" w:hAnsi="Times New Roman" w:cs="Times New Roman"/>
+        </w:rPr>
+      </w:pPr>
+      <w:r>
+        <w:rPr>
+          <w:rFonts w:ascii="Times New Roman" w:hAnsi="Times New Roman" w:cs="Times New Roman"/>
+        </w:rPr>
+        <w:t>Round recordvote_50000_tps5000 done in 170.59s | succ=50000, fail=0, TPS=293.11, avg=3423.3ms, p95=6056.6ms, p99=6458.5ms</w:t>
+      </w:r>
+    </w:p>
+    <w:p>
+      <w:pPr>
+        <w:rPr>
+          <w:rFonts w:ascii="Times New Roman" w:hAnsi="Times New Roman" w:cs="Times New Roman"/>
+        </w:rPr>
+      </w:pPr>
+      <w:r>
+        <w:rPr>
+          <w:rFonts w:ascii="Times New Roman" w:hAnsi="Times New Roman" w:cs="Times New Roman"/>
+        </w:rPr>
+        <w:t>Round recordvote_50000_tps5000 done in 170.61s | succ=50000, fail=0, TPS=293.06, avg=3423.3ms, p95=6056.6ms, p99=6458.5ms</w:t>
+      </w:r>
+    </w:p>
+    <w:p>
+      <w:pPr>
+        <w:rPr>
+          <w:rFonts w:ascii="Times New Roman" w:hAnsi="Times New Roman" w:cs="Times New Roman"/>
+        </w:rPr>
+      </w:pPr>
+      <w:r>
+        <w:rPr>
+          <w:rFonts w:ascii="Times New Roman" w:hAnsi="Times New Roman" w:cs="Times New Roman"/>
+        </w:rPr>
+        <w:t>Round recordvote_50000_tps5000 done in 170.65s | succ=50000, fail=0, TPS=293.00, avg=3423.3ms, p95=6056.6ms, p99=6458.5ms</w:t>
+      </w:r>
+    </w:p>
+    <w:p>
+      <w:pPr>
+        <w:rPr>
+          <w:rFonts w:ascii="Times New Roman" w:hAnsi="Times New Roman" w:cs="Times New Roman"/>
+        </w:rPr>
+      </w:pPr>
+      <w:r>
+        <w:rPr>
+          <w:rFonts w:ascii="Times New Roman" w:hAnsi="Times New Roman" w:cs="Times New Roman"/>
+        </w:rPr>
+        <w:t>Round recordvote_50000_tps5000 done in 170.68s | succ=50000, fail=0, TPS=292.94, avg=3423.3ms, p95=6056.6ms, p99=6458.5ms</w:t>
+      </w:r>
+    </w:p>
+    <w:p>
+      <w:pPr>
+        <w:rPr>
+          <w:rFonts w:ascii="Times New Roman" w:hAnsi="Times New Roman" w:cs="Times New Roman"/>
+        </w:rPr>
+      </w:pPr>
+      <w:r>
+        <w:rPr>
+          <w:rFonts w:ascii="Times New Roman" w:hAnsi="Times New Roman" w:cs="Times New Roman"/>
+        </w:rPr>
+        <w:t>Round recordvote_50000_tps5000 done in 170.71s | succ=50000, fail=0, TPS=292.89, avg=3423.3ms, p95=6056.6ms, p99=6458.5ms</w:t>
+      </w:r>
+    </w:p>
+    <w:p>
+      <w:pPr>
+        <w:rPr>
+          <w:rFonts w:ascii="Times New Roman" w:hAnsi="Times New Roman" w:cs="Times New Roman"/>
+        </w:rPr>
+      </w:pPr>
+      <w:r>
+        <w:rPr>
+          <w:rFonts w:ascii="Times New Roman" w:hAnsi="Times New Roman" w:cs="Times New Roman"/>
+        </w:rPr>
+        <w:t>Round recordvote_50000_tps5000 done in 170.75s | succ=50000, fail=0, TPS=292.83, avg=3423.3ms, p95=6056.6ms, p99=6458.5ms</w:t>
+      </w:r>
+    </w:p>
+    <w:p>
+      <w:pPr>
+        <w:rPr>
+          <w:rFonts w:ascii="Times New Roman" w:hAnsi="Times New Roman" w:cs="Times New Roman"/>
+        </w:rPr>
+      </w:pPr>
+      <w:r>
+        <w:rPr>
+          <w:rFonts w:ascii="Times New Roman" w:hAnsi="Times New Roman" w:cs="Times New Roman"/>
+        </w:rPr>
         <w:lastRenderedPageBreak/>
-        <w:t>Round recordvote_50000_tps5000 done in 170.46s | succ=50000, fail=0, TPS=293.32, avg=3423.3ms, p95=6056.6ms, p99=6458.5ms</w:t>
-      </w:r>
-    </w:p>
-    <w:p>
-      <w:r>
-        <w:t>Round recordvote_50000_tps5000 done in 170.49s | succ=50000, fail=0, TPS=293.26, avg=3423.3ms, p95=6056.6ms, p99=6458.5ms</w:t>
-      </w:r>
-    </w:p>
-    <w:p>
-      <w:r>
-        <w:t>Round recordvote_50000_tps5000 done in 170.52s | succ=50000, fail=0, TPS=293.22, avg=3423.3ms, p95=6056.6ms, p99=6458.5ms</w:t>
-      </w:r>
-    </w:p>
-    <w:p>
-      <w:r>
-        <w:t>Round recordvote_50000_tps5000 done in 170.55s | succ=50000, fail=0, TPS=293.16, avg=3423.3ms, p95=6056.6ms, p99=6458.5ms</w:t>
-      </w:r>
-    </w:p>
-    <w:p>
-      <w:r>
-        <w:t>Round recordvote_50000_tps5000 done in 170.59s | succ=50000, fail=0, TPS=293.11, avg=3423.3ms, p95=6056.6ms, p99=6458.5ms</w:t>
-      </w:r>
-    </w:p>
-    <w:p>
-      <w:r>
-        <w:t>Round recordvote_50000_tps5000 done in 170.61s | succ=50000, fail=0, TPS=293.06, avg=3423.3ms, p95=6056.6ms, p99=6458.5ms</w:t>
-      </w:r>
-    </w:p>
-    <w:p>
-      <w:r>
-        <w:t>Round recordvote_50000_tps5000 done in 170.65s | succ=50000, fail=0, TPS=293.00, avg=3423.3ms, p95=6056.6ms, p99=6458.5ms</w:t>
-      </w:r>
-    </w:p>
-    <w:p>
-      <w:r>
-        <w:t>Round recordvote_50000_tps5000 done in 170.68s | succ=50000, fail=0, TPS=292.94, avg=3423.3ms, p95=6056.6ms, p99=6458.5ms</w:t>
-      </w:r>
-    </w:p>
-    <w:p>
-      <w:r>
-        <w:t>Round recordvote_50000_tps5000 done in 170.71s | succ=50000, fail=0, TPS=292.89, avg=3423.3ms, p95=6056.6ms, p99=6458.5ms</w:t>
-      </w:r>
-    </w:p>
-    <w:p>
-      <w:r>
-        <w:t>Round recordvote_50000_tps5000 done in 170.75s | succ=50000, fail=0, TPS=292.83, avg=3423.3ms, p95=6056.6ms, p99=6458.5ms</w:t>
-      </w:r>
-    </w:p>
-    <w:p>
-      <w:r>
         <w:t>Round recordvote_50000_tps5000 done in 170.78s | succ=50000, fail=0, TPS=292.78, avg=3423.3ms, p95=6056.6ms, p99=6458.5ms</w:t>
       </w:r>
     </w:p>
     <w:p>
-      <w:r>
+      <w:pPr>
+        <w:rPr>
+          <w:rFonts w:ascii="Times New Roman" w:hAnsi="Times New Roman" w:cs="Times New Roman"/>
+        </w:rPr>
+      </w:pPr>
+      <w:r>
+        <w:rPr>
+          <w:rFonts w:ascii="Times New Roman" w:hAnsi="Times New Roman" w:cs="Times New Roman"/>
+        </w:rPr>
         <w:t>Round recordvote_50000_tps5000 done in 170.81s | succ=50000, fail=0, TPS=292.73, avg=3423.3ms, p95=6056.6ms, p99=6458.5ms</w:t>
       </w:r>
     </w:p>
     <w:p>
-      <w:r>
+      <w:pPr>
+        <w:rPr>
+          <w:rFonts w:ascii="Times New Roman" w:hAnsi="Times New Roman" w:cs="Times New Roman"/>
+        </w:rPr>
+      </w:pPr>
+      <w:r>
+        <w:rPr>
+          <w:rFonts w:ascii="Times New Roman" w:hAnsi="Times New Roman" w:cs="Times New Roman"/>
+        </w:rPr>
         <w:t>Round recordvote_50000_tps5000 done in 170.84s | succ=50000, fail=0, TPS=292.67, avg=3423.3ms, p95=6056.6ms, p99=6458.5ms</w:t>
       </w:r>
     </w:p>
     <w:p>
-      <w:r>
+      <w:pPr>
+        <w:rPr>
+          <w:rFonts w:ascii="Times New Roman" w:hAnsi="Times New Roman" w:cs="Times New Roman"/>
+        </w:rPr>
+      </w:pPr>
+      <w:r>
+        <w:rPr>
+          <w:rFonts w:ascii="Times New Roman" w:hAnsi="Times New Roman" w:cs="Times New Roman"/>
+        </w:rPr>
         <w:t>Round recordvote_50000_tps5000 done in 170.87s | succ=50000, fail=0, TPS=292.62, avg=3423.3ms, p95=6056.6ms, p99=6458.5ms</w:t>
       </w:r>
     </w:p>
     <w:p>
-      <w:r>
+      <w:pPr>
+        <w:rPr>
+          <w:rFonts w:ascii="Times New Roman" w:hAnsi="Times New Roman" w:cs="Times New Roman"/>
+        </w:rPr>
+      </w:pPr>
+      <w:r>
+        <w:rPr>
+          <w:rFonts w:ascii="Times New Roman" w:hAnsi="Times New Roman" w:cs="Times New Roman"/>
+        </w:rPr>
         <w:t>Round recordvote_50000_tps5000 done in 170.90s | succ=50000, fail=0, TPS=292.56, avg=3423.3ms, p95=6056.6ms, p99=6458.5ms</w:t>
       </w:r>
     </w:p>
     <w:p>
-      <w:r>
+      <w:pPr>
+        <w:rPr>
+          <w:rFonts w:ascii="Times New Roman" w:hAnsi="Times New Roman" w:cs="Times New Roman"/>
+        </w:rPr>
+      </w:pPr>
+      <w:r>
+        <w:rPr>
+          <w:rFonts w:ascii="Times New Roman" w:hAnsi="Times New Roman" w:cs="Times New Roman"/>
+        </w:rPr>
         <w:t>Round recordvote_50000_tps5000 done in 170.94s | succ=50000, fail=0, TPS=292.51, avg=3423.3ms, p95=6056.6ms, p99=6458.5ms</w:t>
       </w:r>
     </w:p>
     <w:p>
-      <w:r>
+      <w:pPr>
+        <w:rPr>
+          <w:rFonts w:ascii="Times New Roman" w:hAnsi="Times New Roman" w:cs="Times New Roman"/>
+        </w:rPr>
+      </w:pPr>
+      <w:r>
+        <w:rPr>
+          <w:rFonts w:ascii="Times New Roman" w:hAnsi="Times New Roman" w:cs="Times New Roman"/>
+        </w:rPr>
         <w:t>Round recordvote_50000_tps5000 done in 170.96s | succ=50000, fail=0, TPS=292.46, avg=3423.3ms, p95=6056.6ms, p99=6458.5ms</w:t>
       </w:r>
     </w:p>
     <w:p>
-      <w:r>
+      <w:pPr>
+        <w:rPr>
+          <w:rFonts w:ascii="Times New Roman" w:hAnsi="Times New Roman" w:cs="Times New Roman"/>
+        </w:rPr>
+      </w:pPr>
+      <w:r>
+        <w:rPr>
+          <w:rFonts w:ascii="Times New Roman" w:hAnsi="Times New Roman" w:cs="Times New Roman"/>
+        </w:rPr>
         <w:t>Round recordvote_50000_tps5000 done in 171.00s | succ=50000, fail=0, TPS=292.40, avg=3423.3ms, p95=6056.6ms, p99=6458.5ms</w:t>
       </w:r>
     </w:p>
     <w:p>
-      <w:r>
+      <w:pPr>
+        <w:rPr>
+          <w:rFonts w:ascii="Times New Roman" w:hAnsi="Times New Roman" w:cs="Times New Roman"/>
+        </w:rPr>
+      </w:pPr>
+      <w:r>
+        <w:rPr>
+          <w:rFonts w:ascii="Times New Roman" w:hAnsi="Times New Roman" w:cs="Times New Roman"/>
+        </w:rPr>
         <w:t>Round recordvote_50000_tps5000 done in 171.03s | succ=50000, fail=0, TPS=292.34, avg=3423.3ms, p95=6056.6ms, p99=6458.5ms</w:t>
       </w:r>
     </w:p>
     <w:p>
-      <w:r>
+      <w:pPr>
+        <w:rPr>
+          <w:rFonts w:ascii="Times New Roman" w:hAnsi="Times New Roman" w:cs="Times New Roman"/>
+        </w:rPr>
+      </w:pPr>
+      <w:r>
+        <w:rPr>
+          <w:rFonts w:ascii="Times New Roman" w:hAnsi="Times New Roman" w:cs="Times New Roman"/>
+        </w:rPr>
+        <w:t>Round recordvote_50000_tps5000 done in 171.06s | succ=50000, fail=0, TPS=292.29, avg=3423.3ms, p95=6056.6ms, p99=6458.5ms</w:t>
+      </w:r>
+    </w:p>
+    <w:p>
+      <w:pPr>
+        <w:rPr>
+          <w:rFonts w:ascii="Times New Roman" w:hAnsi="Times New Roman" w:cs="Times New Roman"/>
+        </w:rPr>
+      </w:pPr>
+      <w:r>
+        <w:rPr>
+          <w:rFonts w:ascii="Times New Roman" w:hAnsi="Times New Roman" w:cs="Times New Roman"/>
+        </w:rPr>
+        <w:t>Round recordvote_50000_tps5000 done in 171.10s | succ=50000, fail=0, TPS=292.23, avg=3423.3ms, p95=6056.6ms, p99=6458.5ms</w:t>
+      </w:r>
+    </w:p>
+    <w:p>
+      <w:pPr>
+        <w:rPr>
+          <w:rFonts w:ascii="Times New Roman" w:hAnsi="Times New Roman" w:cs="Times New Roman"/>
+        </w:rPr>
+      </w:pPr>
+      <w:r>
+        <w:rPr>
+          <w:rFonts w:ascii="Times New Roman" w:hAnsi="Times New Roman" w:cs="Times New Roman"/>
+        </w:rPr>
+        <w:t>Round recordvote_50000_tps5000 done in 171.13s | succ=50000, fail=0, TPS=292.18, avg=3423.3ms, p95=6056.6ms, p99=6458.5ms</w:t>
+      </w:r>
+    </w:p>
+    <w:p>
+      <w:pPr>
+        <w:rPr>
+          <w:rFonts w:ascii="Times New Roman" w:hAnsi="Times New Roman" w:cs="Times New Roman"/>
+        </w:rPr>
+      </w:pPr>
+    </w:p>
+    <w:p>
+      <w:pPr>
+        <w:rPr>
+          <w:rFonts w:ascii="Times New Roman" w:hAnsi="Times New Roman" w:cs="Times New Roman"/>
+        </w:rPr>
+      </w:pPr>
+      <w:r>
+        <w:rPr>
+          <w:rFonts w:ascii="Times New Roman" w:hAnsi="Times New Roman" w:cs="Times New Roman"/>
+        </w:rPr>
+        <w:t>=== Round recordvote_50000_tps10000: tx=50000, targetLoad=10000, concurrency=1024 ===</w:t>
+      </w:r>
+    </w:p>
+    <w:p>
+      <w:pPr>
+        <w:rPr>
+          <w:rFonts w:ascii="Times New Roman" w:hAnsi="Times New Roman" w:cs="Times New Roman"/>
+        </w:rPr>
+      </w:pPr>
+      <w:r>
+        <w:rPr>
+          <w:rFonts w:ascii="Times New Roman" w:hAnsi="Times New Roman" w:cs="Times New Roman"/>
+        </w:rPr>
+        <w:t>Round recordvote_50000_tps10000 done in 169.49s | succ=50000, fail=0, TPS=295.01, avg=3420.1ms, p95=6107.4ms, p99=6374.3ms</w:t>
+      </w:r>
+    </w:p>
+    <w:p>
+      <w:pPr>
+        <w:rPr>
+          <w:rFonts w:ascii="Times New Roman" w:hAnsi="Times New Roman" w:cs="Times New Roman"/>
+        </w:rPr>
+      </w:pPr>
+      <w:r>
+        <w:rPr>
+          <w:rFonts w:ascii="Times New Roman" w:hAnsi="Times New Roman" w:cs="Times New Roman"/>
+        </w:rPr>
+        <w:t>Round recordvote_50000_tps10000 done in 169.52s | succ=50000, fail=0, TPS=294.95, avg=3420.1ms, p95=6107.4ms, p99=6374.3ms</w:t>
+      </w:r>
+    </w:p>
+    <w:p>
+      <w:pPr>
+        <w:rPr>
+          <w:rFonts w:ascii="Times New Roman" w:hAnsi="Times New Roman" w:cs="Times New Roman"/>
+        </w:rPr>
+      </w:pPr>
+      <w:r>
+        <w:rPr>
+          <w:rFonts w:ascii="Times New Roman" w:hAnsi="Times New Roman" w:cs="Times New Roman"/>
+        </w:rPr>
+        <w:t>Round recordvote_50000_tps10000 done in 169.55s | succ=50000, fail=0, TPS=294.91, avg=3420.1ms, p95=6107.4ms, p99=6374.3ms</w:t>
+      </w:r>
+    </w:p>
+    <w:p>
+      <w:pPr>
+        <w:rPr>
+          <w:rFonts w:ascii="Times New Roman" w:hAnsi="Times New Roman" w:cs="Times New Roman"/>
+        </w:rPr>
+      </w:pPr>
+      <w:r>
+        <w:rPr>
+          <w:rFonts w:ascii="Times New Roman" w:hAnsi="Times New Roman" w:cs="Times New Roman"/>
+        </w:rPr>
+        <w:t>Round recordvote_50000_tps10000 done in 169.58s | succ=50000, fail=0, TPS=294.84, avg=3420.1ms, p95=6107.4ms, p99=6374.3ms</w:t>
+      </w:r>
+    </w:p>
+    <w:p>
+      <w:pPr>
+        <w:rPr>
+          <w:rFonts w:ascii="Times New Roman" w:hAnsi="Times New Roman" w:cs="Times New Roman"/>
+        </w:rPr>
+      </w:pPr>
+      <w:r>
+        <w:rPr>
+          <w:rFonts w:ascii="Times New Roman" w:hAnsi="Times New Roman" w:cs="Times New Roman"/>
+        </w:rPr>
+        <w:t>Round recordvote_50000_tps10000 done in 169.61s | succ=50000, fail=0, TPS=294.79, avg=3420.1ms, p95=6107.4ms, p99=6374.3ms</w:t>
+      </w:r>
+    </w:p>
+    <w:p>
+      <w:pPr>
+        <w:rPr>
+          <w:rFonts w:ascii="Times New Roman" w:hAnsi="Times New Roman" w:cs="Times New Roman"/>
+        </w:rPr>
+      </w:pPr>
+      <w:r>
+        <w:rPr>
+          <w:rFonts w:ascii="Times New Roman" w:hAnsi="Times New Roman" w:cs="Times New Roman"/>
+        </w:rPr>
+        <w:t>Round recordvote_50000_tps10000 done in 169.64s | succ=50000, fail=0, TPS=294.74, avg=3420.1ms, p95=6107.4ms, p99=6374.3ms</w:t>
+      </w:r>
+    </w:p>
+    <w:p>
+      <w:pPr>
+        <w:rPr>
+          <w:rFonts w:ascii="Times New Roman" w:hAnsi="Times New Roman" w:cs="Times New Roman"/>
+        </w:rPr>
+      </w:pPr>
+      <w:r>
+        <w:rPr>
+          <w:rFonts w:ascii="Times New Roman" w:hAnsi="Times New Roman" w:cs="Times New Roman"/>
+        </w:rPr>
         <w:lastRenderedPageBreak/>
-        <w:t>Round recordvote_50000_tps5000 done in 171.06s | succ=50000, fail=0, TPS=292.29, avg=3423.3ms, p95=6056.6ms, p99=6458.5ms</w:t>
-      </w:r>
-    </w:p>
-    <w:p>
-      <w:r>
-        <w:t>Round recordvote_50000_tps5000 done in 171.10s | succ=50000, fail=0, TPS=292.23, avg=3423.3ms, p95=6056.6ms, p99=6458.5ms</w:t>
-      </w:r>
-    </w:p>
-    <w:p>
-      <w:r>
-        <w:t>Round recordvote_50000_tps5000 done in 171.13s | succ=50000, fail=0, TPS=292.18, avg=3423.3ms, p95=6056.6ms, p99=6458.5ms</w:t>
-      </w:r>
-    </w:p>
-    <w:p/>
-    <w:p>
-      <w:r>
-        <w:t>=== Round recordvote_50000_tps10000: tx=50000, targetLoad=10000, concurrency=1024 ===</w:t>
-      </w:r>
-    </w:p>
-    <w:p>
-      <w:r>
-        <w:t>Round recordvote_50000_tps10000 done in 169.49s | succ=50000, fail=0, TPS=295.01, avg=3420.1ms, p95=6107.4ms, p99=6374.3ms</w:t>
-      </w:r>
-    </w:p>
-    <w:p>
-      <w:r>
-        <w:t>Round recordvote_50000_tps10000 done in 169.52s | succ=50000, fail=0, TPS=294.95, avg=3420.1ms, p95=6107.4ms, p99=6374.3ms</w:t>
-      </w:r>
-    </w:p>
-    <w:p>
-      <w:r>
-        <w:t>Round recordvote_50000_tps10000 done in 169.55s | succ=50000, fail=0, TPS=294.91, avg=3420.1ms, p95=6107.4ms, p99=6374.3ms</w:t>
-      </w:r>
-    </w:p>
-    <w:p>
-      <w:r>
-        <w:t>Round recordvote_50000_tps10000 done in 169.58s | succ=50000, fail=0, TPS=294.84, avg=3420.1ms, p95=6107.4ms, p99=6374.3ms</w:t>
-      </w:r>
-    </w:p>
-    <w:p>
-      <w:r>
-        <w:t>Round recordvote_50000_tps10000 done in 169.61s | succ=50000, fail=0, TPS=294.79, avg=3420.1ms, p95=6107.4ms, p99=6374.3ms</w:t>
-      </w:r>
-    </w:p>
-    <w:p>
-      <w:r>
-        <w:t>Round recordvote_50000_tps10000 done in 169.64s | succ=50000, fail=0, TPS=294.74, avg=3420.1ms, p95=6107.4ms, p99=6374.3ms</w:t>
-      </w:r>
-    </w:p>
-    <w:p>
-      <w:r>
         <w:t>Round recordvote_50000_tps10000 done in 169.68s | succ=50000, fail=0, TPS=294.68, avg=3420.1ms, p95=6107.4ms, p99=6374.3ms</w:t>
       </w:r>
     </w:p>
     <w:p>
-      <w:r>
+      <w:pPr>
+        <w:rPr>
+          <w:rFonts w:ascii="Times New Roman" w:hAnsi="Times New Roman" w:cs="Times New Roman"/>
+        </w:rPr>
+      </w:pPr>
+      <w:r>
+        <w:rPr>
+          <w:rFonts w:ascii="Times New Roman" w:hAnsi="Times New Roman" w:cs="Times New Roman"/>
+        </w:rPr>
         <w:t>Round recordvote_50000_tps10000 done in 169.71s | succ=50000, fail=0, TPS=294.63, avg=3420.1ms, p95=6107.4ms, p99=6374.3ms</w:t>
       </w:r>
     </w:p>
     <w:p>
-      <w:r>
+      <w:pPr>
+        <w:rPr>
+          <w:rFonts w:ascii="Times New Roman" w:hAnsi="Times New Roman" w:cs="Times New Roman"/>
+        </w:rPr>
+      </w:pPr>
+      <w:r>
+        <w:rPr>
+          <w:rFonts w:ascii="Times New Roman" w:hAnsi="Times New Roman" w:cs="Times New Roman"/>
+        </w:rPr>
         <w:t>Round recordvote_50000_tps10000 done in 169.74s | succ=50000, fail=0, TPS=294.57, avg=3420.1ms, p95=6107.4ms, p99=6374.3ms</w:t>
       </w:r>
     </w:p>
     <w:p>
-      <w:r>
+      <w:pPr>
+        <w:rPr>
+          <w:rFonts w:ascii="Times New Roman" w:hAnsi="Times New Roman" w:cs="Times New Roman"/>
+        </w:rPr>
+      </w:pPr>
+      <w:r>
+        <w:rPr>
+          <w:rFonts w:ascii="Times New Roman" w:hAnsi="Times New Roman" w:cs="Times New Roman"/>
+        </w:rPr>
         <w:t>Round recordvote_50000_tps10000 done in 169.77s | succ=50000, fail=0, TPS=294.51, avg=3420.1ms, p95=6107.4ms, p99=6374.3ms</w:t>
       </w:r>
     </w:p>
     <w:p>
-      <w:r>
+      <w:pPr>
+        <w:rPr>
+          <w:rFonts w:ascii="Times New Roman" w:hAnsi="Times New Roman" w:cs="Times New Roman"/>
+        </w:rPr>
+      </w:pPr>
+      <w:r>
+        <w:rPr>
+          <w:rFonts w:ascii="Times New Roman" w:hAnsi="Times New Roman" w:cs="Times New Roman"/>
+        </w:rPr>
         <w:t>Round recordvote_50000_tps10000 done in 169.81s | succ=50000, fail=0, TPS=294.45, avg=3420.1ms, p95=6107.4ms, p99=6374.3ms</w:t>
       </w:r>
     </w:p>
     <w:p>
-      <w:r>
+      <w:pPr>
+        <w:rPr>
+          <w:rFonts w:ascii="Times New Roman" w:hAnsi="Times New Roman" w:cs="Times New Roman"/>
+        </w:rPr>
+      </w:pPr>
+      <w:r>
+        <w:rPr>
+          <w:rFonts w:ascii="Times New Roman" w:hAnsi="Times New Roman" w:cs="Times New Roman"/>
+        </w:rPr>
         <w:t>Round recordvote_50000_tps10000 done in 169.84s | succ=50000, fail=0, TPS=294.40, avg=3420.1ms, p95=6107.4ms, p99=6374.3ms</w:t>
       </w:r>
     </w:p>
     <w:p>
-      <w:r>
+      <w:pPr>
+        <w:rPr>
+          <w:rFonts w:ascii="Times New Roman" w:hAnsi="Times New Roman" w:cs="Times New Roman"/>
+        </w:rPr>
+      </w:pPr>
+      <w:r>
+        <w:rPr>
+          <w:rFonts w:ascii="Times New Roman" w:hAnsi="Times New Roman" w:cs="Times New Roman"/>
+        </w:rPr>
         <w:t>Round recordvote_50000_tps10000 done in 169.87s | succ=50000, fail=0, TPS=294.34, avg=3420.1ms, p95=6107.4ms, p99=6374.3ms</w:t>
       </w:r>
     </w:p>
     <w:p>
-      <w:r>
+      <w:pPr>
+        <w:rPr>
+          <w:rFonts w:ascii="Times New Roman" w:hAnsi="Times New Roman" w:cs="Times New Roman"/>
+        </w:rPr>
+      </w:pPr>
+      <w:r>
+        <w:rPr>
+          <w:rFonts w:ascii="Times New Roman" w:hAnsi="Times New Roman" w:cs="Times New Roman"/>
+        </w:rPr>
         <w:t>Round recordvote_50000_tps10000 done in 169.90s | succ=50000, fail=0, TPS=294.28, avg=3420.1ms, p95=6107.4ms, p99=6374.3ms</w:t>
       </w:r>
     </w:p>
-    <w:p/>
-    <w:p>
-      <w:r>
+    <w:p>
+      <w:pPr>
+        <w:rPr>
+          <w:rFonts w:ascii="Times New Roman" w:hAnsi="Times New Roman" w:cs="Times New Roman"/>
+        </w:rPr>
+      </w:pPr>
+    </w:p>
+    <w:p>
+      <w:pPr>
+        <w:rPr>
+          <w:rFonts w:ascii="Times New Roman" w:hAnsi="Times New Roman" w:cs="Times New Roman"/>
+        </w:rPr>
+      </w:pPr>
+      <w:r>
+        <w:rPr>
+          <w:rFonts w:ascii="Times New Roman" w:hAnsi="Times New Roman" w:cs="Times New Roman"/>
+        </w:rPr>
+        <w:t>=== Summary ===</w:t>
+      </w:r>
+    </w:p>
+    <w:p>
+      <w:pPr>
+        <w:rPr>
+          <w:rFonts w:ascii="Times New Roman" w:hAnsi="Times New Roman" w:cs="Times New Roman"/>
+        </w:rPr>
+      </w:pPr>
+      <w:r>
+        <w:rPr>
+          <w:rFonts w:ascii="Times New Roman" w:hAnsi="Times New Roman" w:cs="Times New Roman"/>
+        </w:rPr>
+        <w:t>recordvote_10: tx=10, load=10, conc=10, TPS=54.76, avg=164.7ms, p95=182.4ms, p99=182.4ms, succ=10, fail=0</w:t>
+      </w:r>
+    </w:p>
+    <w:p>
+      <w:pPr>
+        <w:rPr>
+          <w:rFonts w:ascii="Times New Roman" w:hAnsi="Times New Roman" w:cs="Times New Roman"/>
+        </w:rPr>
+      </w:pPr>
+      <w:r>
+        <w:rPr>
+          <w:rFonts w:ascii="Times New Roman" w:hAnsi="Times New Roman" w:cs="Times New Roman"/>
+        </w:rPr>
+        <w:t>recordvote_100: tx=100, load=100, conc=100, TPS=193.82, avg=375.8ms, p95=484.6ms, p99=499.1ms, succ=100, fail=0</w:t>
+      </w:r>
+    </w:p>
+    <w:p>
+      <w:pPr>
+        <w:rPr>
+          <w:rFonts w:ascii="Times New Roman" w:hAnsi="Times New Roman" w:cs="Times New Roman"/>
+        </w:rPr>
+      </w:pPr>
+      <w:r>
+        <w:rPr>
+          <w:rFonts w:ascii="Times New Roman" w:hAnsi="Times New Roman" w:cs="Times New Roman"/>
+        </w:rPr>
+        <w:t>recordvote_1000: tx=1000, load=1000, conc=1000, TPS=272.75, avg=2077.3ms, p95=2914.5ms, p99=3440.1ms, succ=1000, fail=0</w:t>
+      </w:r>
+    </w:p>
+    <w:p>
+      <w:pPr>
+        <w:rPr>
+          <w:rFonts w:ascii="Times New Roman" w:hAnsi="Times New Roman" w:cs="Times New Roman"/>
+        </w:rPr>
+      </w:pPr>
+      <w:r>
+        <w:rPr>
+          <w:rFonts w:ascii="Times New Roman" w:hAnsi="Times New Roman" w:cs="Times New Roman"/>
+        </w:rPr>
+        <w:t>recordvote_10000_tps2500: tx=10000, load=2500, conc=1024, TPS=292.96, avg=3323.0ms, p95=5980.6ms, p99=6546.4ms, succ=10000, fail=0</w:t>
+      </w:r>
+    </w:p>
+    <w:p>
+      <w:pPr>
+        <w:rPr>
+          <w:rFonts w:ascii="Times New Roman" w:hAnsi="Times New Roman" w:cs="Times New Roman"/>
+        </w:rPr>
+      </w:pPr>
+      <w:r>
+        <w:rPr>
+          <w:rFonts w:ascii="Times New Roman" w:hAnsi="Times New Roman" w:cs="Times New Roman"/>
+        </w:rPr>
+        <w:t>recordvote_10000_tps5000: tx=10000, load=5000, conc=1024, TPS=295.95, avg=3291.0ms, p95=5872.1ms, p99=6600.1ms, succ=10000, fail=0</w:t>
+      </w:r>
+    </w:p>
+    <w:p>
+      <w:pPr>
+        <w:rPr>
+          <w:rFonts w:ascii="Times New Roman" w:hAnsi="Times New Roman" w:cs="Times New Roman"/>
+        </w:rPr>
+      </w:pPr>
+      <w:r>
+        <w:rPr>
+          <w:rFonts w:ascii="Times New Roman" w:hAnsi="Times New Roman" w:cs="Times New Roman"/>
+        </w:rPr>
+        <w:t>recordvote_50000_tps5000: tx=50000, load=5000, conc=1024, TPS=294.60, avg=3423.3ms, p95=6056.6ms, p99=6458.5ms, succ=50000, fail=0</w:t>
+      </w:r>
+    </w:p>
+    <w:p>
+      <w:pPr>
+        <w:rPr>
+          <w:rFonts w:ascii="Times New Roman" w:hAnsi="Times New Roman" w:cs="Times New Roman"/>
+        </w:rPr>
+      </w:pPr>
+      <w:r>
+        <w:rPr>
+          <w:rFonts w:ascii="Times New Roman" w:hAnsi="Times New Roman" w:cs="Times New Roman"/>
+        </w:rPr>
+        <w:t>recordvote_50000_tps10000: tx=50000, load=10000, conc=1024, TPS=295.01, avg=3420.1ms, p95=6107.4ms, p99=6374.3ms, succ=50000, fail=0</w:t>
+      </w:r>
+    </w:p>
+    <w:p>
+      <w:pPr>
+        <w:rPr>
+          <w:rFonts w:ascii="Times New Roman" w:hAnsi="Times New Roman" w:cs="Times New Roman"/>
+        </w:rPr>
+      </w:pPr>
+    </w:p>
+    <w:p>
+      <w:pPr>
+        <w:rPr>
+          <w:rFonts w:ascii="Times New Roman" w:hAnsi="Times New Roman" w:cs="Times New Roman"/>
+        </w:rPr>
+      </w:pPr>
+    </w:p>
+    <w:p>
+      <w:pPr>
+        <w:rPr>
+          <w:rFonts w:ascii="Times New Roman" w:hAnsi="Times New Roman" w:cs="Times New Roman"/>
+        </w:rPr>
+      </w:pPr>
+    </w:p>
+    <w:p>
+      <w:pPr>
+        <w:rPr>
+          <w:rFonts w:ascii="Times New Roman" w:hAnsi="Times New Roman" w:cs="Times New Roman"/>
+        </w:rPr>
+      </w:pPr>
+    </w:p>
+    <w:p>
+      <w:pPr>
+        <w:rPr>
+          <w:rFonts w:ascii="Times New Roman" w:hAnsi="Times New Roman" w:cs="Times New Roman"/>
+        </w:rPr>
+      </w:pPr>
+    </w:p>
+    <w:p>
+      <w:pPr>
+        <w:rPr>
+          <w:rFonts w:ascii="Times New Roman" w:hAnsi="Times New Roman" w:cs="Times New Roman"/>
+        </w:rPr>
+      </w:pPr>
+    </w:p>
+    <w:p>
+      <w:pPr>
+        <w:rPr>
+          <w:rFonts w:ascii="Times New Roman" w:hAnsi="Times New Roman" w:cs="Times New Roman"/>
+        </w:rPr>
+      </w:pPr>
+    </w:p>
+    <w:p>
+      <w:pPr>
+        <w:rPr>
+          <w:rFonts w:ascii="Times New Roman" w:hAnsi="Times New Roman" w:cs="Times New Roman"/>
+        </w:rPr>
+      </w:pPr>
+    </w:p>
+    <w:p>
+      <w:pPr>
+        <w:rPr>
+          <w:rFonts w:ascii="Times New Roman" w:hAnsi="Times New Roman" w:cs="Times New Roman"/>
+        </w:rPr>
+      </w:pPr>
+    </w:p>
+    <w:p>
+      <w:pPr>
+        <w:rPr>
+          <w:rFonts w:ascii="Times New Roman" w:hAnsi="Times New Roman" w:cs="Times New Roman"/>
+        </w:rPr>
+      </w:pPr>
+    </w:p>
+    <w:p>
+      <w:pPr>
+        <w:rPr>
+          <w:rFonts w:ascii="Times New Roman" w:hAnsi="Times New Roman" w:cs="Times New Roman"/>
+        </w:rPr>
+      </w:pPr>
+    </w:p>
+    <w:p>
+      <w:pPr>
+        <w:rPr>
+          <w:rFonts w:ascii="Times New Roman" w:hAnsi="Times New Roman" w:cs="Times New Roman"/>
+        </w:rPr>
+      </w:pPr>
+    </w:p>
+    <w:p>
+      <w:pPr>
+        <w:rPr>
+          <w:rFonts w:ascii="Times New Roman" w:hAnsi="Times New Roman" w:cs="Times New Roman"/>
+        </w:rPr>
+      </w:pPr>
+    </w:p>
+    <w:p>
+      <w:pPr>
+        <w:rPr>
+          <w:rFonts w:ascii="Times New Roman" w:hAnsi="Times New Roman" w:cs="Times New Roman"/>
+        </w:rPr>
+      </w:pPr>
+    </w:p>
+    <w:p>
+      <w:pPr>
+        <w:rPr>
+          <w:rFonts w:ascii="Times New Roman" w:hAnsi="Times New Roman" w:cs="Times New Roman"/>
+        </w:rPr>
+      </w:pPr>
+    </w:p>
+    <w:p>
+      <w:pPr>
+        <w:rPr>
+          <w:rFonts w:ascii="Times New Roman" w:hAnsi="Times New Roman" w:cs="Times New Roman"/>
+        </w:rPr>
+      </w:pPr>
+    </w:p>
+    <w:p>
+      <w:pPr>
+        <w:rPr>
+          <w:rFonts w:ascii="Times New Roman" w:hAnsi="Times New Roman" w:cs="Times New Roman"/>
+        </w:rPr>
+      </w:pPr>
+    </w:p>
+    <w:p>
+      <w:pPr>
+        <w:rPr>
+          <w:rFonts w:ascii="Times New Roman" w:hAnsi="Times New Roman" w:cs="Times New Roman"/>
+        </w:rPr>
+      </w:pPr>
+    </w:p>
+    <w:p>
+      <w:pPr>
+        <w:rPr>
+          <w:rFonts w:ascii="Times New Roman" w:hAnsi="Times New Roman" w:cs="Times New Roman"/>
+        </w:rPr>
+      </w:pPr>
+    </w:p>
+    <w:p>
+      <w:pPr>
+        <w:rPr>
+          <w:rFonts w:ascii="Times New Roman" w:hAnsi="Times New Roman" w:cs="Times New Roman"/>
+        </w:rPr>
+      </w:pPr>
+      <w:r>
+        <w:rPr>
+          <w:rFonts w:ascii="Times New Roman" w:hAnsi="Times New Roman" w:cs="Times New Roman"/>
+        </w:rPr>
+        <w:t>ubuntu@Himanshu-Sharma:~/fab-election-bench/node-bft-client$ MAX_CONCURRENCY=2048 TX=50000 LOAD=4000 node recordvote-client.js</w:t>
+      </w:r>
+    </w:p>
+    <w:p>
+      <w:pPr>
+        <w:rPr>
+          <w:rFonts w:ascii="Times New Roman" w:hAnsi="Times New Roman" w:cs="Times New Roman"/>
+        </w:rPr>
+      </w:pPr>
+      <w:r>
+        <w:rPr>
+          <w:rFonts w:ascii="Times New Roman" w:hAnsi="Times New Roman" w:cs="Times New Roman"/>
+        </w:rPr>
+        <w:t>Loaded voters=2326, candidates=1478, booths=905</w:t>
+      </w:r>
+    </w:p>
+    <w:p>
+      <w:pPr>
+        <w:rPr>
+          <w:rFonts w:ascii="Times New Roman" w:hAnsi="Times New Roman" w:cs="Times New Roman"/>
+        </w:rPr>
+      </w:pPr>
+    </w:p>
+    <w:p>
+      <w:pPr>
+        <w:rPr>
+          <w:rFonts w:ascii="Times New Roman" w:hAnsi="Times New Roman" w:cs="Times New Roman"/>
+        </w:rPr>
+      </w:pPr>
+      <w:r>
+        <w:rPr>
+          <w:rFonts w:ascii="Times New Roman" w:hAnsi="Times New Roman" w:cs="Times New Roman"/>
+        </w:rPr>
+        <w:t>=== Round env_tx50000_load4000: tx=50000, targetLoad=4000, concurrency=2048 ===</w:t>
+      </w:r>
+    </w:p>
+    <w:p>
+      <w:pPr>
+        <w:rPr>
+          <w:rFonts w:ascii="Times New Roman" w:hAnsi="Times New Roman" w:cs="Times New Roman"/>
+        </w:rPr>
+      </w:pPr>
+      <w:r>
+        <w:rPr>
+          <w:rFonts w:ascii="Times New Roman" w:hAnsi="Times New Roman" w:cs="Times New Roman"/>
+        </w:rPr>
+        <w:t>Round env_tx50000_load4000 done in 172.66s | succ=50000, fail=0, TPS=289.58, avg=6923.7ms, p95=12425.5ms, p99=13570.9ms</w:t>
+      </w:r>
+    </w:p>
+    <w:p>
+      <w:pPr>
+        <w:rPr>
+          <w:rFonts w:ascii="Times New Roman" w:hAnsi="Times New Roman" w:cs="Times New Roman"/>
+        </w:rPr>
+      </w:pPr>
+      <w:r>
+        <w:rPr>
+          <w:rFonts w:ascii="Times New Roman" w:hAnsi="Times New Roman" w:cs="Times New Roman"/>
+        </w:rPr>
+        <w:t>Round env_tx50000_load4000 done in 172.69s | succ=50000, fail=0, TPS=289.53, avg=6923.7ms, p95=12425.5ms, p99=13570.9ms</w:t>
+      </w:r>
+    </w:p>
+    <w:p>
+      <w:pPr>
+        <w:rPr>
+          <w:rFonts w:ascii="Times New Roman" w:hAnsi="Times New Roman" w:cs="Times New Roman"/>
+        </w:rPr>
+      </w:pPr>
+      <w:r>
+        <w:rPr>
+          <w:rFonts w:ascii="Times New Roman" w:hAnsi="Times New Roman" w:cs="Times New Roman"/>
+        </w:rPr>
+        <w:t>Round env_tx50000_load4000 done in 172.72s | succ=50000, fail=0, TPS=289.48, avg=6923.7ms, p95=12425.5ms, p99=13570.9ms</w:t>
+      </w:r>
+    </w:p>
+    <w:p>
+      <w:pPr>
+        <w:rPr>
+          <w:rFonts w:ascii="Times New Roman" w:hAnsi="Times New Roman" w:cs="Times New Roman"/>
+        </w:rPr>
+      </w:pPr>
+      <w:r>
+        <w:rPr>
+          <w:rFonts w:ascii="Times New Roman" w:hAnsi="Times New Roman" w:cs="Times New Roman"/>
+        </w:rPr>
+        <w:t>Round env_tx50000_load4000 done in 172.75s | succ=50000, fail=0, TPS=289.44, avg=6923.7ms, p95=12425.5ms, p99=13570.9ms</w:t>
+      </w:r>
+    </w:p>
+    <w:p>
+      <w:pPr>
+        <w:rPr>
+          <w:rFonts w:ascii="Times New Roman" w:hAnsi="Times New Roman" w:cs="Times New Roman"/>
+        </w:rPr>
+      </w:pPr>
+      <w:r>
+        <w:rPr>
+          <w:rFonts w:ascii="Times New Roman" w:hAnsi="Times New Roman" w:cs="Times New Roman"/>
+        </w:rPr>
+        <w:t>Round env_tx50000_load4000 done in 172.78s | succ=50000, fail=0, TPS=289.39, avg=6923.7ms, p95=12425.5ms, p99=13570.9ms</w:t>
+      </w:r>
+    </w:p>
+    <w:p>
+      <w:pPr>
+        <w:rPr>
+          <w:rFonts w:ascii="Times New Roman" w:hAnsi="Times New Roman" w:cs="Times New Roman"/>
+        </w:rPr>
+      </w:pPr>
+      <w:r>
+        <w:rPr>
+          <w:rFonts w:ascii="Times New Roman" w:hAnsi="Times New Roman" w:cs="Times New Roman"/>
+        </w:rPr>
+        <w:t>Round env_tx50000_load4000 done in 172.81s | succ=50000, fail=0, TPS=289.34, avg=6923.7ms, p95=12425.5ms, p99=13570.9ms</w:t>
+      </w:r>
+    </w:p>
+    <w:p>
+      <w:pPr>
+        <w:rPr>
+          <w:rFonts w:ascii="Times New Roman" w:hAnsi="Times New Roman" w:cs="Times New Roman"/>
+        </w:rPr>
+      </w:pPr>
+      <w:r>
+        <w:rPr>
+          <w:rFonts w:ascii="Times New Roman" w:hAnsi="Times New Roman" w:cs="Times New Roman"/>
+        </w:rPr>
+        <w:t>Round env_tx50000_load4000 done in 172.84s | succ=50000, fail=0, TPS=289.29, avg=6923.7ms, p95=12425.5ms, p99=13570.9ms</w:t>
+      </w:r>
+    </w:p>
+    <w:p>
+      <w:pPr>
+        <w:rPr>
+          <w:rFonts w:ascii="Times New Roman" w:hAnsi="Times New Roman" w:cs="Times New Roman"/>
+        </w:rPr>
+      </w:pPr>
+      <w:r>
+        <w:rPr>
+          <w:rFonts w:ascii="Times New Roman" w:hAnsi="Times New Roman" w:cs="Times New Roman"/>
+        </w:rPr>
+        <w:t>Round env_tx50000_load4000 done in 172.86s | succ=50000, fail=0, TPS=289.24, avg=6923.7ms, p95=12425.5ms, p99=13570.9ms</w:t>
+      </w:r>
+    </w:p>
+    <w:p>
+      <w:pPr>
+        <w:rPr>
+          <w:rFonts w:ascii="Times New Roman" w:hAnsi="Times New Roman" w:cs="Times New Roman"/>
+        </w:rPr>
+      </w:pPr>
+      <w:r>
+        <w:rPr>
+          <w:rFonts w:ascii="Times New Roman" w:hAnsi="Times New Roman" w:cs="Times New Roman"/>
+        </w:rPr>
+        <w:t>Round env_tx50000_load4000 done in 172.90s | succ=50000, fail=0, TPS=289.19, avg=6923.7ms, p95=12425.5ms, p99=13570.9ms</w:t>
+      </w:r>
+    </w:p>
+    <w:p>
+      <w:pPr>
+        <w:rPr>
+          <w:rFonts w:ascii="Times New Roman" w:hAnsi="Times New Roman" w:cs="Times New Roman"/>
+        </w:rPr>
+      </w:pPr>
+      <w:r>
+        <w:rPr>
+          <w:rFonts w:ascii="Times New Roman" w:hAnsi="Times New Roman" w:cs="Times New Roman"/>
+        </w:rPr>
         <w:lastRenderedPageBreak/>
+        <w:t>Round env_tx50000_load4000 done in 172.93s | succ=50000, fail=0, TPS=289.14, avg=6923.7ms, p95=12425.5ms, p99=13570.9ms</w:t>
+      </w:r>
+    </w:p>
+    <w:p>
+      <w:pPr>
+        <w:rPr>
+          <w:rFonts w:ascii="Times New Roman" w:hAnsi="Times New Roman" w:cs="Times New Roman"/>
+        </w:rPr>
+      </w:pPr>
+      <w:r>
+        <w:rPr>
+          <w:rFonts w:ascii="Times New Roman" w:hAnsi="Times New Roman" w:cs="Times New Roman"/>
+        </w:rPr>
+        <w:t>Round env_tx50000_load4000 done in 172.96s | succ=50000, fail=0, TPS=289.09, avg=6923.7ms, p95=12425.5ms, p99=13570.9ms</w:t>
+      </w:r>
+    </w:p>
+    <w:p>
+      <w:pPr>
+        <w:rPr>
+          <w:rFonts w:ascii="Times New Roman" w:hAnsi="Times New Roman" w:cs="Times New Roman"/>
+        </w:rPr>
+      </w:pPr>
+      <w:r>
+        <w:rPr>
+          <w:rFonts w:ascii="Times New Roman" w:hAnsi="Times New Roman" w:cs="Times New Roman"/>
+        </w:rPr>
+        <w:t>Round env_tx50000_load4000 done in 172.99s | succ=50000, fail=0, TPS=289.04, avg=6923.7ms, p95=12425.5ms, p99=13570.9ms</w:t>
+      </w:r>
+    </w:p>
+    <w:p>
+      <w:pPr>
+        <w:rPr>
+          <w:rFonts w:ascii="Times New Roman" w:hAnsi="Times New Roman" w:cs="Times New Roman"/>
+        </w:rPr>
+      </w:pPr>
+      <w:r>
+        <w:rPr>
+          <w:rFonts w:ascii="Times New Roman" w:hAnsi="Times New Roman" w:cs="Times New Roman"/>
+        </w:rPr>
+        <w:t>Round env_tx50000_load4000 done in 173.02s | succ=50000, fail=0, TPS=288.99, avg=6923.7ms, p95=12425.5ms, p99=13570.9ms</w:t>
+      </w:r>
+    </w:p>
+    <w:p>
+      <w:pPr>
+        <w:rPr>
+          <w:rFonts w:ascii="Times New Roman" w:hAnsi="Times New Roman" w:cs="Times New Roman"/>
+        </w:rPr>
+      </w:pPr>
+      <w:r>
+        <w:rPr>
+          <w:rFonts w:ascii="Times New Roman" w:hAnsi="Times New Roman" w:cs="Times New Roman"/>
+        </w:rPr>
+        <w:t>Round env_tx50000_load4000 done in 173.05s | succ=50000, fail=0, TPS=288.94, avg=6923.7ms, p95=12425.5ms, p99=13570.9ms</w:t>
+      </w:r>
+    </w:p>
+    <w:p>
+      <w:pPr>
+        <w:rPr>
+          <w:rFonts w:ascii="Times New Roman" w:hAnsi="Times New Roman" w:cs="Times New Roman"/>
+        </w:rPr>
+      </w:pPr>
+      <w:r>
+        <w:rPr>
+          <w:rFonts w:ascii="Times New Roman" w:hAnsi="Times New Roman" w:cs="Times New Roman"/>
+        </w:rPr>
+        <w:t>Round env_tx50000_load4000 done in 173.07s | succ=50000, fail=0, TPS=288.89, avg=6923.7ms, p95=12425.5ms, p99=13570.9ms</w:t>
+      </w:r>
+    </w:p>
+    <w:p>
+      <w:pPr>
+        <w:rPr>
+          <w:rFonts w:ascii="Times New Roman" w:hAnsi="Times New Roman" w:cs="Times New Roman"/>
+        </w:rPr>
+      </w:pPr>
+      <w:r>
+        <w:rPr>
+          <w:rFonts w:ascii="Times New Roman" w:hAnsi="Times New Roman" w:cs="Times New Roman"/>
+        </w:rPr>
+        <w:t>Round env_tx50000_load4000 done in 173.11s | succ=50000, fail=0, TPS=288.84, avg=6923.7ms, p95=12425.5ms, p99=13570.9ms</w:t>
+      </w:r>
+    </w:p>
+    <w:p>
+      <w:pPr>
+        <w:rPr>
+          <w:rFonts w:ascii="Times New Roman" w:hAnsi="Times New Roman" w:cs="Times New Roman"/>
+        </w:rPr>
+      </w:pPr>
+      <w:r>
+        <w:rPr>
+          <w:rFonts w:ascii="Times New Roman" w:hAnsi="Times New Roman" w:cs="Times New Roman"/>
+        </w:rPr>
+        <w:t>Round env_tx50000_load4000 done in 173.13s | succ=50000, fail=0, TPS=288.79, avg=6923.7ms, p95=12425.5ms, p99=13570.9ms</w:t>
+      </w:r>
+    </w:p>
+    <w:p>
+      <w:pPr>
+        <w:rPr>
+          <w:rFonts w:ascii="Times New Roman" w:hAnsi="Times New Roman" w:cs="Times New Roman"/>
+        </w:rPr>
+      </w:pPr>
+      <w:r>
+        <w:rPr>
+          <w:rFonts w:ascii="Times New Roman" w:hAnsi="Times New Roman" w:cs="Times New Roman"/>
+        </w:rPr>
+        <w:t>Round env_tx50000_load4000 done in 173.16s | succ=50000, fail=0, TPS=288.74, avg=6923.7ms, p95=12425.5ms, p99=13570.9ms</w:t>
+      </w:r>
+    </w:p>
+    <w:p>
+      <w:pPr>
+        <w:rPr>
+          <w:rFonts w:ascii="Times New Roman" w:hAnsi="Times New Roman" w:cs="Times New Roman"/>
+        </w:rPr>
+      </w:pPr>
+      <w:r>
+        <w:rPr>
+          <w:rFonts w:ascii="Times New Roman" w:hAnsi="Times New Roman" w:cs="Times New Roman"/>
+        </w:rPr>
+        <w:t>Round env_tx50000_load4000 done in 173.19s | succ=50000, fail=0, TPS=288.70, avg=6923.7ms, p95=12425.5ms, p99=13570.9ms</w:t>
+      </w:r>
+    </w:p>
+    <w:p>
+      <w:pPr>
+        <w:rPr>
+          <w:rFonts w:ascii="Times New Roman" w:hAnsi="Times New Roman" w:cs="Times New Roman"/>
+        </w:rPr>
+      </w:pPr>
+      <w:r>
+        <w:rPr>
+          <w:rFonts w:ascii="Times New Roman" w:hAnsi="Times New Roman" w:cs="Times New Roman"/>
+        </w:rPr>
+        <w:t>Round env_tx50000_load4000 done in 173.22s | succ=50000, fail=0, TPS=288.65, avg=6923.7ms, p95=12425.5ms, p99=13570.9ms</w:t>
+      </w:r>
+    </w:p>
+    <w:p>
+      <w:pPr>
+        <w:rPr>
+          <w:rFonts w:ascii="Times New Roman" w:hAnsi="Times New Roman" w:cs="Times New Roman"/>
+        </w:rPr>
+      </w:pPr>
+      <w:r>
+        <w:rPr>
+          <w:rFonts w:ascii="Times New Roman" w:hAnsi="Times New Roman" w:cs="Times New Roman"/>
+        </w:rPr>
+        <w:t>Round env_tx50000_load4000 done in 173.25s | succ=50000, fail=0, TPS=288.60, avg=6923.7ms, p95=12425.5ms, p99=13570.9ms</w:t>
+      </w:r>
+    </w:p>
+    <w:p>
+      <w:pPr>
+        <w:rPr>
+          <w:rFonts w:ascii="Times New Roman" w:hAnsi="Times New Roman" w:cs="Times New Roman"/>
+        </w:rPr>
+      </w:pPr>
+      <w:r>
+        <w:rPr>
+          <w:rFonts w:ascii="Times New Roman" w:hAnsi="Times New Roman" w:cs="Times New Roman"/>
+        </w:rPr>
+        <w:t>Round env_tx50000_load4000 done in 173.28s | succ=50000, fail=0, TPS=288.55, avg=6923.7ms, p95=12425.5ms, p99=13570.9ms</w:t>
+      </w:r>
+    </w:p>
+    <w:p>
+      <w:pPr>
+        <w:rPr>
+          <w:rFonts w:ascii="Times New Roman" w:hAnsi="Times New Roman" w:cs="Times New Roman"/>
+        </w:rPr>
+      </w:pPr>
+      <w:r>
+        <w:rPr>
+          <w:rFonts w:ascii="Times New Roman" w:hAnsi="Times New Roman" w:cs="Times New Roman"/>
+        </w:rPr>
+        <w:t>Round env_tx50000_load4000 done in 173.31s | succ=50000, fail=0, TPS=288.50, avg=6923.7ms, p95=12425.5ms, p99=13570.9ms</w:t>
+      </w:r>
+    </w:p>
+    <w:p>
+      <w:pPr>
+        <w:rPr>
+          <w:rFonts w:ascii="Times New Roman" w:hAnsi="Times New Roman" w:cs="Times New Roman"/>
+        </w:rPr>
+      </w:pPr>
+      <w:r>
+        <w:rPr>
+          <w:rFonts w:ascii="Times New Roman" w:hAnsi="Times New Roman" w:cs="Times New Roman"/>
+        </w:rPr>
+        <w:t>Round env_tx50000_load4000 done in 173.34s | succ=50000, fail=0, TPS=288.45, avg=6923.7ms, p95=12425.5ms, p99=13570.9ms</w:t>
+      </w:r>
+    </w:p>
+    <w:p>
+      <w:pPr>
+        <w:rPr>
+          <w:rFonts w:ascii="Times New Roman" w:hAnsi="Times New Roman" w:cs="Times New Roman"/>
+        </w:rPr>
+      </w:pPr>
+      <w:r>
+        <w:rPr>
+          <w:rFonts w:ascii="Times New Roman" w:hAnsi="Times New Roman" w:cs="Times New Roman"/>
+        </w:rPr>
+        <w:t>Round env_tx50000_load4000 done in 173.37s | succ=50000, fail=0, TPS=288.40, avg=6923.7ms, p95=12425.5ms, p99=13570.9ms</w:t>
+      </w:r>
+    </w:p>
+    <w:p>
+      <w:pPr>
+        <w:rPr>
+          <w:rFonts w:ascii="Times New Roman" w:hAnsi="Times New Roman" w:cs="Times New Roman"/>
+        </w:rPr>
+      </w:pPr>
+      <w:r>
+        <w:rPr>
+          <w:rFonts w:ascii="Times New Roman" w:hAnsi="Times New Roman" w:cs="Times New Roman"/>
+        </w:rPr>
+        <w:t>Round env_tx50000_load4000 done in 173.41s | succ=50000, fail=0, TPS=288.34, avg=6923.7ms, p95=12425.5ms, p99=13570.9ms</w:t>
+      </w:r>
+    </w:p>
+    <w:p>
+      <w:pPr>
+        <w:rPr>
+          <w:rFonts w:ascii="Times New Roman" w:hAnsi="Times New Roman" w:cs="Times New Roman"/>
+        </w:rPr>
+      </w:pPr>
+      <w:r>
+        <w:rPr>
+          <w:rFonts w:ascii="Times New Roman" w:hAnsi="Times New Roman" w:cs="Times New Roman"/>
+        </w:rPr>
+        <w:t>Round env_tx50000_load4000 done in 173.44s | succ=50000, fail=0, TPS=288.29, avg=6923.7ms, p95=12425.5ms, p99=13570.9ms</w:t>
+      </w:r>
+    </w:p>
+    <w:p>
+      <w:pPr>
+        <w:rPr>
+          <w:rFonts w:ascii="Times New Roman" w:hAnsi="Times New Roman" w:cs="Times New Roman"/>
+        </w:rPr>
+      </w:pPr>
+      <w:r>
+        <w:rPr>
+          <w:rFonts w:ascii="Times New Roman" w:hAnsi="Times New Roman" w:cs="Times New Roman"/>
+        </w:rPr>
+        <w:t>Round env_tx50000_load4000 done in 173.46s | succ=50000, fail=0, TPS=288.24, avg=6923.7ms, p95=12425.5ms, p99=13570.9ms</w:t>
+      </w:r>
+    </w:p>
+    <w:p>
+      <w:pPr>
+        <w:rPr>
+          <w:rFonts w:ascii="Times New Roman" w:hAnsi="Times New Roman" w:cs="Times New Roman"/>
+        </w:rPr>
+      </w:pPr>
+      <w:r>
+        <w:rPr>
+          <w:rFonts w:ascii="Times New Roman" w:hAnsi="Times New Roman" w:cs="Times New Roman"/>
+        </w:rPr>
+        <w:t>Round env_tx50000_load4000 done in 173.49s | succ=50000, fail=0, TPS=288.19, avg=6923.7ms, p95=12425.5ms, p99=13570.9ms</w:t>
+      </w:r>
+    </w:p>
+    <w:p>
+      <w:pPr>
+        <w:rPr>
+          <w:rFonts w:ascii="Times New Roman" w:hAnsi="Times New Roman" w:cs="Times New Roman"/>
+        </w:rPr>
+      </w:pPr>
+      <w:r>
+        <w:rPr>
+          <w:rFonts w:ascii="Times New Roman" w:hAnsi="Times New Roman" w:cs="Times New Roman"/>
+        </w:rPr>
+        <w:lastRenderedPageBreak/>
+        <w:t>Round env_tx50000_load4000 done in 173.52s | succ=50000, fail=0, TPS=288.15, avg=6923.7ms, p95=12425.5ms, p99=13570.9ms</w:t>
+      </w:r>
+    </w:p>
+    <w:p>
+      <w:pPr>
+        <w:rPr>
+          <w:rFonts w:ascii="Times New Roman" w:hAnsi="Times New Roman" w:cs="Times New Roman"/>
+        </w:rPr>
+      </w:pPr>
+      <w:r>
+        <w:rPr>
+          <w:rFonts w:ascii="Times New Roman" w:hAnsi="Times New Roman" w:cs="Times New Roman"/>
+        </w:rPr>
+        <w:t>Round env_tx50000_load4000 done in 173.55s | succ=50000, fail=0, TPS=288.10, avg=6923.7ms, p95=12425.5ms, p99=13570.9ms</w:t>
+      </w:r>
+    </w:p>
+    <w:p>
+      <w:pPr>
+        <w:rPr>
+          <w:rFonts w:ascii="Times New Roman" w:hAnsi="Times New Roman" w:cs="Times New Roman"/>
+        </w:rPr>
+      </w:pPr>
+      <w:r>
+        <w:rPr>
+          <w:rFonts w:ascii="Times New Roman" w:hAnsi="Times New Roman" w:cs="Times New Roman"/>
+        </w:rPr>
+        <w:t>Round env_tx50000_load4000 done in 173.58s | succ=50000, fail=0, TPS=288.06, avg=6923.7ms, p95=12425.5ms, p99=13570.9ms</w:t>
+      </w:r>
+    </w:p>
+    <w:p>
+      <w:pPr>
+        <w:rPr>
+          <w:rFonts w:ascii="Times New Roman" w:hAnsi="Times New Roman" w:cs="Times New Roman"/>
+        </w:rPr>
+      </w:pPr>
+      <w:r>
+        <w:rPr>
+          <w:rFonts w:ascii="Times New Roman" w:hAnsi="Times New Roman" w:cs="Times New Roman"/>
+        </w:rPr>
+        <w:t>Round env_tx50000_load4000 done in 173.61s | succ=50000, fail=0, TPS=288.00, avg=6923.7ms, p95=12425.5ms, p99=13570.9ms</w:t>
+      </w:r>
+    </w:p>
+    <w:p>
+      <w:pPr>
+        <w:rPr>
+          <w:rFonts w:ascii="Times New Roman" w:hAnsi="Times New Roman" w:cs="Times New Roman"/>
+        </w:rPr>
+      </w:pPr>
+      <w:r>
+        <w:rPr>
+          <w:rFonts w:ascii="Times New Roman" w:hAnsi="Times New Roman" w:cs="Times New Roman"/>
+        </w:rPr>
+        <w:t>Round env_tx50000_load4000 done in 173.63s | succ=50000, fail=0, TPS=287.96, avg=6923.7ms, p95=12425.5ms, p99=13570.9ms</w:t>
+      </w:r>
+    </w:p>
+    <w:p>
+      <w:pPr>
+        <w:rPr>
+          <w:rFonts w:ascii="Times New Roman" w:hAnsi="Times New Roman" w:cs="Times New Roman"/>
+        </w:rPr>
+      </w:pPr>
+      <w:r>
+        <w:rPr>
+          <w:rFonts w:ascii="Times New Roman" w:hAnsi="Times New Roman" w:cs="Times New Roman"/>
+        </w:rPr>
+        <w:t>Round env_tx50000_load4000 done in 173.67s | succ=50000, fail=0, TPS=287.91, avg=6923.7ms, p95=12425.5ms, p99=13570.9ms</w:t>
+      </w:r>
+    </w:p>
+    <w:p>
+      <w:pPr>
+        <w:rPr>
+          <w:rFonts w:ascii="Times New Roman" w:hAnsi="Times New Roman" w:cs="Times New Roman"/>
+        </w:rPr>
+      </w:pPr>
+      <w:r>
+        <w:rPr>
+          <w:rFonts w:ascii="Times New Roman" w:hAnsi="Times New Roman" w:cs="Times New Roman"/>
+        </w:rPr>
+        <w:t>Round env_tx50000_load4000 done in 173.69s | succ=50000, fail=0, TPS=287.87, avg=6923.7ms, p95=12425.5ms, p99=13570.9ms</w:t>
+      </w:r>
+    </w:p>
+    <w:p>
+      <w:pPr>
+        <w:rPr>
+          <w:rFonts w:ascii="Times New Roman" w:hAnsi="Times New Roman" w:cs="Times New Roman"/>
+        </w:rPr>
+      </w:pPr>
+      <w:r>
+        <w:rPr>
+          <w:rFonts w:ascii="Times New Roman" w:hAnsi="Times New Roman" w:cs="Times New Roman"/>
+        </w:rPr>
+        <w:t>Round env_tx50000_load4000 done in 173.72s | succ=50000, fail=0, TPS=287.82, avg=6923.7ms, p95=12425.5ms, p99=13570.9ms</w:t>
+      </w:r>
+    </w:p>
+    <w:p>
+      <w:pPr>
+        <w:rPr>
+          <w:rFonts w:ascii="Times New Roman" w:hAnsi="Times New Roman" w:cs="Times New Roman"/>
+        </w:rPr>
+      </w:pPr>
+      <w:r>
+        <w:rPr>
+          <w:rFonts w:ascii="Times New Roman" w:hAnsi="Times New Roman" w:cs="Times New Roman"/>
+        </w:rPr>
+        <w:t>Round env_tx50000_load4000 done in 173.75s | succ=50000, fail=0, TPS=287.78, avg=6923.7ms, p95=12425.5ms, p99=13570.9ms</w:t>
+      </w:r>
+    </w:p>
+    <w:p>
+      <w:pPr>
+        <w:rPr>
+          <w:rFonts w:ascii="Times New Roman" w:hAnsi="Times New Roman" w:cs="Times New Roman"/>
+        </w:rPr>
+      </w:pPr>
+      <w:r>
+        <w:rPr>
+          <w:rFonts w:ascii="Times New Roman" w:hAnsi="Times New Roman" w:cs="Times New Roman"/>
+        </w:rPr>
+        <w:t>Round env_tx50000_load4000 done in 173.77s | succ=50000, fail=0, TPS=287.73, avg=6923.7ms, p95=12425.5ms, p99=13570.9ms</w:t>
+      </w:r>
+    </w:p>
+    <w:p>
+      <w:pPr>
+        <w:rPr>
+          <w:rFonts w:ascii="Times New Roman" w:hAnsi="Times New Roman" w:cs="Times New Roman"/>
+        </w:rPr>
+      </w:pPr>
+      <w:r>
+        <w:rPr>
+          <w:rFonts w:ascii="Times New Roman" w:hAnsi="Times New Roman" w:cs="Times New Roman"/>
+        </w:rPr>
+        <w:t>Round env_tx50000_load4000 done in 173.80s | succ=50000, fail=0, TPS=287.69, avg=6923.7ms, p95=12425.5ms, p99=13570.9ms</w:t>
+      </w:r>
+    </w:p>
+    <w:p>
+      <w:pPr>
+        <w:rPr>
+          <w:rFonts w:ascii="Times New Roman" w:hAnsi="Times New Roman" w:cs="Times New Roman"/>
+        </w:rPr>
+      </w:pPr>
+      <w:r>
+        <w:rPr>
+          <w:rFonts w:ascii="Times New Roman" w:hAnsi="Times New Roman" w:cs="Times New Roman"/>
+        </w:rPr>
+        <w:t>Round env_tx50000_load4000 done in 173.83s | succ=50000, fail=0, TPS=287.64, avg=6923.7ms, p95=12425.5ms, p99=13570.9ms</w:t>
+      </w:r>
+    </w:p>
+    <w:p>
+      <w:pPr>
+        <w:rPr>
+          <w:rFonts w:ascii="Times New Roman" w:hAnsi="Times New Roman" w:cs="Times New Roman"/>
+        </w:rPr>
+      </w:pPr>
+      <w:r>
+        <w:rPr>
+          <w:rFonts w:ascii="Times New Roman" w:hAnsi="Times New Roman" w:cs="Times New Roman"/>
+        </w:rPr>
+        <w:t>Round env_tx50000_load4000 done in 173.85s | succ=50000, fail=0, TPS=287.60, avg=6923.7ms, p95=12425.5ms, p99=13570.9ms</w:t>
+      </w:r>
+    </w:p>
+    <w:p>
+      <w:pPr>
+        <w:rPr>
+          <w:rFonts w:ascii="Times New Roman" w:hAnsi="Times New Roman" w:cs="Times New Roman"/>
+        </w:rPr>
+      </w:pPr>
+      <w:r>
+        <w:rPr>
+          <w:rFonts w:ascii="Times New Roman" w:hAnsi="Times New Roman" w:cs="Times New Roman"/>
+        </w:rPr>
+        <w:t>Round env_tx50000_load4000 done in 173.88s | succ=50000, fail=0, TPS=287.55, avg=6923.7ms, p95=12425.5ms, p99=13570.9ms</w:t>
+      </w:r>
+    </w:p>
+    <w:p>
+      <w:pPr>
+        <w:rPr>
+          <w:rFonts w:ascii="Times New Roman" w:hAnsi="Times New Roman" w:cs="Times New Roman"/>
+        </w:rPr>
+      </w:pPr>
+      <w:r>
+        <w:rPr>
+          <w:rFonts w:ascii="Times New Roman" w:hAnsi="Times New Roman" w:cs="Times New Roman"/>
+        </w:rPr>
+        <w:t>Round env_tx50000_load4000 done in 173.91s | succ=50000, fail=0, TPS=287.51, avg=6923.7ms, p95=12425.5ms, p99=13570.9ms</w:t>
+      </w:r>
+    </w:p>
+    <w:p>
+      <w:pPr>
+        <w:rPr>
+          <w:rFonts w:ascii="Times New Roman" w:hAnsi="Times New Roman" w:cs="Times New Roman"/>
+        </w:rPr>
+      </w:pPr>
+      <w:r>
+        <w:rPr>
+          <w:rFonts w:ascii="Times New Roman" w:hAnsi="Times New Roman" w:cs="Times New Roman"/>
+        </w:rPr>
+        <w:t>Round env_tx50000_load4000 done in 173.94s | succ=50000, fail=0, TPS=287.46, avg=6923.7ms, p95=12425.5ms, p99=13570.9ms</w:t>
+      </w:r>
+    </w:p>
+    <w:p>
+      <w:pPr>
+        <w:rPr>
+          <w:rFonts w:ascii="Times New Roman" w:hAnsi="Times New Roman" w:cs="Times New Roman"/>
+        </w:rPr>
+      </w:pPr>
+      <w:r>
+        <w:rPr>
+          <w:rFonts w:ascii="Times New Roman" w:hAnsi="Times New Roman" w:cs="Times New Roman"/>
+        </w:rPr>
+        <w:t>Round env_tx50000_load4000 done in 173.97s | succ=50000, fail=0, TPS=287.41, avg=6923.7ms, p95=12425.5ms, p99=13570.9ms</w:t>
+      </w:r>
+    </w:p>
+    <w:p>
+      <w:pPr>
+        <w:rPr>
+          <w:rFonts w:ascii="Times New Roman" w:hAnsi="Times New Roman" w:cs="Times New Roman"/>
+        </w:rPr>
+      </w:pPr>
+      <w:r>
+        <w:rPr>
+          <w:rFonts w:ascii="Times New Roman" w:hAnsi="Times New Roman" w:cs="Times New Roman"/>
+        </w:rPr>
+        <w:t>Round env_tx50000_load4000 done in 173.99s | succ=50000, fail=0, TPS=287.37, avg=6923.7ms, p95=12425.5ms, p99=13570.9ms</w:t>
+      </w:r>
+    </w:p>
+    <w:p>
+      <w:pPr>
+        <w:rPr>
+          <w:rFonts w:ascii="Times New Roman" w:hAnsi="Times New Roman" w:cs="Times New Roman"/>
+        </w:rPr>
+      </w:pPr>
+      <w:r>
+        <w:rPr>
+          <w:rFonts w:ascii="Times New Roman" w:hAnsi="Times New Roman" w:cs="Times New Roman"/>
+        </w:rPr>
+        <w:t>Round env_tx50000_load4000 done in 174.02s | succ=50000, fail=0, TPS=287.32, avg=6923.7ms, p95=12425.5ms, p99=13570.9ms</w:t>
+      </w:r>
+    </w:p>
+    <w:p>
+      <w:pPr>
+        <w:rPr>
+          <w:rFonts w:ascii="Times New Roman" w:hAnsi="Times New Roman" w:cs="Times New Roman"/>
+        </w:rPr>
+      </w:pPr>
+      <w:r>
+        <w:rPr>
+          <w:rFonts w:ascii="Times New Roman" w:hAnsi="Times New Roman" w:cs="Times New Roman"/>
+        </w:rPr>
+        <w:t>Round env_tx50000_load4000 done in 174.05s | succ=50000, fail=0, TPS=287.27, avg=6923.7ms, p95=12425.5ms, p99=13570.9ms</w:t>
+      </w:r>
+    </w:p>
+    <w:p>
+      <w:pPr>
+        <w:rPr>
+          <w:rFonts w:ascii="Times New Roman" w:hAnsi="Times New Roman" w:cs="Times New Roman"/>
+        </w:rPr>
+      </w:pPr>
+      <w:r>
+        <w:rPr>
+          <w:rFonts w:ascii="Times New Roman" w:hAnsi="Times New Roman" w:cs="Times New Roman"/>
+        </w:rPr>
+        <w:lastRenderedPageBreak/>
+        <w:t>Round env_tx50000_load4000 done in 174.08s | succ=50000, fail=0, TPS=287.22, avg=6923.7ms, p95=12425.5ms, p99=13570.9ms</w:t>
+      </w:r>
+    </w:p>
+    <w:p>
+      <w:pPr>
+        <w:rPr>
+          <w:rFonts w:ascii="Times New Roman" w:hAnsi="Times New Roman" w:cs="Times New Roman"/>
+        </w:rPr>
+      </w:pPr>
+      <w:r>
+        <w:rPr>
+          <w:rFonts w:ascii="Times New Roman" w:hAnsi="Times New Roman" w:cs="Times New Roman"/>
+        </w:rPr>
+        <w:t>Round env_tx50000_load4000 done in 174.11s | succ=50000, fail=0, TPS=287.18, avg=6923.7ms, p95=12425.5ms, p99=13570.9ms</w:t>
+      </w:r>
+    </w:p>
+    <w:p>
+      <w:pPr>
+        <w:rPr>
+          <w:rFonts w:ascii="Times New Roman" w:hAnsi="Times New Roman" w:cs="Times New Roman"/>
+        </w:rPr>
+      </w:pPr>
+    </w:p>
+    <w:p>
+      <w:pPr>
+        <w:rPr>
+          <w:rFonts w:ascii="Times New Roman" w:hAnsi="Times New Roman" w:cs="Times New Roman"/>
+        </w:rPr>
+      </w:pPr>
+      <w:r>
+        <w:rPr>
+          <w:rFonts w:ascii="Times New Roman" w:hAnsi="Times New Roman" w:cs="Times New Roman"/>
+        </w:rPr>
         <w:t>=== Summary ===</w:t>
       </w:r>
     </w:p>
     <w:p>
-      <w:r>
-        <w:t>recordvote_10: tx=10, load=10, conc=10, TPS=54.76, avg=164.7ms, p95=182.4ms, p99=182.4ms, succ=10, fail=0</w:t>
-      </w:r>
-    </w:p>
-    <w:p>
-      <w:r>
-        <w:t>recordvote_100: tx=100, load=100, conc=100, TPS=193.82, avg=375.8ms, p95=484.6ms, p99=499.1ms, succ=100, fail=0</w:t>
-      </w:r>
-    </w:p>
-    <w:p>
-      <w:r>
-        <w:t>recordvote_1000: tx=1000, load=1000, conc=1000, TPS=272.75, avg=2077.3ms, p95=2914.5ms, p99=3440.1ms, succ=1000, fail=0</w:t>
-      </w:r>
-    </w:p>
-    <w:p>
-      <w:r>
-        <w:t>recordvote_10000_tps2500: tx=10000, load=2500, conc=1024, TPS=292.96, avg=3323.0ms, p95=5980.6ms, p99=6546.4ms, succ=10000, fail=0</w:t>
-      </w:r>
-    </w:p>
-    <w:p>
-      <w:r>
-        <w:t>recordvote_10000_tps5000: tx=10000, load=5000, conc=1024, TPS=295.95, avg=3291.0ms, p95=5872.1ms, p99=6600.1ms, succ=10000, fail=0</w:t>
-      </w:r>
-    </w:p>
-    <w:p>
-      <w:r>
-        <w:t>recordvote_50000_tps5000: tx=50000, load=5000, conc=1024, TPS=294.60, avg=3423.3ms, p95=6056.6ms, p99=6458.5ms, succ=50000, fail=0</w:t>
-      </w:r>
-    </w:p>
-    <w:p>
-      <w:r>
-        <w:t>recordvote_50000_tps10000: tx=50000, load=10000, conc=1024, TPS=295.01, avg=3420.1ms, p95=6107.4ms, p99=6374.3ms, succ=50000, fail=0</w:t>
-      </w:r>
-    </w:p>
-    <w:p/>
-    <w:p/>
-    <w:p/>
-    <w:p/>
-    <w:p/>
-    <w:p/>
-    <w:p/>
-    <w:p/>
-    <w:p/>
-    <w:p/>
-    <w:p/>
-    <w:p/>
-    <w:p/>
-    <w:p/>
-    <w:p/>
-    <w:p/>
-    <w:p/>
-    <w:p/>
-    <w:p/>
-    <w:p>
-      <w:r>
-        <w:t>ubuntu@Himanshu-Sharma:~/fab-election-bench/node-bft-client$ MAX_CONCURRENCY=2048 TX=50000 LOAD=4000 node recordvote-client.js</w:t>
-      </w:r>
-    </w:p>
-    <w:p>
-      <w:r>
-        <w:t>Loaded voters=2326, candidates=1478, booths=905</w:t>
-      </w:r>
-    </w:p>
-    <w:p/>
-    <w:p>
-      <w:r>
-        <w:t>=== Round env_tx50000_load4000: tx=50000, targetLoad=4000, concurrency=2048 ===</w:t>
-      </w:r>
-    </w:p>
-    <w:p>
-      <w:r>
-        <w:t>Round env_tx50000_load4000 done in 172.66s | succ=50000, fail=0, TPS=289.58, avg=6923.7ms, p95=12425.5ms, p99=13570.9ms</w:t>
-      </w:r>
-    </w:p>
-    <w:p>
-      <w:r>
-        <w:t>Round env_tx50000_load4000 done in 172.69s | succ=50000, fail=0, TPS=289.53, avg=6923.7ms, p95=12425.5ms, p99=13570.9ms</w:t>
-      </w:r>
-    </w:p>
-    <w:p>
-      <w:r>
-        <w:t>Round env_tx50000_load4000 done in 172.72s | succ=50000, fail=0, TPS=289.48, avg=6923.7ms, p95=12425.5ms, p99=13570.9ms</w:t>
-      </w:r>
-    </w:p>
-    <w:p>
-      <w:r>
-        <w:t>Round env_tx50000_load4000 done in 172.75s | succ=50000, fail=0, TPS=289.44, avg=6923.7ms, p95=12425.5ms, p99=13570.9ms</w:t>
-      </w:r>
-    </w:p>
-    <w:p>
-      <w:r>
-        <w:t>Round env_tx50000_load4000 done in 172.78s | succ=50000, fail=0, TPS=289.39, avg=6923.7ms, p95=12425.5ms, p99=13570.9ms</w:t>
-      </w:r>
-    </w:p>
-    <w:p>
-      <w:r>
-        <w:t>Round env_tx50000_load4000 done in 172.81s | succ=50000, fail=0, TPS=289.34, avg=6923.7ms, p95=12425.5ms, p99=13570.9ms</w:t>
-      </w:r>
-    </w:p>
-    <w:p>
-      <w:r>
-        <w:t>Round env_tx50000_load4000 done in 172.84s | succ=50000, fail=0, TPS=289.29, avg=6923.7ms, p95=12425.5ms, p99=13570.9ms</w:t>
-      </w:r>
-    </w:p>
-    <w:p>
-      <w:r>
-        <w:t>Round env_tx50000_load4000 done in 172.86s | succ=50000, fail=0, TPS=289.24, avg=6923.7ms, p95=12425.5ms, p99=13570.9ms</w:t>
-      </w:r>
-    </w:p>
-    <w:p>
-      <w:r>
-        <w:t>Round env_tx50000_load4000 done in 172.90s | succ=50000, fail=0, TPS=289.19, avg=6923.7ms, p95=12425.5ms, p99=13570.9ms</w:t>
-      </w:r>
-    </w:p>
-    <w:p>
-      <w:r>
-        <w:t>Round env_tx50000_load4000 done in 172.93s | succ=50000, fail=0, TPS=289.14, avg=6923.7ms, p95=12425.5ms, p99=13570.9ms</w:t>
-      </w:r>
-    </w:p>
-    <w:p>
-      <w:r>
-        <w:t>Round env_tx50000_load4000 done in 172.96s | succ=50000, fail=0, TPS=289.09, avg=6923.7ms, p95=12425.5ms, p99=13570.9ms</w:t>
-      </w:r>
-    </w:p>
-    <w:p>
-      <w:r>
-        <w:t>Round env_tx50000_load4000 done in 172.99s | succ=50000, fail=0, TPS=289.04, avg=6923.7ms, p95=12425.5ms, p99=13570.9ms</w:t>
-      </w:r>
-    </w:p>
-    <w:p>
-      <w:r>
-        <w:t>Round env_tx50000_load4000 done in 173.02s | succ=50000, fail=0, TPS=288.99, avg=6923.7ms, p95=12425.5ms, p99=13570.9ms</w:t>
-      </w:r>
-    </w:p>
-    <w:p>
-      <w:r>
-        <w:t>Round env_tx50000_load4000 done in 173.05s | succ=50000, fail=0, TPS=288.94, avg=6923.7ms, p95=12425.5ms, p99=13570.9ms</w:t>
-      </w:r>
-    </w:p>
-    <w:p>
-      <w:r>
-        <w:t>Round env_tx50000_load4000 done in 173.07s | succ=50000, fail=0, TPS=288.89, avg=6923.7ms, p95=12425.5ms, p99=13570.9ms</w:t>
-      </w:r>
-    </w:p>
-    <w:p>
-      <w:r>
-        <w:lastRenderedPageBreak/>
-        <w:t>Round env_tx50000_load4000 done in 173.11s | succ=50000, fail=0, TPS=288.84, avg=6923.7ms, p95=12425.5ms, p99=13570.9ms</w:t>
-      </w:r>
-    </w:p>
-    <w:p>
-      <w:r>
-        <w:t>Round env_tx50000_load4000 done in 173.13s | succ=50000, fail=0, TPS=288.79, avg=6923.7ms, p95=12425.5ms, p99=13570.9ms</w:t>
-      </w:r>
-    </w:p>
-    <w:p>
-      <w:r>
-        <w:t>Round env_tx50000_load4000 done in 173.16s | succ=50000, fail=0, TPS=288.74, avg=6923.7ms, p95=12425.5ms, p99=13570.9ms</w:t>
-      </w:r>
-    </w:p>
-    <w:p>
-      <w:r>
-        <w:t>Round env_tx50000_load4000 done in 173.19s | succ=50000, fail=0, TPS=288.70, avg=6923.7ms, p95=12425.5ms, p99=13570.9ms</w:t>
-      </w:r>
-    </w:p>
-    <w:p>
-      <w:r>
-        <w:t>Round env_tx50000_load4000 done in 173.22s | succ=50000, fail=0, TPS=288.65, avg=6923.7ms, p95=12425.5ms, p99=13570.9ms</w:t>
-      </w:r>
-    </w:p>
-    <w:p>
-      <w:r>
-        <w:t>Round env_tx50000_load4000 done in 173.25s | succ=50000, fail=0, TPS=288.60, avg=6923.7ms, p95=12425.5ms, p99=13570.9ms</w:t>
-      </w:r>
-    </w:p>
-    <w:p>
-      <w:r>
-        <w:t>Round env_tx50000_load4000 done in 173.28s | succ=50000, fail=0, TPS=288.55, avg=6923.7ms, p95=12425.5ms, p99=13570.9ms</w:t>
-      </w:r>
-    </w:p>
-    <w:p>
-      <w:r>
-        <w:t>Round env_tx50000_load4000 done in 173.31s | succ=50000, fail=0, TPS=288.50, avg=6923.7ms, p95=12425.5ms, p99=13570.9ms</w:t>
-      </w:r>
-    </w:p>
-    <w:p>
-      <w:r>
-        <w:t>Round env_tx50000_load4000 done in 173.34s | succ=50000, fail=0, TPS=288.45, avg=6923.7ms, p95=12425.5ms, p99=13570.9ms</w:t>
-      </w:r>
-    </w:p>
-    <w:p>
-      <w:r>
-        <w:t>Round env_tx50000_load4000 done in 173.37s | succ=50000, fail=0, TPS=288.40, avg=6923.7ms, p95=12425.5ms, p99=13570.9ms</w:t>
-      </w:r>
-    </w:p>
-    <w:p>
-      <w:r>
-        <w:t>Round env_tx50000_load4000 done in 173.41s | succ=50000, fail=0, TPS=288.34, avg=6923.7ms, p95=12425.5ms, p99=13570.9ms</w:t>
-      </w:r>
-    </w:p>
-    <w:p>
-      <w:r>
-        <w:t>Round env_tx50000_load4000 done in 173.44s | succ=50000, fail=0, TPS=288.29, avg=6923.7ms, p95=12425.5ms, p99=13570.9ms</w:t>
-      </w:r>
-    </w:p>
-    <w:p>
-      <w:r>
-        <w:t>Round env_tx50000_load4000 done in 173.46s | succ=50000, fail=0, TPS=288.24, avg=6923.7ms, p95=12425.5ms, p99=13570.9ms</w:t>
-      </w:r>
-    </w:p>
-    <w:p>
-      <w:r>
-        <w:t>Round env_tx50000_load4000 done in 173.49s | succ=50000, fail=0, TPS=288.19, avg=6923.7ms, p95=12425.5ms, p99=13570.9ms</w:t>
-      </w:r>
-    </w:p>
-    <w:p>
-      <w:r>
-        <w:t>Round env_tx50000_load4000 done in 173.52s | succ=50000, fail=0, TPS=288.15, avg=6923.7ms, p95=12425.5ms, p99=13570.9ms</w:t>
-      </w:r>
-    </w:p>
-    <w:p>
-      <w:r>
-        <w:t>Round env_tx50000_load4000 done in 173.55s | succ=50000, fail=0, TPS=288.10, avg=6923.7ms, p95=12425.5ms, p99=13570.9ms</w:t>
-      </w:r>
-    </w:p>
-    <w:p>
-      <w:r>
-        <w:t>Round env_tx50000_load4000 done in 173.58s | succ=50000, fail=0, TPS=288.06, avg=6923.7ms, p95=12425.5ms, p99=13570.9ms</w:t>
-      </w:r>
-    </w:p>
-    <w:p>
-      <w:r>
-        <w:t>Round env_tx50000_load4000 done in 173.61s | succ=50000, fail=0, TPS=288.00, avg=6923.7ms, p95=12425.5ms, p99=13570.9ms</w:t>
-      </w:r>
-    </w:p>
-    <w:p>
-      <w:r>
-        <w:t>Round env_tx50000_load4000 done in 173.63s | succ=50000, fail=0, TPS=287.96, avg=6923.7ms, p95=12425.5ms, p99=13570.9ms</w:t>
-      </w:r>
-    </w:p>
-    <w:p>
-      <w:r>
-        <w:lastRenderedPageBreak/>
-        <w:t>Round env_tx50000_load4000 done in 173.67s | succ=50000, fail=0, TPS=287.91, avg=6923.7ms, p95=12425.5ms, p99=13570.9ms</w:t>
-      </w:r>
-    </w:p>
-    <w:p>
-      <w:r>
-        <w:t>Round env_tx50000_load4000 done in 173.69s | succ=50000, fail=0, TPS=287.87, avg=6923.7ms, p95=12425.5ms, p99=13570.9ms</w:t>
-      </w:r>
-    </w:p>
-    <w:p>
-      <w:r>
-        <w:t>Round env_tx50000_load4000 done in 173.72s | succ=50000, fail=0, TPS=287.82, avg=6923.7ms, p95=12425.5ms, p99=13570.9ms</w:t>
-      </w:r>
-    </w:p>
-    <w:p>
-      <w:r>
-        <w:t>Round env_tx50000_load4000 done in 173.75s | succ=50000, fail=0, TPS=287.78, avg=6923.7ms, p95=12425.5ms, p99=13570.9ms</w:t>
-      </w:r>
-    </w:p>
-    <w:p>
-      <w:r>
-        <w:t>Round env_tx50000_load4000 done in 173.77s | succ=50000, fail=0, TPS=287.73, avg=6923.7ms, p95=12425.5ms, p99=13570.9ms</w:t>
-      </w:r>
-    </w:p>
-    <w:p>
-      <w:r>
-        <w:t>Round env_tx50000_load4000 done in 173.80s | succ=50000, fail=0, TPS=287.69, avg=6923.7ms, p95=12425.5ms, p99=13570.9ms</w:t>
-      </w:r>
-    </w:p>
-    <w:p>
-      <w:r>
-        <w:t>Round env_tx50000_load4000 done in 173.83s | succ=50000, fail=0, TPS=287.64, avg=6923.7ms, p95=12425.5ms, p99=13570.9ms</w:t>
-      </w:r>
-    </w:p>
-    <w:p>
-      <w:r>
-        <w:t>Round env_tx50000_load4000 done in 173.85s | succ=50000, fail=0, TPS=287.60, avg=6923.7ms, p95=12425.5ms, p99=13570.9ms</w:t>
-      </w:r>
-    </w:p>
-    <w:p>
-      <w:r>
-        <w:t>Round env_tx50000_load4000 done in 173.88s | succ=50000, fail=0, TPS=287.55, avg=6923.7ms, p95=12425.5ms, p99=13570.9ms</w:t>
-      </w:r>
-    </w:p>
-    <w:p>
-      <w:r>
-        <w:t>Round env_tx50000_load4000 done in 173.91s | succ=50000, fail=0, TPS=287.51, avg=6923.7ms, p95=12425.5ms, p99=13570.9ms</w:t>
-      </w:r>
-    </w:p>
-    <w:p>
-      <w:r>
-        <w:t>Round env_tx50000_load4000 done in 173.94s | succ=50000, fail=0, TPS=287.46, avg=6923.7ms, p95=12425.5ms, p99=13570.9ms</w:t>
-      </w:r>
-    </w:p>
-    <w:p>
-      <w:r>
-        <w:t>Round env_tx50000_load4000 done in 173.97s | succ=50000, fail=0, TPS=287.41, avg=6923.7ms, p95=12425.5ms, p99=13570.9ms</w:t>
-      </w:r>
-    </w:p>
-    <w:p>
-      <w:r>
-        <w:t>Round env_tx50000_load4000 done in 173.99s | succ=50000, fail=0, TPS=287.37, avg=6923.7ms, p95=12425.5ms, p99=13570.9ms</w:t>
-      </w:r>
-    </w:p>
-    <w:p>
-      <w:r>
-        <w:t>Round env_tx50000_load4000 done in 174.02s | succ=50000, fail=0, TPS=287.32, avg=6923.7ms, p95=12425.5ms, p99=13570.9ms</w:t>
-      </w:r>
-    </w:p>
-    <w:p>
-      <w:r>
-        <w:t>Round env_tx50000_load4000 done in 174.05s | succ=50000, fail=0, TPS=287.27, avg=6923.7ms, p95=12425.5ms, p99=13570.9ms</w:t>
-      </w:r>
-    </w:p>
-    <w:p>
-      <w:r>
-        <w:t>Round env_tx50000_load4000 done in 174.08s | succ=50000, fail=0, TPS=287.22, avg=6923.7ms, p95=12425.5ms, p99=13570.9ms</w:t>
-      </w:r>
-    </w:p>
-    <w:p>
-      <w:r>
-        <w:t>Round env_tx50000_load4000 done in 174.11s | succ=50000, fail=0, TPS=287.18, avg=6923.7ms, p95=12425.5ms, p99=13570.9ms</w:t>
-      </w:r>
-    </w:p>
-    <w:p/>
-    <w:p>
-      <w:r>
-        <w:t>=== Summary ===</w:t>
-      </w:r>
-    </w:p>
-    <w:p>
-      <w:r>
-        <w:lastRenderedPageBreak/>
+      <w:pPr>
+        <w:rPr>
+          <w:rFonts w:ascii="Times New Roman" w:hAnsi="Times New Roman" w:cs="Times New Roman"/>
+        </w:rPr>
+      </w:pPr>
+      <w:r>
+        <w:rPr>
+          <w:rFonts w:ascii="Times New Roman" w:hAnsi="Times New Roman" w:cs="Times New Roman"/>
+        </w:rPr>
         <w:t>env_tx50000_load4000: tx=50000, load=4000, conc=2048, TPS=289.58, avg=6923.7ms, p95=12425.5ms, p99=13570.9ms, succ=50000, fail=0</w:t>
       </w:r>
     </w:p>
-    <w:p/>
-    <w:p/>
-    <w:p/>
-    <w:p/>
-    <w:p/>
-    <w:p/>
-    <w:p/>
+    <w:p>
+      <w:pPr>
+        <w:rPr>
+          <w:rFonts w:ascii="Times New Roman" w:hAnsi="Times New Roman" w:cs="Times New Roman"/>
+        </w:rPr>
+      </w:pPr>
+    </w:p>
+    <w:p>
+      <w:pPr>
+        <w:rPr>
+          <w:rFonts w:ascii="Times New Roman" w:hAnsi="Times New Roman" w:cs="Times New Roman"/>
+        </w:rPr>
+      </w:pPr>
+    </w:p>
+    <w:p>
+      <w:pPr>
+        <w:rPr>
+          <w:rFonts w:ascii="Times New Roman" w:hAnsi="Times New Roman" w:cs="Times New Roman"/>
+        </w:rPr>
+      </w:pPr>
+    </w:p>
+    <w:p>
+      <w:pPr>
+        <w:rPr>
+          <w:rFonts w:ascii="Times New Roman" w:hAnsi="Times New Roman" w:cs="Times New Roman"/>
+        </w:rPr>
+      </w:pPr>
+    </w:p>
+    <w:p>
+      <w:pPr>
+        <w:rPr>
+          <w:rFonts w:ascii="Times New Roman" w:hAnsi="Times New Roman" w:cs="Times New Roman"/>
+        </w:rPr>
+      </w:pPr>
+    </w:p>
+    <w:p>
+      <w:pPr>
+        <w:rPr>
+          <w:rFonts w:ascii="Times New Roman" w:hAnsi="Times New Roman" w:cs="Times New Roman"/>
+        </w:rPr>
+      </w:pPr>
+    </w:p>
+    <w:p>
+      <w:pPr>
+        <w:rPr>
+          <w:rFonts w:ascii="Times New Roman" w:hAnsi="Times New Roman" w:cs="Times New Roman"/>
+        </w:rPr>
+      </w:pPr>
+    </w:p>
     <w:sectPr>
       <w:pgSz w:w="11906" w:h="16838"/>
       <w:pgMar w:top="1440" w:right="1440" w:bottom="1440" w:left="1440" w:header="708" w:footer="708" w:gutter="0"/>
